--- a/ТЗ сайт инсайд.docx
+++ b/ТЗ сайт инсайд.docx
@@ -1,6 +1,6 @@
 
 <file path=word/document.xml><?xml version="1.0" encoding="utf-8"?>
-<w:document xmlns:wpc="http://schemas.microsoft.com/office/word/2010/wordprocessingCanvas" xmlns:cx="http://schemas.microsoft.com/office/drawing/2014/chartex" xmlns:cx1="http://schemas.microsoft.com/office/drawing/2015/9/8/chartex" xmlns:cx2="http://schemas.microsoft.com/office/drawing/2015/10/21/chartex" xmlns:cx3="http://schemas.microsoft.com/office/drawing/2016/5/9/chartex" xmlns:cx4="http://schemas.microsoft.com/office/drawing/2016/5/10/chartex" xmlns:cx5="http://schemas.microsoft.com/office/drawing/2016/5/11/chartex" xmlns:cx6="http://schemas.microsoft.com/office/drawing/2016/5/12/chartex" xmlns:cx7="http://schemas.microsoft.com/office/drawing/2016/5/13/chartex" xmlns:cx8="http://schemas.microsoft.com/office/drawing/2016/5/14/chartex" xmlns:mc="http://schemas.openxmlformats.org/markup-compatibility/2006" xmlns:m="http://schemas.openxmlformats.org/officeDocument/2006/math" xmlns:aink="http://schemas.microsoft.com/office/drawing/2016/ink" xmlns:am3d="http://schemas.microsoft.com/office/drawing/2017/model3d" xmlns:oel="http://schemas.microsoft.com/office/2019/extlst" xmlns:r="http://schemas.openxmlformats.org/officeDocument/2006/relationships" xmlns:wp14="http://schemas.microsoft.com/office/word/2010/wordprocessingDrawing" xmlns:wp="http://schemas.openxmlformats.org/drawingml/2006/wordprocessingDrawing" xmlns:wpg="http://schemas.microsoft.com/office/word/2010/wordprocessingGroup" xmlns:wpi="http://schemas.microsoft.com/office/word/2010/wordprocessingInk" xmlns:wps="http://schemas.microsoft.com/office/word/2010/wordprocessingShape" xmlns:o="urn:schemas-microsoft-com:office:office" xmlns:v="urn:schemas-microsoft-com:vml" xmlns:w10="urn:schemas-microsoft-com:office:word" xmlns:w="http://schemas.openxmlformats.org/wordprocessingml/2006/main" xmlns:w14="http://schemas.microsoft.com/office/word/2010/wordml" xmlns:w15="http://schemas.microsoft.com/office/word/2012/wordml" xmlns:w16cex="http://schemas.microsoft.com/office/word/2018/wordml/cex" xmlns:w16cid="http://schemas.microsoft.com/office/word/2016/wordml/cid" xmlns:w16="http://schemas.microsoft.com/office/word/2018/wordml" xmlns:w16sdtdh="http://schemas.microsoft.com/office/word/2020/wordml/sdtdatahash" xmlns:w16sdtfl="http://schemas.microsoft.com/office/word/2024/wordml/sdtformatlock" xmlns:w16se="http://schemas.microsoft.com/office/word/2015/wordml/symex" xmlns:w16du="http://schemas.microsoft.com/office/word/2023/wordml/word16du" xmlns:wne="http://schemas.microsoft.com/office/word/2006/wordml" mc:Ignorable="w14 w15 w16se w16cid w16 w16cex w16sdtdh w16sdtfl w16du wp14">
+<w:document xmlns:wpc="http://schemas.microsoft.com/office/word/2010/wordprocessingCanvas" xmlns:cx="http://schemas.microsoft.com/office/drawing/2014/chartex" xmlns:cx1="http://schemas.microsoft.com/office/drawing/2015/9/8/chartex" xmlns:cx2="http://schemas.microsoft.com/office/drawing/2015/10/21/chartex" xmlns:cx3="http://schemas.microsoft.com/office/drawing/2016/5/9/chartex" xmlns:cx4="http://schemas.microsoft.com/office/drawing/2016/5/10/chartex" xmlns:cx5="http://schemas.microsoft.com/office/drawing/2016/5/11/chartex" xmlns:cx6="http://schemas.microsoft.com/office/drawing/2016/5/12/chartex" xmlns:cx7="http://schemas.microsoft.com/office/drawing/2016/5/13/chartex" xmlns:cx8="http://schemas.microsoft.com/office/drawing/2016/5/14/chartex" xmlns:mc="http://schemas.openxmlformats.org/markup-compatibility/2006" xmlns:aink="http://schemas.microsoft.com/office/drawing/2016/ink" xmlns:am3d="http://schemas.microsoft.com/office/drawing/2017/model3d" xmlns:o="urn:schemas-microsoft-com:office:office" xmlns:oel="http://schemas.microsoft.com/office/2019/extlst" xmlns:r="http://schemas.openxmlformats.org/officeDocument/2006/relationships" xmlns:m="http://schemas.openxmlformats.org/officeDocument/2006/math" xmlns:v="urn:schemas-microsoft-com:vml" xmlns:wp14="http://schemas.microsoft.com/office/word/2010/wordprocessingDrawing" xmlns:wp="http://schemas.openxmlformats.org/drawingml/2006/wordprocessingDrawing" xmlns:w10="urn:schemas-microsoft-com:office:word" xmlns:w="http://schemas.openxmlformats.org/wordprocessingml/2006/main" xmlns:w14="http://schemas.microsoft.com/office/word/2010/wordml" xmlns:w15="http://schemas.microsoft.com/office/word/2012/wordml" xmlns:w16cex="http://schemas.microsoft.com/office/word/2018/wordml/cex" xmlns:w16cid="http://schemas.microsoft.com/office/word/2016/wordml/cid" xmlns:w16="http://schemas.microsoft.com/office/word/2018/wordml" xmlns:w16du="http://schemas.microsoft.com/office/word/2023/wordml/word16du" xmlns:w16sdtdh="http://schemas.microsoft.com/office/word/2020/wordml/sdtdatahash" xmlns:w16sdtfl="http://schemas.microsoft.com/office/word/2024/wordml/sdtformatlock" xmlns:w16se="http://schemas.microsoft.com/office/word/2015/wordml/symex" xmlns:wpg="http://schemas.microsoft.com/office/word/2010/wordprocessingGroup" xmlns:wpi="http://schemas.microsoft.com/office/word/2010/wordprocessingInk" xmlns:wne="http://schemas.microsoft.com/office/word/2006/wordml" xmlns:wps="http://schemas.microsoft.com/office/word/2010/wordprocessingShape" mc:Ignorable="w14 w15 w16se w16cid w16 w16cex w16sdtdh w16sdtfl w16du wp14">
   <w:body>
     <w:p>
       <w:pPr>
@@ -21,26 +21,587 @@
     </w:p>
     <w:p>
       <w:pPr>
-        <w:rPr>
-          <w:lang w:val="ru-RU"/>
-        </w:rPr>
-      </w:pPr>
-      <w:r>
-        <w:rPr>
-          <w:lang w:val="ru-RU"/>
-        </w:rPr>
-        <w:t>По времени на скорость</w:t>
-      </w:r>
-      <w:r>
-        <w:rPr>
-          <w:lang w:val="ru-RU"/>
-        </w:rPr>
-        <w:br/>
-        <w:t>до смены проверка на наличие</w:t>
-      </w:r>
-      <w:r>
-        <w:rPr>
-          <w:lang w:val="ru-RU"/>
+        <w:spacing w:after="0"/>
+        <w:rPr>
+          <w:lang w:val="ru-RU"/>
+        </w:rPr>
+      </w:pPr>
+      <w:r>
+        <w:rPr>
+          <w:lang w:val="ru-RU"/>
+        </w:rPr>
+        <w:t xml:space="preserve">1. </w:t>
+      </w:r>
+      <w:r>
+        <w:rPr>
+          <w:lang w:val="ru-RU"/>
+        </w:rPr>
+        <w:t>8</w:t>
+      </w:r>
+      <w:r>
+        <w:rPr>
+          <w:lang w:val="ru-RU"/>
+        </w:rPr>
+        <w:t>:00-08:05</w:t>
+      </w:r>
+      <w:r>
+        <w:rPr>
+          <w:lang w:val="ru-RU"/>
+        </w:rPr>
+        <w:t xml:space="preserve"> </w:t>
+      </w:r>
+      <w:r>
+        <w:rPr>
+          <w:lang w:val="ru-RU"/>
+        </w:rPr>
+        <w:t>утра включить бактерицидные лампы</w:t>
+      </w:r>
+    </w:p>
+    <w:p>
+      <w:pPr>
+        <w:spacing w:after="0"/>
+        <w:rPr>
+          <w:lang w:val="ru-RU"/>
+        </w:rPr>
+      </w:pPr>
+      <w:r>
+        <w:rPr>
+          <w:lang w:val="ru-RU"/>
+        </w:rPr>
+        <w:t xml:space="preserve">2. 08:05 </w:t>
+      </w:r>
+      <w:r>
+        <w:rPr>
+          <w:lang w:val="ru-RU"/>
+        </w:rPr>
+        <w:t>–08:10</w:t>
+      </w:r>
+      <w:r>
+        <w:rPr>
+          <w:lang w:val="ru-RU"/>
+        </w:rPr>
+        <w:t xml:space="preserve"> </w:t>
+      </w:r>
+      <w:r>
+        <w:rPr>
+          <w:lang w:val="ru-RU"/>
+        </w:rPr>
+        <w:t xml:space="preserve">проверка на наличие во всех </w:t>
+      </w:r>
+      <w:r>
+        <w:rPr>
+          <w:lang w:val="ru-RU"/>
+        </w:rPr>
+        <w:t>раковинах:</w:t>
+      </w:r>
+      <w:r>
+        <w:rPr>
+          <w:lang w:val="ru-RU"/>
+        </w:rPr>
+        <w:t xml:space="preserve"> </w:t>
+      </w:r>
+      <w:r>
+        <w:rPr>
+          <w:lang w:val="ru-RU"/>
+        </w:rPr>
+        <w:t>мыло, бум полотенце, туалетная бумага</w:t>
+      </w:r>
+    </w:p>
+    <w:p>
+      <w:pPr>
+        <w:spacing w:after="0"/>
+        <w:rPr>
+          <w:lang w:val="ru-RU"/>
+        </w:rPr>
+      </w:pPr>
+      <w:r>
+        <w:rPr>
+          <w:lang w:val="ru-RU"/>
+        </w:rPr>
+        <w:t xml:space="preserve">3. </w:t>
+      </w:r>
+      <w:r>
+        <w:rPr>
+          <w:lang w:val="ru-RU"/>
+        </w:rPr>
+        <w:t>08:</w:t>
+      </w:r>
+      <w:r>
+        <w:rPr>
+          <w:lang w:val="ru-RU"/>
+        </w:rPr>
+        <w:t>1</w:t>
+      </w:r>
+      <w:r>
+        <w:rPr>
+          <w:lang w:val="ru-RU"/>
+        </w:rPr>
+        <w:t>0</w:t>
+      </w:r>
+      <w:r>
+        <w:rPr>
+          <w:lang w:val="ru-RU"/>
+        </w:rPr>
+        <w:t>-08:30</w:t>
+      </w:r>
+      <w:r>
+        <w:rPr>
+          <w:lang w:val="ru-RU"/>
+        </w:rPr>
+        <w:t xml:space="preserve"> </w:t>
+      </w:r>
+      <w:r>
+        <w:rPr>
+          <w:lang w:val="ru-RU"/>
+        </w:rPr>
+        <w:t>п</w:t>
+      </w:r>
+      <w:r>
+        <w:rPr>
+          <w:lang w:val="ru-RU"/>
+        </w:rPr>
+        <w:t xml:space="preserve">ринятие </w:t>
+      </w:r>
+      <w:r>
+        <w:rPr>
+          <w:lang w:val="ru-RU"/>
+        </w:rPr>
+        <w:t xml:space="preserve">ночников </w:t>
+      </w:r>
+      <w:r>
+        <w:rPr>
+          <w:lang w:val="ru-RU"/>
+        </w:rPr>
+        <w:t>(</w:t>
+      </w:r>
+      <w:r>
+        <w:rPr>
+          <w:lang w:val="ru-RU"/>
+        </w:rPr>
+        <w:t>проверка серых тележек</w:t>
+      </w:r>
+      <w:r>
+        <w:rPr>
+          <w:lang w:val="ru-RU"/>
+        </w:rPr>
+        <w:t xml:space="preserve">, </w:t>
+      </w:r>
+      <w:r>
+        <w:rPr>
+          <w:lang w:val="ru-RU"/>
+        </w:rPr>
+        <w:t>особенно ножки</w:t>
+      </w:r>
+      <w:r>
+        <w:rPr>
+          <w:lang w:val="ru-RU"/>
+        </w:rPr>
+        <w:t xml:space="preserve">, </w:t>
+      </w:r>
+      <w:r>
+        <w:rPr>
+          <w:lang w:val="ru-RU"/>
+        </w:rPr>
+        <w:t>порядок хим</w:t>
+      </w:r>
+      <w:r>
+        <w:rPr>
+          <w:lang w:val="ru-RU"/>
+        </w:rPr>
+        <w:t xml:space="preserve">. </w:t>
+      </w:r>
+      <w:r>
+        <w:rPr>
+          <w:lang w:val="ru-RU"/>
+        </w:rPr>
+        <w:t>шкафа и чистота перчаток для ночников</w:t>
+      </w:r>
+      <w:r>
+        <w:rPr>
+          <w:lang w:val="ru-RU"/>
+        </w:rPr>
+        <w:t>)</w:t>
+      </w:r>
+      <w:r>
+        <w:rPr>
+          <w:lang w:val="ru-RU"/>
+        </w:rPr>
+        <w:t xml:space="preserve"> – фот</w:t>
+      </w:r>
+      <w:r>
+        <w:rPr>
+          <w:lang w:val="ru-RU"/>
+        </w:rPr>
+        <w:t>о</w:t>
+      </w:r>
+    </w:p>
+    <w:p>
+      <w:pPr>
+        <w:spacing w:after="0"/>
+        <w:rPr>
+          <w:lang w:val="ru-RU"/>
+        </w:rPr>
+      </w:pPr>
+      <w:r>
+        <w:rPr>
+          <w:lang w:val="ru-RU"/>
+        </w:rPr>
+        <w:t>4. 08:30-08</w:t>
+      </w:r>
+      <w:r>
+        <w:rPr>
+          <w:lang w:val="kk-KZ"/>
+        </w:rPr>
+        <w:t xml:space="preserve">:35 </w:t>
+      </w:r>
+      <w:r>
+        <w:rPr>
+          <w:lang w:val="ru-RU"/>
+        </w:rPr>
+        <w:t>Проверка масло</w:t>
+      </w:r>
+      <w:r>
+        <w:rPr>
+          <w:lang w:val="ru-RU"/>
+        </w:rPr>
+        <w:t>, отходов на</w:t>
+      </w:r>
+      <w:r>
+        <w:rPr>
+          <w:lang w:val="ru-RU"/>
+        </w:rPr>
+        <w:t xml:space="preserve"> пустые бочки + оставить заявку</w:t>
+      </w:r>
+    </w:p>
+    <w:p>
+      <w:pPr>
+        <w:spacing w:after="0"/>
+        <w:rPr>
+          <w:lang w:val="ru-RU"/>
+        </w:rPr>
+      </w:pPr>
+      <w:r>
+        <w:rPr>
+          <w:lang w:val="ru-RU"/>
+        </w:rPr>
+        <w:t>5</w:t>
+      </w:r>
+      <w:r>
+        <w:rPr>
+          <w:lang w:val="ru-RU"/>
+        </w:rPr>
+        <w:t>. 08:3</w:t>
+      </w:r>
+      <w:r>
+        <w:rPr>
+          <w:lang w:val="ru-RU"/>
+        </w:rPr>
+        <w:t>5</w:t>
+      </w:r>
+      <w:r>
+        <w:rPr>
+          <w:lang w:val="ru-RU"/>
+        </w:rPr>
+        <w:t>-09:00</w:t>
+      </w:r>
+      <w:r>
+        <w:rPr>
+          <w:lang w:val="ru-RU"/>
+        </w:rPr>
+        <w:t xml:space="preserve"> </w:t>
+      </w:r>
+    </w:p>
+    <w:p>
+      <w:pPr>
+        <w:spacing w:after="0"/>
+        <w:rPr>
+          <w:lang w:val="ru-RU"/>
+        </w:rPr>
+      </w:pPr>
+      <w:r>
+        <w:rPr>
+          <w:lang w:val="ru-RU"/>
+        </w:rPr>
+        <w:t xml:space="preserve">- </w:t>
+      </w:r>
+      <w:r>
+        <w:rPr>
+          <w:lang w:val="ru-RU"/>
+        </w:rPr>
+        <w:t>заполнить чек лист</w:t>
+      </w:r>
+      <w:r>
+        <w:rPr>
+          <w:lang w:val="ru-RU"/>
+        </w:rPr>
+        <w:t xml:space="preserve">, </w:t>
+      </w:r>
+      <w:r>
+        <w:rPr>
+          <w:lang w:val="ru-RU"/>
+        </w:rPr>
+        <w:t>распечатка бланки на день</w:t>
+      </w:r>
+      <w:r>
+        <w:rPr>
+          <w:lang w:val="ru-RU"/>
+        </w:rPr>
+        <w:t xml:space="preserve"> </w:t>
+      </w:r>
+    </w:p>
+    <w:p>
+      <w:pPr>
+        <w:spacing w:after="0"/>
+        <w:rPr>
+          <w:lang w:val="ru-RU"/>
+        </w:rPr>
+      </w:pPr>
+      <w:r>
+        <w:rPr>
+          <w:lang w:val="ru-RU"/>
+        </w:rPr>
+        <w:t>- п</w:t>
+      </w:r>
+      <w:r>
+        <w:rPr>
+          <w:lang w:val="ru-RU"/>
+        </w:rPr>
+        <w:t>рием сейфа+</w:t>
+      </w:r>
+      <w:r>
+        <w:rPr>
+          <w:lang w:val="ru-RU"/>
+        </w:rPr>
+        <w:t xml:space="preserve"> заполнение бланка </w:t>
+      </w:r>
+      <w:proofErr w:type="spellStart"/>
+      <w:r>
+        <w:rPr>
+          <w:lang w:val="ru-RU"/>
+        </w:rPr>
+        <w:t>мр</w:t>
+      </w:r>
+      <w:proofErr w:type="spellEnd"/>
+      <w:r>
+        <w:rPr>
+          <w:lang w:val="ru-RU"/>
+        </w:rPr>
+        <w:t xml:space="preserve"> </w:t>
+      </w:r>
+    </w:p>
+    <w:p>
+      <w:pPr>
+        <w:spacing w:after="0"/>
+        <w:rPr>
+          <w:lang w:val="ru-RU"/>
+        </w:rPr>
+      </w:pPr>
+      <w:r>
+        <w:rPr>
+          <w:lang w:val="ru-RU"/>
+        </w:rPr>
+        <w:t xml:space="preserve">-  заполнение </w:t>
+      </w:r>
+      <w:r>
+        <w:rPr>
+          <w:lang w:val="en-US"/>
+        </w:rPr>
+        <w:t>shift</w:t>
+      </w:r>
+      <w:r>
+        <w:rPr>
+          <w:lang w:val="ru-RU"/>
+        </w:rPr>
+        <w:t xml:space="preserve"> </w:t>
+      </w:r>
+      <w:r>
+        <w:rPr>
+          <w:lang w:val="en-US"/>
+        </w:rPr>
+        <w:t>report</w:t>
+      </w:r>
+    </w:p>
+    <w:p>
+      <w:pPr>
+        <w:spacing w:after="0"/>
+        <w:rPr>
+          <w:lang w:val="ru-RU"/>
+        </w:rPr>
+      </w:pPr>
+      <w:r>
+        <w:rPr>
+          <w:lang w:val="ru-RU"/>
+        </w:rPr>
+        <w:t xml:space="preserve">- </w:t>
+      </w:r>
+      <w:r>
+        <w:rPr>
+          <w:lang w:val="ru-RU"/>
+        </w:rPr>
+        <w:t xml:space="preserve"> </w:t>
+      </w:r>
+      <w:r>
+        <w:rPr>
+          <w:lang w:val="ru-RU"/>
+        </w:rPr>
+        <w:t>п</w:t>
+      </w:r>
+      <w:r>
+        <w:rPr>
+          <w:lang w:val="ru-RU"/>
+        </w:rPr>
+        <w:t>роверить журнал жира</w:t>
+      </w:r>
+      <w:r>
+        <w:rPr>
+          <w:lang w:val="ru-RU"/>
+        </w:rPr>
+        <w:t xml:space="preserve">, </w:t>
+      </w:r>
+      <w:r>
+        <w:rPr>
+          <w:lang w:val="ru-RU"/>
+        </w:rPr>
+        <w:t>ПТО</w:t>
+      </w:r>
+      <w:r>
+        <w:rPr>
+          <w:lang w:val="ru-RU"/>
+        </w:rPr>
+        <w:t xml:space="preserve"> </w:t>
+      </w:r>
+      <w:r>
+        <w:rPr>
+          <w:lang w:val="ru-RU"/>
+        </w:rPr>
+        <w:br/>
+      </w:r>
+      <w:r>
+        <w:rPr>
+          <w:color w:val="EE0000"/>
+          <w:lang w:val="ru-RU"/>
+        </w:rPr>
+        <w:t>4</w:t>
+      </w:r>
+      <w:r>
+        <w:rPr>
+          <w:color w:val="EE0000"/>
+          <w:lang w:val="ru-RU"/>
+        </w:rPr>
+        <w:t>. 09:</w:t>
+      </w:r>
+      <w:r>
+        <w:rPr>
+          <w:color w:val="EE0000"/>
+          <w:lang w:val="ru-RU"/>
+        </w:rPr>
+        <w:t>00</w:t>
+      </w:r>
+      <w:r>
+        <w:rPr>
+          <w:color w:val="EE0000"/>
+          <w:lang w:val="ru-RU"/>
+        </w:rPr>
+        <w:t>-09:</w:t>
+      </w:r>
+      <w:r>
+        <w:rPr>
+          <w:color w:val="EE0000"/>
+          <w:lang w:val="ru-RU"/>
+        </w:rPr>
+        <w:t>2</w:t>
+      </w:r>
+      <w:r>
+        <w:rPr>
+          <w:color w:val="EE0000"/>
+          <w:lang w:val="ru-RU"/>
+        </w:rPr>
+        <w:t xml:space="preserve">0 </w:t>
+      </w:r>
+      <w:r>
+        <w:rPr>
+          <w:color w:val="EE0000"/>
+          <w:lang w:val="ru-RU"/>
+        </w:rPr>
+        <w:t>Прием инвентаризации</w:t>
+      </w:r>
+      <w:r>
+        <w:rPr>
+          <w:color w:val="EE0000"/>
+          <w:lang w:val="ru-RU"/>
+        </w:rPr>
+        <w:t xml:space="preserve"> (фото РОСВ), посмотреть по РОСВ остатки на складах</w:t>
+      </w:r>
+      <w:r>
+        <w:rPr>
+          <w:color w:val="EE0000"/>
+          <w:lang w:val="ru-RU"/>
+        </w:rPr>
+        <w:t xml:space="preserve"> </w:t>
+      </w:r>
+      <w:r>
+        <w:rPr>
+          <w:lang w:val="ru-RU"/>
+        </w:rPr>
+        <w:br/>
+      </w:r>
+      <w:r>
+        <w:rPr>
+          <w:lang w:val="ru-RU"/>
+        </w:rPr>
+        <w:t xml:space="preserve">6. </w:t>
+      </w:r>
+      <w:r>
+        <w:rPr>
+          <w:lang w:val="ru-RU"/>
+        </w:rPr>
+        <w:t xml:space="preserve">09:20-09:50 </w:t>
+      </w:r>
+    </w:p>
+    <w:p>
+      <w:pPr>
+        <w:spacing w:after="0"/>
+        <w:rPr>
+          <w:lang w:val="ru-RU"/>
+        </w:rPr>
+      </w:pPr>
+      <w:r>
+        <w:rPr>
+          <w:lang w:val="ru-RU"/>
+        </w:rPr>
+        <w:t xml:space="preserve">- склады: проверить сроки и правильность ротации </w:t>
+      </w:r>
+      <w:proofErr w:type="spellStart"/>
+      <w:r>
+        <w:rPr>
+          <w:lang w:val="ru-RU"/>
+        </w:rPr>
+        <w:t>фрэш</w:t>
+      </w:r>
+      <w:proofErr w:type="spellEnd"/>
+      <w:r>
+        <w:rPr>
+          <w:lang w:val="ru-RU"/>
+        </w:rPr>
+        <w:t>, норма складирования</w:t>
+      </w:r>
+    </w:p>
+    <w:p>
+      <w:pPr>
+        <w:spacing w:after="0"/>
+        <w:rPr>
+          <w:lang w:val="kk-KZ"/>
+        </w:rPr>
+      </w:pPr>
+      <w:r>
+        <w:rPr>
+          <w:lang w:val="ru-RU"/>
+        </w:rPr>
+        <w:t>- этаж</w:t>
+      </w:r>
+      <w:r>
+        <w:rPr>
+          <w:lang w:val="kk-KZ"/>
         </w:rPr>
         <w:t xml:space="preserve">: </w:t>
       </w:r>
@@ -48,7 +609,169 @@
         <w:rPr>
           <w:lang w:val="ru-RU"/>
         </w:rPr>
-        <w:t>туалетной бумаги</w:t>
+        <w:t>проверка</w:t>
+      </w:r>
+      <w:r>
+        <w:rPr>
+          <w:lang w:val="kk-KZ"/>
+        </w:rPr>
+        <w:t xml:space="preserve"> сроков</w:t>
+      </w:r>
+      <w:r>
+        <w:rPr>
+          <w:lang w:val="kk-KZ"/>
+        </w:rPr>
+        <w:t>, заполнение раздела сроки по чек листу</w:t>
+      </w:r>
+    </w:p>
+    <w:p>
+      <w:pPr>
+        <w:spacing w:after="0"/>
+        <w:rPr>
+          <w:lang w:val="kk-KZ"/>
+        </w:rPr>
+      </w:pPr>
+      <w:r>
+        <w:rPr>
+          <w:lang w:val="kk-KZ"/>
+        </w:rPr>
+        <w:t xml:space="preserve">- обход длк по </w:t>
+      </w:r>
+      <w:r>
+        <w:rPr>
+          <w:lang w:val="kk-KZ"/>
+        </w:rPr>
+        <w:t xml:space="preserve">таблицу 24/2 </w:t>
+      </w:r>
+    </w:p>
+    <w:p>
+      <w:pPr>
+        <w:spacing w:after="0"/>
+        <w:rPr>
+          <w:lang w:val="ru-RU"/>
+        </w:rPr>
+      </w:pPr>
+      <w:r>
+        <w:rPr>
+          <w:lang w:val="ru-RU"/>
+        </w:rPr>
+        <w:t>7. 09:50 – 10:00 В офисе</w:t>
+      </w:r>
+      <w:r>
+        <w:rPr>
+          <w:lang w:val="ru-RU"/>
+        </w:rPr>
+        <w:t xml:space="preserve">: </w:t>
+      </w:r>
+    </w:p>
+    <w:p>
+      <w:pPr>
+        <w:spacing w:after="0"/>
+        <w:rPr>
+          <w:lang w:val="ru-RU"/>
+        </w:rPr>
+      </w:pPr>
+      <w:r>
+        <w:rPr>
+          <w:lang w:val="ru-RU"/>
+        </w:rPr>
+        <w:t xml:space="preserve">- проверить в </w:t>
+      </w:r>
+      <w:proofErr w:type="spellStart"/>
+      <w:r>
+        <w:rPr>
+          <w:lang w:val="ru-RU"/>
+        </w:rPr>
+        <w:t>айко</w:t>
+      </w:r>
+      <w:proofErr w:type="spellEnd"/>
+      <w:r>
+        <w:rPr>
+          <w:lang w:val="ru-RU"/>
+        </w:rPr>
+        <w:t xml:space="preserve"> что закрыты кассовые смены за пред день </w:t>
+      </w:r>
+    </w:p>
+    <w:p>
+      <w:pPr>
+        <w:spacing w:after="0"/>
+        <w:rPr>
+          <w:lang w:val="ru-RU"/>
+        </w:rPr>
+      </w:pPr>
+      <w:r>
+        <w:rPr>
+          <w:lang w:val="ru-RU"/>
+        </w:rPr>
+        <w:t xml:space="preserve">- </w:t>
+      </w:r>
+      <w:r>
+        <w:rPr>
+          <w:lang w:val="ru-RU"/>
+        </w:rPr>
+        <w:t>открыть</w:t>
+      </w:r>
+      <w:r>
+        <w:rPr>
+          <w:lang w:val="ru-RU"/>
+        </w:rPr>
+        <w:t xml:space="preserve"> текущий день</w:t>
+      </w:r>
+      <w:r>
+        <w:rPr>
+          <w:lang w:val="ru-RU"/>
+        </w:rPr>
+        <w:t xml:space="preserve"> кассовую смену </w:t>
+      </w:r>
+      <w:r>
+        <w:rPr>
+          <w:lang w:val="ru-RU"/>
+        </w:rPr>
+        <w:t xml:space="preserve">в </w:t>
+      </w:r>
+      <w:r>
+        <w:rPr>
+          <w:lang w:val="en-US"/>
+        </w:rPr>
+        <w:t>IM</w:t>
+      </w:r>
+      <w:r>
+        <w:rPr>
+          <w:lang w:val="ru-RU"/>
+        </w:rPr>
+        <w:t xml:space="preserve"> </w:t>
+      </w:r>
+      <w:r>
+        <w:rPr>
+          <w:lang w:val="en-US"/>
+        </w:rPr>
+        <w:t>Space</w:t>
+      </w:r>
+    </w:p>
+    <w:p>
+      <w:pPr>
+        <w:spacing w:after="0"/>
+        <w:rPr>
+          <w:lang w:val="ru-RU"/>
+        </w:rPr>
+      </w:pPr>
+      <w:r>
+        <w:rPr>
+          <w:lang w:val="ru-RU"/>
+        </w:rPr>
+        <w:t xml:space="preserve"> </w:t>
+      </w:r>
+      <w:r>
+        <w:rPr>
+          <w:lang w:val="ru-RU"/>
+        </w:rPr>
+        <w:t xml:space="preserve">- </w:t>
+      </w:r>
+      <w:r>
+        <w:rPr>
+          <w:lang w:val="ru-RU"/>
+        </w:rPr>
+        <w:t>регистрация кассира</w:t>
       </w:r>
       <w:r>
         <w:rPr>
@@ -60,103 +783,7 @@
         <w:rPr>
           <w:lang w:val="ru-RU"/>
         </w:rPr>
-        <w:t xml:space="preserve">мыло и </w:t>
-      </w:r>
-      <w:proofErr w:type="spellStart"/>
-      <w:r>
-        <w:rPr>
-          <w:lang w:val="ru-RU"/>
-        </w:rPr>
-        <w:t>тд</w:t>
-      </w:r>
-      <w:proofErr w:type="spellEnd"/>
-      <w:r>
-        <w:rPr>
-          <w:lang w:val="ru-RU"/>
-        </w:rPr>
-        <w:br/>
-        <w:t>8 утра включить бактерицидные лампы</w:t>
-      </w:r>
-      <w:r>
-        <w:rPr>
-          <w:lang w:val="ru-RU"/>
-        </w:rPr>
-        <w:br/>
-      </w:r>
-      <w:r>
-        <w:rPr>
-          <w:lang w:val="ru-RU"/>
-        </w:rPr>
-        <w:t>1) заполнить чек лист до 8</w:t>
-      </w:r>
-      <w:r>
-        <w:rPr>
-          <w:lang w:val="ru-RU"/>
-        </w:rPr>
-        <w:t xml:space="preserve">:00 </w:t>
-      </w:r>
-      <w:r>
-        <w:rPr>
-          <w:lang w:val="ru-RU"/>
-        </w:rPr>
-        <w:t>утра</w:t>
-      </w:r>
-      <w:r>
-        <w:rPr>
-          <w:lang w:val="ru-RU"/>
-        </w:rPr>
-        <w:t xml:space="preserve"> (распечатка бланки на день)</w:t>
-      </w:r>
-      <w:r>
-        <w:rPr>
-          <w:lang w:val="ru-RU"/>
-        </w:rPr>
-        <w:br/>
-        <w:t>2) Принятие ночников 30 минут</w:t>
-      </w:r>
-      <w:r>
-        <w:rPr>
-          <w:lang w:val="ru-RU"/>
-        </w:rPr>
-        <w:t xml:space="preserve"> (+</w:t>
-      </w:r>
-      <w:r>
-        <w:rPr>
-          <w:lang w:val="ru-RU"/>
-        </w:rPr>
-        <w:t xml:space="preserve">проверка </w:t>
-      </w:r>
-      <w:proofErr w:type="spellStart"/>
-      <w:r>
-        <w:rPr>
-          <w:lang w:val="ru-RU"/>
-        </w:rPr>
-        <w:t>маслов</w:t>
-      </w:r>
-      <w:proofErr w:type="spellEnd"/>
-      <w:r>
-        <w:rPr>
-          <w:lang w:val="ru-RU"/>
-        </w:rPr>
-        <w:t xml:space="preserve"> на пустые бочки</w:t>
-      </w:r>
-      <w:r>
-        <w:rPr>
-          <w:lang w:val="ru-RU"/>
-        </w:rPr>
-        <w:t>,</w:t>
-      </w:r>
-      <w:r>
-        <w:rPr>
-          <w:lang w:val="ru-RU"/>
-        </w:rPr>
-        <w:t xml:space="preserve"> </w:t>
-      </w:r>
-      <w:r>
-        <w:rPr>
-          <w:lang w:val="ru-RU"/>
-        </w:rPr>
-        <w:t>проверка серых тележек</w:t>
+        <w:t>открыть шторку</w:t>
       </w:r>
       <w:r>
         <w:rPr>
@@ -168,321 +795,59 @@
         <w:rPr>
           <w:lang w:val="ru-RU"/>
         </w:rPr>
-        <w:t>особенно ножки</w:t>
-      </w:r>
-      <w:r>
-        <w:rPr>
-          <w:lang w:val="ru-RU"/>
-        </w:rPr>
-        <w:t xml:space="preserve">, </w:t>
-      </w:r>
-      <w:r>
-        <w:rPr>
-          <w:lang w:val="ru-RU"/>
-        </w:rPr>
-        <w:t>порядок хим</w:t>
-      </w:r>
-      <w:r>
-        <w:rPr>
-          <w:lang w:val="ru-RU"/>
-        </w:rPr>
-        <w:t xml:space="preserve">. </w:t>
-      </w:r>
-      <w:r>
-        <w:rPr>
-          <w:lang w:val="ru-RU"/>
-        </w:rPr>
-        <w:t>шкафа и чистота перчаток для ночников</w:t>
-      </w:r>
-      <w:r>
-        <w:rPr>
-          <w:lang w:val="ru-RU"/>
-        </w:rPr>
-        <w:t>)</w:t>
-      </w:r>
-      <w:r>
-        <w:rPr>
-          <w:lang w:val="ru-RU"/>
-        </w:rPr>
-        <w:t xml:space="preserve"> - фото</w:t>
-      </w:r>
-      <w:r>
-        <w:rPr>
-          <w:lang w:val="ru-RU"/>
-        </w:rPr>
-        <w:br/>
-        <w:t>3) Прием сейфа 5 минут</w:t>
-      </w:r>
-      <w:r>
-        <w:rPr>
-          <w:lang w:val="ru-RU"/>
-        </w:rPr>
-        <w:br/>
-        <w:t xml:space="preserve">4) </w:t>
-      </w:r>
-      <w:r>
-        <w:rPr>
-          <w:lang w:val="ru-RU"/>
-        </w:rPr>
-        <w:t>Прием инвентаризации 20 минут</w:t>
-      </w:r>
-      <w:r>
-        <w:rPr>
-          <w:lang w:val="ru-RU"/>
-        </w:rPr>
-        <w:br/>
-        <w:t>5</w:t>
-      </w:r>
-      <w:r>
-        <w:rPr>
-          <w:lang w:val="ru-RU"/>
-        </w:rPr>
-        <w:t xml:space="preserve">) </w:t>
-      </w:r>
-      <w:r>
-        <w:rPr>
-          <w:lang w:val="ru-RU"/>
-        </w:rPr>
-        <w:t xml:space="preserve">Включение оборудования 5 минут </w:t>
-      </w:r>
-      <w:r>
-        <w:rPr>
-          <w:lang w:val="ru-RU"/>
-        </w:rPr>
-        <w:br/>
-        <w:t>6</w:t>
-      </w:r>
-      <w:r>
-        <w:rPr>
-          <w:lang w:val="ru-RU"/>
-        </w:rPr>
-        <w:t>)</w:t>
-      </w:r>
-      <w:r>
-        <w:rPr>
-          <w:lang w:val="ru-RU"/>
-        </w:rPr>
-        <w:t xml:space="preserve"> В офисе</w:t>
-      </w:r>
-      <w:r>
-        <w:rPr>
-          <w:lang w:val="ru-RU"/>
-        </w:rPr>
-        <w:t xml:space="preserve">: </w:t>
-      </w:r>
-      <w:r>
-        <w:rPr>
-          <w:lang w:val="ru-RU"/>
-        </w:rPr>
-        <w:t>открыть кассовую смену</w:t>
-      </w:r>
-      <w:r>
-        <w:rPr>
-          <w:lang w:val="ru-RU"/>
-        </w:rPr>
-        <w:t xml:space="preserve">, </w:t>
-      </w:r>
-      <w:r>
-        <w:rPr>
-          <w:lang w:val="ru-RU"/>
-        </w:rPr>
-        <w:t>регистрация кассира (открыть шторку</w:t>
-      </w:r>
-      <w:r>
-        <w:rPr>
-          <w:lang w:val="ru-RU"/>
-        </w:rPr>
-        <w:t xml:space="preserve">, </w:t>
-      </w:r>
-      <w:r>
-        <w:rPr>
-          <w:lang w:val="ru-RU"/>
-        </w:rPr>
-        <w:t>включить вывеску) 10</w:t>
-      </w:r>
-      <w:r>
-        <w:rPr>
-          <w:lang w:val="ru-RU"/>
-        </w:rPr>
-        <w:t xml:space="preserve"> минут</w:t>
-      </w:r>
-      <w:r>
-        <w:rPr>
-          <w:lang w:val="ru-RU"/>
-        </w:rPr>
-        <w:br/>
-        <w:t>7) Проверить сроки годности (проверка пополнения этажа,</w:t>
-      </w:r>
-      <w:r>
-        <w:rPr>
-          <w:lang w:val="ru-RU"/>
-        </w:rPr>
-        <w:t xml:space="preserve"> </w:t>
-      </w:r>
-      <w:r>
-        <w:rPr>
-          <w:lang w:val="ru-RU"/>
-        </w:rPr>
-        <w:t>норма складирования</w:t>
-      </w:r>
-      <w:r>
-        <w:rPr>
-          <w:lang w:val="ru-RU"/>
-        </w:rPr>
-        <w:t>, р</w:t>
-      </w:r>
-      <w:r>
-        <w:rPr>
-          <w:lang w:val="ru-RU"/>
-        </w:rPr>
-        <w:t>отация</w:t>
-      </w:r>
-      <w:r>
-        <w:rPr>
-          <w:lang w:val="ru-RU"/>
-        </w:rPr>
-        <w:t xml:space="preserve">, </w:t>
-      </w:r>
-      <w:r>
-        <w:rPr>
-          <w:lang w:val="ru-RU"/>
-        </w:rPr>
-        <w:t>сроки хранения первичной и вторичный) 30 минут</w:t>
-      </w:r>
-      <w:r>
-        <w:rPr>
-          <w:lang w:val="ru-RU"/>
-        </w:rPr>
-        <w:br/>
-        <w:t>8</w:t>
-      </w:r>
-      <w:r>
-        <w:rPr>
-          <w:lang w:val="ru-RU"/>
-        </w:rPr>
-        <w:t xml:space="preserve">) </w:t>
-      </w:r>
-      <w:r>
-        <w:rPr>
-          <w:lang w:val="ru-RU"/>
-        </w:rPr>
-        <w:t>П</w:t>
-      </w:r>
-      <w:r>
-        <w:rPr>
-          <w:lang w:val="ru-RU"/>
-        </w:rPr>
-        <w:t>роверить журнал</w:t>
-      </w:r>
-      <w:r>
-        <w:rPr>
-          <w:lang w:val="ru-RU"/>
-        </w:rPr>
-        <w:t xml:space="preserve"> (журнал жира</w:t>
-      </w:r>
-      <w:r>
-        <w:rPr>
-          <w:lang w:val="ru-RU"/>
-        </w:rPr>
-        <w:t xml:space="preserve">, </w:t>
-      </w:r>
-      <w:r>
-        <w:rPr>
-          <w:lang w:val="ru-RU"/>
-        </w:rPr>
-        <w:t>ПТО</w:t>
-      </w:r>
-      <w:r>
-        <w:rPr>
-          <w:lang w:val="ru-RU"/>
-        </w:rPr>
-        <w:t xml:space="preserve">, </w:t>
-      </w:r>
-      <w:r>
-        <w:rPr>
-          <w:lang w:val="ru-RU"/>
-        </w:rPr>
-        <w:t>чек листы менеджеров-участков</w:t>
-      </w:r>
-      <w:r>
-        <w:rPr>
-          <w:lang w:val="ru-RU"/>
-        </w:rPr>
-        <w:t xml:space="preserve">, </w:t>
-      </w:r>
-      <w:r>
-        <w:rPr>
-          <w:lang w:val="ru-RU"/>
-        </w:rPr>
-        <w:t>проверка ЕКЛБП</w:t>
-      </w:r>
-      <w:r>
-        <w:rPr>
-          <w:lang w:val="ru-RU"/>
-        </w:rPr>
-        <w:t xml:space="preserve">, </w:t>
-      </w:r>
-      <w:proofErr w:type="spellStart"/>
-      <w:r>
-        <w:rPr>
-          <w:lang w:val="ru-RU"/>
-        </w:rPr>
-        <w:t>брокеражка</w:t>
-      </w:r>
-      <w:proofErr w:type="spellEnd"/>
-      <w:r>
-        <w:rPr>
-          <w:lang w:val="ru-RU"/>
-        </w:rPr>
-        <w:t>) – 20 минут</w:t>
-      </w:r>
-      <w:r>
-        <w:rPr>
-          <w:lang w:val="ru-RU"/>
-        </w:rPr>
-        <w:br/>
-        <w:t>9)</w:t>
-      </w:r>
-      <w:r>
-        <w:rPr>
-          <w:lang w:val="ru-RU"/>
-        </w:rPr>
-        <w:t xml:space="preserve"> Ресторан готов должен быть к 10</w:t>
-      </w:r>
-      <w:r>
-        <w:rPr>
-          <w:lang w:val="ru-RU"/>
-        </w:rPr>
-        <w:t xml:space="preserve">:00 </w:t>
-      </w:r>
-      <w:r>
-        <w:rPr>
-          <w:lang w:val="ru-RU"/>
-        </w:rPr>
-        <w:t>утра</w:t>
-      </w:r>
-    </w:p>
-    <w:p>
-      <w:pPr>
-        <w:rPr>
-          <w:lang w:val="ru-RU"/>
-        </w:rPr>
-      </w:pPr>
-      <w:r>
+        <w:t xml:space="preserve">включить вывеску </w:t>
+      </w:r>
+    </w:p>
+    <w:p>
+      <w:pPr>
+        <w:spacing w:after="0"/>
+        <w:rPr>
+          <w:lang w:val="ru-RU"/>
+        </w:rPr>
+      </w:pPr>
+      <w:r>
+        <w:rPr>
+          <w:lang w:val="ru-RU"/>
+        </w:rPr>
+        <w:t xml:space="preserve">- </w:t>
+      </w:r>
+      <w:r>
+        <w:rPr>
+          <w:lang w:val="ru-RU"/>
+        </w:rPr>
+        <w:t xml:space="preserve">проверить стоп лист </w:t>
+      </w:r>
+    </w:p>
+    <w:p>
+      <w:pPr>
+        <w:spacing w:after="0"/>
+        <w:rPr>
+          <w:lang w:val="ru-RU"/>
+        </w:rPr>
+      </w:pPr>
+      <w:r>
+        <w:rPr>
+          <w:lang w:val="ru-RU"/>
+        </w:rPr>
+        <w:t>- заполнение бракераж</w:t>
+      </w:r>
+    </w:p>
+    <w:p>
+      <w:pPr>
+        <w:spacing w:after="0"/>
         <w:rPr>
           <w:b/>
           <w:bCs/>
           <w:lang w:val="ru-RU"/>
         </w:rPr>
-        <w:t>В течении смены</w:t>
-      </w:r>
+      </w:pPr>
       <w:r>
         <w:rPr>
           <w:b/>
           <w:bCs/>
           <w:lang w:val="ru-RU"/>
         </w:rPr>
-        <w:t>:</w:t>
+        <w:t>В течение</w:t>
       </w:r>
       <w:r>
         <w:rPr>
@@ -490,7 +855,7 @@
           <w:bCs/>
           <w:lang w:val="ru-RU"/>
         </w:rPr>
-        <w:t xml:space="preserve"> </w:t>
+        <w:t xml:space="preserve"> смены</w:t>
       </w:r>
       <w:r>
         <w:rPr>
@@ -498,7 +863,7 @@
           <w:bCs/>
           <w:lang w:val="ru-RU"/>
         </w:rPr>
-        <w:br/>
+        <w:t>:</w:t>
       </w:r>
       <w:r>
         <w:rPr>
@@ -506,21 +871,53 @@
           <w:bCs/>
           <w:lang w:val="ru-RU"/>
         </w:rPr>
-        <w:br/>
-      </w:r>
-      <w:proofErr w:type="spellStart"/>
-      <w:r>
-        <w:rPr>
-          <w:lang w:val="ru-RU"/>
-        </w:rPr>
-        <w:t>Психометр</w:t>
-      </w:r>
-      <w:proofErr w:type="spellEnd"/>
-      <w:r>
-        <w:rPr>
-          <w:lang w:val="ru-RU"/>
-        </w:rPr>
-        <w:t xml:space="preserve"> - фото</w:t>
+        <w:t xml:space="preserve"> </w:t>
+      </w:r>
+    </w:p>
+    <w:p>
+      <w:pPr>
+        <w:spacing w:after="0"/>
+        <w:rPr>
+          <w:lang w:val="ru-RU"/>
+        </w:rPr>
+      </w:pPr>
+      <w:r>
+        <w:rPr>
+          <w:lang w:val="ru-RU"/>
+        </w:rPr>
+        <w:t>1. 10:00-10:</w:t>
+      </w:r>
+      <w:r>
+        <w:rPr>
+          <w:lang w:val="ru-RU"/>
+        </w:rPr>
+        <w:t>30</w:t>
+      </w:r>
+      <w:r>
+        <w:rPr>
+          <w:lang w:val="ru-RU"/>
+        </w:rPr>
+        <w:t xml:space="preserve"> </w:t>
+      </w:r>
+    </w:p>
+    <w:p>
+      <w:pPr>
+        <w:spacing w:after="0"/>
+        <w:rPr>
+          <w:lang w:val="ru-RU"/>
+        </w:rPr>
+      </w:pPr>
+      <w:r>
+        <w:rPr>
+          <w:lang w:val="ru-RU"/>
+        </w:rPr>
+        <w:t>-</w:t>
+      </w:r>
+      <w:r>
+        <w:rPr>
+          <w:lang w:val="ru-RU"/>
+        </w:rPr>
+        <w:t>выключить бак лампа</w:t>
       </w:r>
       <w:r>
         <w:rPr>
@@ -534,25 +931,127 @@
         <w:rPr>
           <w:lang w:val="ru-RU"/>
         </w:rPr>
+        <w:t xml:space="preserve">- </w:t>
+      </w:r>
+      <w:r>
+        <w:rPr>
+          <w:lang w:val="ru-RU"/>
+        </w:rPr>
+        <w:t xml:space="preserve">Проверка </w:t>
+      </w:r>
+      <w:proofErr w:type="spellStart"/>
+      <w:r>
+        <w:rPr>
+          <w:lang w:val="ru-RU"/>
+        </w:rPr>
+        <w:t>Еклбп</w:t>
+      </w:r>
+      <w:proofErr w:type="spellEnd"/>
+      <w:r>
+        <w:rPr>
+          <w:lang w:val="ru-RU"/>
+        </w:rPr>
+        <w:t xml:space="preserve"> и мойка рук</w:t>
+      </w:r>
+      <w:r>
+        <w:rPr>
+          <w:lang w:val="ru-RU"/>
+        </w:rPr>
+        <w:t xml:space="preserve">, </w:t>
+      </w:r>
+      <w:r>
+        <w:rPr>
+          <w:lang w:val="ru-RU"/>
+        </w:rPr>
+        <w:t>чек листы менеджеров</w:t>
+      </w:r>
+      <w:r>
+        <w:rPr>
+          <w:lang w:val="ru-RU"/>
+        </w:rPr>
+        <w:t xml:space="preserve"> </w:t>
+      </w:r>
+      <w:r>
+        <w:rPr>
+          <w:lang w:val="ru-RU"/>
+        </w:rPr>
+        <w:t xml:space="preserve">-участков – фото </w:t>
+      </w:r>
+      <w:r>
+        <w:rPr>
+          <w:lang w:val="ru-RU"/>
+        </w:rPr>
+        <w:t>3</w:t>
+      </w:r>
+      <w:r>
+        <w:rPr>
+          <w:lang w:val="ru-RU"/>
+        </w:rPr>
+        <w:t xml:space="preserve">шт </w:t>
+      </w:r>
+    </w:p>
+    <w:p>
+      <w:pPr>
+        <w:spacing w:after="0"/>
+        <w:rPr>
+          <w:lang w:val="ru-RU"/>
+        </w:rPr>
+      </w:pPr>
+      <w:r>
+        <w:rPr>
+          <w:lang w:val="ru-RU"/>
+        </w:rPr>
+        <w:t xml:space="preserve">- </w:t>
+      </w:r>
+      <w:r>
+        <w:rPr>
+          <w:lang w:val="ru-RU"/>
+        </w:rPr>
+        <w:t>П</w:t>
+      </w:r>
+      <w:r>
+        <w:rPr>
+          <w:lang w:val="ru-RU"/>
+        </w:rPr>
+        <w:t xml:space="preserve">роверить концентрат </w:t>
+      </w:r>
+      <w:r>
+        <w:rPr>
+          <w:lang w:val="en-US"/>
+        </w:rPr>
+        <w:t>DR</w:t>
+      </w:r>
+      <w:r>
+        <w:rPr>
+          <w:lang w:val="ru-RU"/>
+        </w:rPr>
+        <w:t xml:space="preserve"> – фотка </w:t>
+      </w:r>
+    </w:p>
+    <w:p>
+      <w:pPr>
+        <w:spacing w:after="0"/>
+        <w:rPr>
+          <w:lang w:val="ru-RU"/>
+        </w:rPr>
+      </w:pPr>
+      <w:r>
+        <w:rPr>
+          <w:lang w:val="ru-RU"/>
+        </w:rPr>
+        <w:t xml:space="preserve">- </w:t>
+      </w:r>
+      <w:r>
+        <w:rPr>
+          <w:lang w:val="ru-RU"/>
+        </w:rPr>
         <w:t>Проверить ловушки – фотки</w:t>
       </w:r>
       <w:r>
         <w:rPr>
           <w:lang w:val="ru-RU"/>
         </w:rPr>
-        <w:t xml:space="preserve"> (</w:t>
-      </w:r>
-      <w:r>
-        <w:rPr>
-          <w:lang w:val="ru-RU"/>
-        </w:rPr>
-        <w:t>до брейка</w:t>
-      </w:r>
-      <w:r>
-        <w:rPr>
-          <w:lang w:val="ru-RU"/>
-        </w:rPr>
-        <w:t>)</w:t>
+        <w:t xml:space="preserve"> </w:t>
       </w:r>
       <w:r>
         <w:rPr>
@@ -566,182 +1065,914 @@
         <w:rPr>
           <w:lang w:val="ru-RU"/>
         </w:rPr>
-        <w:t>П</w:t>
-      </w:r>
-      <w:r>
-        <w:rPr>
-          <w:lang w:val="ru-RU"/>
-        </w:rPr>
-        <w:t xml:space="preserve">роверить концентрат </w:t>
+        <w:t xml:space="preserve">- </w:t>
+      </w:r>
+      <w:r>
+        <w:rPr>
+          <w:lang w:val="ru-RU"/>
+        </w:rPr>
+        <w:t>Психрометр</w:t>
+      </w:r>
+      <w:r>
+        <w:rPr>
+          <w:lang w:val="ru-RU"/>
+        </w:rPr>
+        <w:t xml:space="preserve"> - фото </w:t>
+      </w:r>
+    </w:p>
+    <w:p>
+      <w:pPr>
+        <w:spacing w:after="0"/>
+        <w:rPr>
+          <w:lang w:val="ru-RU"/>
+        </w:rPr>
+      </w:pPr>
+      <w:r>
+        <w:rPr>
+          <w:lang w:val="ru-RU"/>
+        </w:rPr>
+        <w:t xml:space="preserve">- </w:t>
+      </w:r>
+      <w:r>
+        <w:rPr>
+          <w:lang w:val="ru-RU"/>
+        </w:rPr>
+        <w:t xml:space="preserve">Положить </w:t>
+      </w:r>
+      <w:r>
+        <w:rPr>
+          <w:lang w:val="ru-RU"/>
+        </w:rPr>
+        <w:t>портянки</w:t>
+      </w:r>
+      <w:r>
+        <w:rPr>
+          <w:lang w:val="ru-RU"/>
+        </w:rPr>
+        <w:t xml:space="preserve"> за предыдущий день в папки и написать время</w:t>
+      </w:r>
+      <w:r>
+        <w:rPr>
+          <w:lang w:val="ru-RU"/>
+        </w:rPr>
+        <w:t xml:space="preserve"> </w:t>
+      </w:r>
+      <w:r>
+        <w:rPr>
+          <w:lang w:val="ru-RU"/>
+        </w:rPr>
+        <w:t>ночников – фото</w:t>
+      </w:r>
+    </w:p>
+    <w:p>
+      <w:pPr>
+        <w:spacing w:after="0"/>
+        <w:rPr>
+          <w:lang w:val="ru-RU"/>
+        </w:rPr>
+      </w:pPr>
+      <w:r>
+        <w:rPr>
+          <w:lang w:val="ru-RU"/>
+        </w:rPr>
+        <w:t>- Проверять температуру салата (</w:t>
+      </w:r>
+      <w:r>
+        <w:rPr>
+          <w:lang w:val="ru-RU"/>
+        </w:rPr>
+        <w:t xml:space="preserve">под-заправочного </w:t>
+      </w:r>
+      <w:r>
+        <w:rPr>
+          <w:lang w:val="ru-RU"/>
+        </w:rPr>
+        <w:t>стола,</w:t>
+      </w:r>
+      <w:r>
+        <w:rPr>
+          <w:lang w:val="ru-RU"/>
+        </w:rPr>
+        <w:t xml:space="preserve"> </w:t>
+      </w:r>
+      <w:r>
+        <w:rPr>
+          <w:lang w:val="ru-RU"/>
+        </w:rPr>
+        <w:t>кулер,</w:t>
+      </w:r>
+      <w:r>
+        <w:rPr>
+          <w:lang w:val="ru-RU"/>
+        </w:rPr>
+        <w:t xml:space="preserve"> </w:t>
+      </w:r>
+      <w:r>
+        <w:rPr>
+          <w:lang w:val="ru-RU"/>
+        </w:rPr>
+        <w:t>холодильник)</w:t>
+      </w:r>
+      <w:r>
+        <w:rPr>
+          <w:lang w:val="ru-RU"/>
+        </w:rPr>
+        <w:t xml:space="preserve"> – фото </w:t>
+      </w:r>
+    </w:p>
+    <w:p>
+      <w:pPr>
+        <w:spacing w:after="0"/>
+        <w:rPr>
+          <w:lang w:val="ru-RU"/>
+        </w:rPr>
+      </w:pPr>
+      <w:r>
+        <w:rPr>
+          <w:lang w:val="ru-RU"/>
+        </w:rPr>
+        <w:t>-</w:t>
+      </w:r>
+      <w:r>
+        <w:rPr>
+          <w:lang w:val="ru-RU"/>
+        </w:rPr>
+        <w:t xml:space="preserve"> Надуть шары </w:t>
+      </w:r>
+      <w:r>
+        <w:rPr>
+          <w:lang w:val="ru-RU"/>
+        </w:rPr>
+        <w:t>- фото</w:t>
+      </w:r>
+    </w:p>
+    <w:p>
+      <w:pPr>
+        <w:spacing w:after="0"/>
+        <w:rPr>
+          <w:lang w:val="kk-KZ"/>
+        </w:rPr>
+      </w:pPr>
+      <w:r>
+        <w:rPr>
+          <w:lang w:val="ru-RU"/>
+        </w:rPr>
+        <w:t>10</w:t>
+      </w:r>
+      <w:r>
+        <w:rPr>
+          <w:lang w:val="kk-KZ"/>
+        </w:rPr>
+        <w:t>:30-10:50 Обход с длк</w:t>
+      </w:r>
+      <w:r>
+        <w:rPr>
+          <w:lang w:val="kk-KZ"/>
+        </w:rPr>
+        <w:t>:</w:t>
+      </w:r>
+    </w:p>
+    <w:p>
+      <w:pPr>
+        <w:spacing w:after="0"/>
+        <w:rPr>
+          <w:lang w:val="kk-KZ"/>
+        </w:rPr>
+      </w:pPr>
+      <w:r>
+        <w:rPr>
+          <w:lang w:val="kk-KZ"/>
+        </w:rPr>
+        <w:t>-</w:t>
+      </w:r>
+      <w:r>
+        <w:rPr>
+          <w:lang w:val="kk-KZ"/>
+        </w:rPr>
+        <w:t xml:space="preserve"> проверить длк по маршруту пополнение</w:t>
+      </w:r>
+    </w:p>
+    <w:p>
+      <w:pPr>
+        <w:spacing w:after="0"/>
+        <w:rPr>
+          <w:lang w:val="kk-KZ"/>
+        </w:rPr>
+      </w:pPr>
+      <w:r>
+        <w:rPr>
+          <w:lang w:val="kk-KZ"/>
+        </w:rPr>
+        <w:t>Фото:</w:t>
+      </w:r>
+    </w:p>
+    <w:p>
+      <w:pPr>
+        <w:spacing w:after="0"/>
+        <w:rPr>
+          <w:lang w:val="kk-KZ"/>
+        </w:rPr>
+      </w:pPr>
+      <w:r>
+        <w:rPr>
+          <w:lang w:val="kk-KZ"/>
+        </w:rPr>
+        <w:t>-</w:t>
+      </w:r>
+      <w:r>
+        <w:rPr>
+          <w:lang w:val="kk-KZ"/>
+        </w:rPr>
+        <w:t xml:space="preserve"> лук</w:t>
+      </w:r>
+      <w:r>
+        <w:rPr>
+          <w:lang w:val="kk-KZ"/>
+        </w:rPr>
+        <w:t xml:space="preserve"> вытащили на восстановление, есть размороженные десерты? </w:t>
+      </w:r>
+    </w:p>
+    <w:p>
+      <w:pPr>
+        <w:spacing w:after="0"/>
+        <w:rPr>
+          <w:lang w:val="kk-KZ"/>
+        </w:rPr>
+      </w:pPr>
+      <w:r>
+        <w:rPr>
+          <w:lang w:val="kk-KZ"/>
+        </w:rPr>
+        <w:lastRenderedPageBreak/>
+        <w:t>-</w:t>
+      </w:r>
+      <w:r>
+        <w:rPr>
+          <w:lang w:val="kk-KZ"/>
+        </w:rPr>
+        <w:t>ч</w:t>
+      </w:r>
+      <w:r>
+        <w:rPr>
+          <w:lang w:val="kk-KZ"/>
+        </w:rPr>
+        <w:t>истота складов  – фото складов 3шт</w:t>
+      </w:r>
+    </w:p>
+    <w:p>
+      <w:pPr>
+        <w:spacing w:after="0"/>
+        <w:rPr>
+          <w:lang w:val="kk-KZ"/>
+        </w:rPr>
+      </w:pPr>
+    </w:p>
+    <w:p>
+      <w:pPr>
+        <w:spacing w:after="0" w:line="240" w:lineRule="auto"/>
+        <w:rPr>
+          <w:lang w:val="ru-RU"/>
+        </w:rPr>
+      </w:pPr>
+      <w:r>
+        <w:rPr>
+          <w:lang w:val="ru-RU"/>
+        </w:rPr>
+        <w:t>11:00</w:t>
+      </w:r>
+      <w:r>
+        <w:rPr>
+          <w:lang w:val="ru-RU"/>
+        </w:rPr>
+        <w:t xml:space="preserve">-11:20 Смотреть </w:t>
+      </w:r>
+      <w:r>
+        <w:rPr>
+          <w:lang w:val="ru-RU"/>
+        </w:rPr>
+        <w:t>ежечасный</w:t>
+      </w:r>
+      <w:r>
+        <w:rPr>
+          <w:lang w:val="ru-RU"/>
+        </w:rPr>
+        <w:t xml:space="preserve"> отчет + Проверить почту</w:t>
+      </w:r>
+      <w:r>
+        <w:rPr>
+          <w:lang w:val="ru-RU"/>
+        </w:rPr>
+        <w:t>/</w:t>
+      </w:r>
+      <w:r>
+        <w:rPr>
+          <w:lang w:val="ru-RU"/>
+        </w:rPr>
+        <w:t>письма+</w:t>
+      </w:r>
+      <w:r>
+        <w:rPr>
+          <w:lang w:val="ru-RU"/>
+        </w:rPr>
+        <w:t xml:space="preserve"> </w:t>
+      </w:r>
+      <w:r>
+        <w:rPr>
+          <w:lang w:val="ru-RU"/>
+        </w:rPr>
+        <w:t>Обход этажа + фото обхода складов</w:t>
+      </w:r>
+    </w:p>
+    <w:p>
+      <w:pPr>
+        <w:spacing w:after="0" w:line="240" w:lineRule="auto"/>
+        <w:rPr>
+          <w:lang w:val="ru-RU"/>
+        </w:rPr>
+      </w:pPr>
+    </w:p>
+    <w:p>
+      <w:pPr>
+        <w:spacing w:after="0" w:line="240" w:lineRule="auto"/>
+        <w:rPr>
+          <w:lang w:val="ru-RU"/>
+        </w:rPr>
+      </w:pPr>
+      <w:r>
+        <w:rPr>
+          <w:lang w:val="ru-RU"/>
+        </w:rPr>
+        <w:t>До 12:00 сходить на брейк</w:t>
+      </w:r>
+    </w:p>
+    <w:p>
+      <w:pPr>
+        <w:spacing w:after="0" w:line="240" w:lineRule="auto"/>
+        <w:rPr>
+          <w:lang w:val="ru-RU"/>
+        </w:rPr>
+      </w:pPr>
+      <w:r>
+        <w:rPr>
+          <w:lang w:val="ru-RU"/>
+        </w:rPr>
+        <w:t xml:space="preserve">Составить КЛН и подтвердить – фото завершенные </w:t>
+      </w:r>
+      <w:proofErr w:type="spellStart"/>
+      <w:r>
+        <w:rPr>
+          <w:lang w:val="ru-RU"/>
+        </w:rPr>
+        <w:t>клн</w:t>
+      </w:r>
+      <w:proofErr w:type="spellEnd"/>
+      <w:r>
+        <w:rPr>
+          <w:lang w:val="ru-RU"/>
+        </w:rPr>
+        <w:t xml:space="preserve"> (не подвязано под время, сделать в течение смены)</w:t>
+      </w:r>
+      <w:r>
+        <w:rPr>
+          <w:lang w:val="ru-RU"/>
+        </w:rPr>
+        <w:br/>
+        <w:t xml:space="preserve">Сделать </w:t>
+      </w:r>
+      <w:r>
+        <w:rPr>
+          <w:lang w:val="ru-RU"/>
+        </w:rPr>
+        <w:t>регламентные</w:t>
+      </w:r>
+      <w:r>
+        <w:rPr>
+          <w:lang w:val="ru-RU"/>
+        </w:rPr>
+        <w:t xml:space="preserve"> работы инсайда– фото (не подвязано под время, сделать в течение смены) </w:t>
+      </w:r>
+    </w:p>
+    <w:p>
+      <w:pPr>
+        <w:spacing w:after="0" w:line="240" w:lineRule="auto"/>
+        <w:rPr>
+          <w:lang w:val="ru-RU"/>
+        </w:rPr>
+      </w:pPr>
+    </w:p>
+    <w:p>
+      <w:pPr>
+        <w:spacing w:after="0" w:line="240" w:lineRule="auto"/>
+        <w:rPr>
+          <w:lang w:val="ru-RU"/>
+        </w:rPr>
+      </w:pPr>
+      <w:r>
+        <w:rPr>
+          <w:lang w:val="ru-RU"/>
+        </w:rPr>
+        <w:t xml:space="preserve">12:00-12:20 Смотреть </w:t>
+      </w:r>
+      <w:r>
+        <w:rPr>
+          <w:lang w:val="ru-RU"/>
+        </w:rPr>
+        <w:t>ежечасный</w:t>
+      </w:r>
+      <w:r>
+        <w:rPr>
+          <w:lang w:val="ru-RU"/>
+        </w:rPr>
+        <w:t xml:space="preserve"> отчет + Проверить почту</w:t>
+      </w:r>
+      <w:r>
+        <w:rPr>
+          <w:lang w:val="ru-RU"/>
+        </w:rPr>
+        <w:t>/</w:t>
+      </w:r>
+      <w:r>
+        <w:rPr>
+          <w:lang w:val="ru-RU"/>
+        </w:rPr>
+        <w:t>письма+</w:t>
+      </w:r>
+      <w:r>
+        <w:rPr>
+          <w:lang w:val="ru-RU"/>
+        </w:rPr>
+        <w:t xml:space="preserve"> </w:t>
+      </w:r>
+      <w:r>
+        <w:rPr>
+          <w:lang w:val="ru-RU"/>
+        </w:rPr>
+        <w:t>Обход этажа + фото обхода складов</w:t>
+      </w:r>
+    </w:p>
+    <w:p>
+      <w:pPr>
+        <w:spacing w:after="0" w:line="240" w:lineRule="auto"/>
+        <w:rPr>
+          <w:lang w:val="ru-RU"/>
+        </w:rPr>
+      </w:pPr>
+      <w:r>
+        <w:rPr>
+          <w:lang w:val="kk-KZ"/>
+        </w:rPr>
+        <w:t xml:space="preserve">12:20-12:30 </w:t>
       </w:r>
       <w:r>
         <w:rPr>
           <w:lang w:val="en-US"/>
         </w:rPr>
-        <w:t>DR</w:t>
-      </w:r>
-      <w:r>
-        <w:rPr>
-          <w:lang w:val="ru-RU"/>
-        </w:rPr>
-        <w:t xml:space="preserve"> – 5 минут </w:t>
-      </w:r>
-      <w:r>
-        <w:rPr>
-          <w:lang w:val="ru-RU"/>
-        </w:rPr>
-        <w:t xml:space="preserve">– фотка </w:t>
-      </w:r>
-      <w:r>
-        <w:rPr>
-          <w:lang w:val="ru-RU"/>
-        </w:rPr>
-        <w:t>(</w:t>
-      </w:r>
-      <w:r>
-        <w:rPr>
-          <w:lang w:val="ru-RU"/>
-        </w:rPr>
-        <w:t>до брейка</w:t>
-      </w:r>
-      <w:r>
-        <w:rPr>
-          <w:lang w:val="ru-RU"/>
-        </w:rPr>
-        <w:t>)</w:t>
-      </w:r>
-      <w:r>
-        <w:rPr>
-          <w:lang w:val="ru-RU"/>
-        </w:rPr>
-        <w:br/>
-      </w:r>
-      <w:r>
-        <w:rPr>
-          <w:lang w:val="ru-RU"/>
-        </w:rPr>
-        <w:t>Бланк с подписями на почасовую мойку рук</w:t>
-      </w:r>
-      <w:r>
-        <w:rPr>
-          <w:lang w:val="ru-RU"/>
-        </w:rPr>
-        <w:t>й1</w:t>
-      </w:r>
-      <w:r>
-        <w:rPr>
-          <w:lang w:val="ru-RU"/>
-        </w:rPr>
-        <w:t xml:space="preserve"> – фотка </w:t>
-      </w:r>
-      <w:r>
-        <w:rPr>
-          <w:lang w:val="ru-RU"/>
-        </w:rPr>
-        <w:br/>
-        <w:t>Проверять температуру салата – фото (до 12</w:t>
-      </w:r>
-      <w:r>
-        <w:rPr>
-          <w:lang w:val="ru-RU"/>
-        </w:rPr>
-        <w:t xml:space="preserve">:00, </w:t>
-      </w:r>
-      <w:r>
-        <w:rPr>
-          <w:lang w:val="ru-RU"/>
-        </w:rPr>
-        <w:t>до 17</w:t>
-      </w:r>
-      <w:r>
-        <w:rPr>
-          <w:lang w:val="ru-RU"/>
-        </w:rPr>
-        <w:t xml:space="preserve">:00, </w:t>
-      </w:r>
-      <w:r>
-        <w:rPr>
-          <w:lang w:val="ru-RU"/>
-        </w:rPr>
-        <w:t>до 20</w:t>
-      </w:r>
-      <w:r>
-        <w:rPr>
-          <w:lang w:val="ru-RU"/>
-        </w:rPr>
-        <w:t>:00)</w:t>
-      </w:r>
-      <w:r>
-        <w:rPr>
-          <w:lang w:val="ru-RU"/>
-        </w:rPr>
-        <w:br/>
-        <w:t>Составить КЛН и подтвердить – фото</w:t>
-      </w:r>
-      <w:r>
-        <w:rPr>
-          <w:lang w:val="ru-RU"/>
-        </w:rPr>
-        <w:br/>
-        <w:t xml:space="preserve">Положить </w:t>
+        <w:t>E</w:t>
+      </w:r>
+      <w:r>
+        <w:rPr>
+          <w:lang w:val="ru-RU"/>
+        </w:rPr>
+        <w:t>-</w:t>
+      </w:r>
+      <w:r>
+        <w:rPr>
+          <w:lang w:val="en-US"/>
+        </w:rPr>
+        <w:t>predict</w:t>
+      </w:r>
+      <w:r>
+        <w:rPr>
+          <w:lang w:val="ru-RU"/>
+        </w:rPr>
+        <w:t xml:space="preserve"> </w:t>
+      </w:r>
+      <w:r>
+        <w:rPr>
+          <w:lang w:val="ru-RU"/>
+        </w:rPr>
+        <w:t xml:space="preserve">посмотреть планирование конфигурации </w:t>
+      </w:r>
+      <w:r>
+        <w:rPr>
+          <w:lang w:val="ru-RU"/>
+        </w:rPr>
+        <w:t>- фото</w:t>
+      </w:r>
+    </w:p>
+    <w:p>
+      <w:pPr>
+        <w:spacing w:after="0" w:line="240" w:lineRule="auto"/>
+        <w:rPr>
+          <w:lang w:val="ru-RU"/>
+        </w:rPr>
+      </w:pPr>
+      <w:r>
+        <w:rPr>
+          <w:lang w:val="ru-RU"/>
+        </w:rPr>
+        <w:t>13:00-13:20</w:t>
+      </w:r>
+      <w:r>
+        <w:rPr>
+          <w:lang w:val="ru-RU"/>
+        </w:rPr>
+        <w:t xml:space="preserve"> </w:t>
+      </w:r>
+      <w:r>
+        <w:rPr>
+          <w:lang w:val="ru-RU"/>
+        </w:rPr>
+        <w:t xml:space="preserve">Смотреть </w:t>
+      </w:r>
+      <w:r>
+        <w:rPr>
+          <w:lang w:val="ru-RU"/>
+        </w:rPr>
+        <w:t>ежечасный</w:t>
+      </w:r>
+      <w:r>
+        <w:rPr>
+          <w:lang w:val="ru-RU"/>
+        </w:rPr>
+        <w:t xml:space="preserve"> отчет + Проверить почту</w:t>
+      </w:r>
+      <w:r>
+        <w:rPr>
+          <w:lang w:val="ru-RU"/>
+        </w:rPr>
+        <w:t>/</w:t>
+      </w:r>
+      <w:r>
+        <w:rPr>
+          <w:lang w:val="ru-RU"/>
+        </w:rPr>
+        <w:t>письма+</w:t>
+      </w:r>
+      <w:r>
+        <w:rPr>
+          <w:lang w:val="ru-RU"/>
+        </w:rPr>
+        <w:t xml:space="preserve"> </w:t>
+      </w:r>
+      <w:r>
+        <w:rPr>
+          <w:lang w:val="ru-RU"/>
+        </w:rPr>
+        <w:t xml:space="preserve">Обход этажа + </w:t>
+      </w:r>
+      <w:r>
+        <w:rPr>
+          <w:lang w:val="ru-RU"/>
+        </w:rPr>
+        <w:t>ф</w:t>
+      </w:r>
+      <w:r>
+        <w:rPr>
+          <w:lang w:val="ru-RU"/>
+        </w:rPr>
+        <w:t>ото обхода складов</w:t>
+      </w:r>
+      <w:r>
+        <w:rPr>
+          <w:lang w:val="ru-RU"/>
+        </w:rPr>
+        <w:t>,</w:t>
+      </w:r>
+    </w:p>
+    <w:p>
+      <w:pPr>
+        <w:spacing w:after="0" w:line="240" w:lineRule="auto"/>
+        <w:rPr>
+          <w:lang w:val="ru-RU"/>
+        </w:rPr>
+      </w:pPr>
+      <w:r>
+        <w:rPr>
+          <w:lang w:val="ru-RU"/>
+        </w:rPr>
+        <w:t>13:00-14:00 Работа на этаже (пик тайм) –</w:t>
+      </w:r>
+      <w:r>
+        <w:rPr>
+          <w:lang w:val="ru-RU"/>
+        </w:rPr>
+        <w:t xml:space="preserve"> </w:t>
+      </w:r>
+      <w:r>
+        <w:rPr>
+          <w:lang w:val="ru-RU"/>
+        </w:rPr>
+        <w:t xml:space="preserve">время </w:t>
+      </w:r>
+      <w:r>
+        <w:rPr>
+          <w:lang w:val="ru-RU"/>
+        </w:rPr>
+        <w:t>по-разному</w:t>
+      </w:r>
+    </w:p>
+    <w:p>
+      <w:pPr>
+        <w:spacing w:after="0" w:line="240" w:lineRule="auto"/>
+        <w:rPr>
+          <w:lang w:val="ru-RU"/>
+        </w:rPr>
+      </w:pPr>
+      <w:r>
+        <w:rPr>
+          <w:lang w:val="ru-RU"/>
+        </w:rPr>
+        <w:t xml:space="preserve">14:00-14:20 Смотреть </w:t>
+      </w:r>
+      <w:r>
+        <w:rPr>
+          <w:lang w:val="ru-RU"/>
+        </w:rPr>
+        <w:t>ежечасный</w:t>
+      </w:r>
+      <w:r>
+        <w:rPr>
+          <w:lang w:val="ru-RU"/>
+        </w:rPr>
+        <w:t xml:space="preserve"> отчет + Проверить почту</w:t>
+      </w:r>
+      <w:r>
+        <w:rPr>
+          <w:lang w:val="ru-RU"/>
+        </w:rPr>
+        <w:t>/</w:t>
+      </w:r>
+      <w:r>
+        <w:rPr>
+          <w:lang w:val="ru-RU"/>
+        </w:rPr>
+        <w:t>письма+</w:t>
+      </w:r>
+      <w:r>
+        <w:rPr>
+          <w:lang w:val="ru-RU"/>
+        </w:rPr>
+        <w:t xml:space="preserve"> </w:t>
+      </w:r>
+      <w:r>
+        <w:rPr>
+          <w:lang w:val="ru-RU"/>
+        </w:rPr>
+        <w:t>Обход этажа + фото обхода складов</w:t>
+      </w:r>
+      <w:r>
+        <w:rPr>
+          <w:lang w:val="ru-RU"/>
+        </w:rPr>
+        <w:t>,</w:t>
+      </w:r>
+    </w:p>
+    <w:p>
+      <w:pPr>
+        <w:spacing w:after="0" w:line="240" w:lineRule="auto"/>
+        <w:rPr>
+          <w:lang w:val="ru-RU"/>
+        </w:rPr>
+      </w:pPr>
+      <w:r>
+        <w:rPr>
+          <w:lang w:val="ru-RU"/>
+        </w:rPr>
+        <w:t xml:space="preserve">14:30-15:00 Пополнить </w:t>
       </w:r>
       <w:proofErr w:type="spellStart"/>
-      <w:r>
-        <w:rPr>
-          <w:lang w:val="ru-RU"/>
-        </w:rPr>
-        <w:t>партянки</w:t>
+      <w:proofErr w:type="gramStart"/>
+      <w:r>
+        <w:rPr>
+          <w:lang w:val="ru-RU"/>
+        </w:rPr>
+        <w:t>кулер,фризер</w:t>
       </w:r>
       <w:proofErr w:type="spellEnd"/>
-      <w:r>
-        <w:rPr>
-          <w:lang w:val="ru-RU"/>
-        </w:rPr>
-        <w:t xml:space="preserve"> за предыдущий день в папки и написать время ночников </w:t>
-      </w:r>
-      <w:r>
-        <w:rPr>
-          <w:lang w:val="ru-RU"/>
-        </w:rPr>
-        <w:t>–</w:t>
-      </w:r>
-      <w:r>
-        <w:rPr>
-          <w:lang w:val="ru-RU"/>
-        </w:rPr>
-        <w:t xml:space="preserve"> фото</w:t>
-      </w:r>
-      <w:r>
-        <w:rPr>
-          <w:lang w:val="ru-RU"/>
-        </w:rPr>
-        <w:br/>
-      </w:r>
-      <w:r>
-        <w:rPr>
-          <w:lang w:val="ru-RU"/>
-        </w:rPr>
-        <w:t>С</w:t>
-      </w:r>
-      <w:r>
-        <w:rPr>
-          <w:lang w:val="ru-RU"/>
-        </w:rPr>
-        <w:t xml:space="preserve">делать </w:t>
-      </w:r>
-      <w:proofErr w:type="spellStart"/>
-      <w:r>
-        <w:rPr>
-          <w:lang w:val="ru-RU"/>
-        </w:rPr>
-        <w:t>регламентые</w:t>
-      </w:r>
-      <w:proofErr w:type="spellEnd"/>
-      <w:r>
-        <w:rPr>
-          <w:lang w:val="ru-RU"/>
-        </w:rPr>
-        <w:t xml:space="preserve"> работы инсайда</w:t>
+      <w:proofErr w:type="gramEnd"/>
+      <w:r>
+        <w:rPr>
+          <w:lang w:val="ru-RU"/>
+        </w:rPr>
+        <w:t xml:space="preserve"> по таблице 24/2</w:t>
+      </w:r>
+    </w:p>
+    <w:p>
+      <w:pPr>
+        <w:spacing w:after="0" w:line="240" w:lineRule="auto"/>
+        <w:rPr>
+          <w:lang w:val="ru-RU"/>
+        </w:rPr>
+      </w:pPr>
+      <w:r>
+        <w:rPr>
+          <w:lang w:val="ru-RU"/>
+        </w:rPr>
+        <w:t xml:space="preserve">15:00-15:20 Смотреть </w:t>
+      </w:r>
+      <w:r>
+        <w:rPr>
+          <w:lang w:val="ru-RU"/>
+        </w:rPr>
+        <w:t>ежечасный</w:t>
+      </w:r>
+      <w:r>
+        <w:rPr>
+          <w:lang w:val="ru-RU"/>
+        </w:rPr>
+        <w:t xml:space="preserve"> отчет + Проверить почту</w:t>
+      </w:r>
+      <w:r>
+        <w:rPr>
+          <w:lang w:val="ru-RU"/>
+        </w:rPr>
+        <w:t>/</w:t>
+      </w:r>
+      <w:r>
+        <w:rPr>
+          <w:lang w:val="ru-RU"/>
+        </w:rPr>
+        <w:t>письма+</w:t>
+      </w:r>
+      <w:r>
+        <w:rPr>
+          <w:lang w:val="ru-RU"/>
+        </w:rPr>
+        <w:t xml:space="preserve"> </w:t>
+      </w:r>
+      <w:r>
+        <w:rPr>
+          <w:lang w:val="ru-RU"/>
+        </w:rPr>
+        <w:t>Обход этажа + фото обхода складо</w:t>
+      </w:r>
+      <w:r>
+        <w:rPr>
+          <w:lang w:val="ru-RU"/>
+        </w:rPr>
+        <w:t>в</w:t>
+      </w:r>
+    </w:p>
+    <w:p>
+      <w:pPr>
+        <w:spacing w:after="0" w:line="240" w:lineRule="auto"/>
+        <w:rPr>
+          <w:lang w:val="ru-RU"/>
+        </w:rPr>
+      </w:pPr>
+      <w:r>
+        <w:rPr>
+          <w:lang w:val="ru-RU"/>
+        </w:rPr>
+        <w:t>15:30-16:00 Сфотографировать портянку что все работники были на брейке и 15</w:t>
+      </w:r>
+    </w:p>
+    <w:p>
+      <w:pPr>
+        <w:spacing w:after="0" w:line="240" w:lineRule="auto"/>
+        <w:rPr>
+          <w:lang w:val="ru-RU"/>
+        </w:rPr>
+      </w:pPr>
+      <w:r>
+        <w:rPr>
+          <w:lang w:val="ru-RU"/>
+        </w:rPr>
+        <w:t>16:00-16:</w:t>
+      </w:r>
+      <w:r>
+        <w:rPr>
+          <w:lang w:val="ru-RU"/>
+        </w:rPr>
+        <w:t>3</w:t>
+      </w:r>
+      <w:r>
+        <w:rPr>
+          <w:lang w:val="ru-RU"/>
+        </w:rPr>
+        <w:t>0</w:t>
+      </w:r>
+      <w:r>
+        <w:rPr>
+          <w:lang w:val="ru-RU"/>
+        </w:rPr>
+        <w:t xml:space="preserve"> </w:t>
+      </w:r>
+      <w:r>
+        <w:rPr>
+          <w:lang w:val="ru-RU"/>
+        </w:rPr>
+        <w:t xml:space="preserve">Сделать проверочную </w:t>
+      </w:r>
+      <w:r>
+        <w:rPr>
+          <w:lang w:val="ru-RU"/>
+        </w:rPr>
+        <w:t xml:space="preserve">с </w:t>
+      </w:r>
+      <w:r>
+        <w:rPr>
+          <w:lang w:val="ru-RU"/>
+        </w:rPr>
+        <w:t>проверить</w:t>
+      </w:r>
+      <w:r>
+        <w:rPr>
+          <w:lang w:val="ru-RU"/>
+        </w:rPr>
+        <w:t xml:space="preserve"> бланки </w:t>
+      </w:r>
+      <w:r>
+        <w:rPr>
+          <w:lang w:val="en-US"/>
+        </w:rPr>
+        <w:t>MR</w:t>
+      </w:r>
+      <w:r>
+        <w:rPr>
+          <w:lang w:val="ru-RU"/>
+        </w:rPr>
+        <w:t xml:space="preserve">, </w:t>
+      </w:r>
+      <w:r>
+        <w:rPr>
+          <w:lang w:val="ru-RU"/>
+        </w:rPr>
+        <w:t>пересдача</w:t>
+      </w:r>
+      <w:r>
+        <w:rPr>
+          <w:lang w:val="ru-RU"/>
+        </w:rPr>
+        <w:t xml:space="preserve"> вечеру</w:t>
+      </w:r>
+      <w:r>
+        <w:rPr>
+          <w:lang w:val="ru-RU"/>
+        </w:rPr>
+        <w:t xml:space="preserve"> </w:t>
+      </w:r>
+      <w:r>
+        <w:rPr>
+          <w:lang w:val="ru-RU"/>
+        </w:rPr>
+        <w:t>(перекрытие смен</w:t>
+      </w:r>
+      <w:r>
+        <w:rPr>
+          <w:lang w:val="ru-RU"/>
+        </w:rPr>
+        <w:t xml:space="preserve">, </w:t>
+      </w:r>
+      <w:r>
+        <w:rPr>
+          <w:lang w:val="ru-RU"/>
+        </w:rPr>
+        <w:t>написать отчет)</w:t>
+      </w:r>
+    </w:p>
+    <w:p>
+      <w:pPr>
+        <w:spacing w:after="0" w:line="240" w:lineRule="auto"/>
+        <w:rPr>
+          <w:lang w:val="ru-RU"/>
+        </w:rPr>
+      </w:pPr>
+      <w:r>
+        <w:rPr>
+          <w:lang w:val="ru-RU"/>
+        </w:rPr>
+        <w:t>16:30 Пробиться домой - фото</w:t>
+      </w:r>
+    </w:p>
+    <w:p>
+      <w:pPr>
+        <w:spacing w:after="0" w:line="240" w:lineRule="auto"/>
+        <w:rPr>
+          <w:lang w:val="ru-RU"/>
+        </w:rPr>
+      </w:pPr>
+    </w:p>
+    <w:p>
+      <w:pPr>
+        <w:spacing w:after="0" w:line="240" w:lineRule="auto"/>
+        <w:rPr>
+          <w:lang w:val="ru-RU"/>
+        </w:rPr>
+      </w:pPr>
+      <w:r>
+        <w:rPr>
+          <w:lang w:val="ru-RU"/>
+        </w:rPr>
+        <w:br w:type="page"/>
+      </w:r>
+      <w:r>
+        <w:rPr>
+          <w:lang w:val="ru-RU"/>
+        </w:rPr>
+        <w:lastRenderedPageBreak/>
+        <w:t xml:space="preserve"> </w:t>
       </w:r>
       <w:r>
         <w:rPr>
@@ -749,930 +1980,1532 @@
           <w:bCs/>
           <w:lang w:val="ru-RU"/>
         </w:rPr>
-        <w:br/>
-      </w:r>
-      <w:r>
+        <w:t>Вечер</w:t>
+      </w:r>
+      <w:r>
+        <w:rPr>
+          <w:lang w:val="ru-RU"/>
+        </w:rPr>
+        <w:t xml:space="preserve">: </w:t>
+      </w:r>
+      <w:r>
+        <w:rPr>
+          <w:lang w:val="ru-RU"/>
+        </w:rPr>
+        <w:br/>
+      </w:r>
+      <w:r>
+        <w:rPr>
+          <w:lang w:val="ru-RU"/>
+        </w:rPr>
+        <w:t>16:00-</w:t>
+      </w:r>
+      <w:r>
+        <w:rPr>
+          <w:lang w:val="ru-RU"/>
+        </w:rPr>
+        <w:t>16</w:t>
+      </w:r>
+      <w:r>
+        <w:rPr>
+          <w:lang w:val="kk-KZ"/>
+        </w:rPr>
+        <w:t xml:space="preserve">:05 </w:t>
+      </w:r>
+      <w:r>
+        <w:rPr>
+          <w:lang w:val="ru-RU"/>
+        </w:rPr>
+        <w:t>Готовый</w:t>
+      </w:r>
+      <w:r>
+        <w:rPr>
+          <w:lang w:val="ru-RU"/>
+        </w:rPr>
+        <w:t xml:space="preserve"> чек лист (влияет на </w:t>
+      </w:r>
+      <w:proofErr w:type="spellStart"/>
+      <w:r>
+        <w:rPr>
+          <w:lang w:val="ru-RU"/>
+        </w:rPr>
+        <w:t>орп</w:t>
+      </w:r>
+      <w:proofErr w:type="spellEnd"/>
+      <w:r>
+        <w:rPr>
+          <w:lang w:val="ru-RU"/>
+        </w:rPr>
+        <w:t xml:space="preserve">) – фото </w:t>
+      </w:r>
+      <w:r>
+        <w:rPr>
+          <w:lang w:val="ru-RU"/>
+        </w:rPr>
+        <w:br/>
+      </w:r>
+      <w:r>
+        <w:rPr>
+          <w:lang w:val="ru-RU"/>
+        </w:rPr>
+        <w:t xml:space="preserve">16:05-16:30 </w:t>
+      </w:r>
+    </w:p>
+    <w:p>
+      <w:pPr>
+        <w:spacing w:after="0" w:line="240" w:lineRule="auto"/>
+        <w:rPr>
+          <w:lang w:val="ru-RU"/>
+        </w:rPr>
+      </w:pPr>
+      <w:r>
+        <w:rPr>
+          <w:lang w:val="ru-RU"/>
+        </w:rPr>
+        <w:t>Принять смену</w:t>
+      </w:r>
+      <w:r>
+        <w:rPr>
+          <w:lang w:val="ru-RU"/>
+        </w:rPr>
+        <w:t>, сделать совместно с вечер инсайдом</w:t>
+      </w:r>
+    </w:p>
+    <w:p>
+      <w:pPr>
+        <w:spacing w:after="0" w:line="240" w:lineRule="auto"/>
+        <w:rPr>
+          <w:lang w:val="ru-RU"/>
+        </w:rPr>
+      </w:pPr>
+      <w:r>
+        <w:rPr>
+          <w:lang w:val="ru-RU"/>
+        </w:rPr>
+        <w:t>- на все письмо есть ответы</w:t>
+      </w:r>
+    </w:p>
+    <w:p>
+      <w:pPr>
+        <w:spacing w:after="0" w:line="240" w:lineRule="auto"/>
+        <w:rPr>
+          <w:lang w:val="ru-RU"/>
+        </w:rPr>
+      </w:pPr>
+      <w:r>
+        <w:rPr>
+          <w:lang w:val="ru-RU"/>
+        </w:rPr>
+        <w:t>- пересказ проблем продукт/оборудование/ люди</w:t>
+      </w:r>
+    </w:p>
+    <w:p>
+      <w:pPr>
+        <w:spacing w:after="0" w:line="240" w:lineRule="auto"/>
+        <w:rPr>
+          <w:lang w:val="ru-RU"/>
+        </w:rPr>
+      </w:pPr>
+      <w:r>
+        <w:rPr>
+          <w:lang w:val="ru-RU"/>
+        </w:rPr>
+        <w:t>- обход по складам и проверка состояние складов</w:t>
+      </w:r>
+    </w:p>
+    <w:p>
+      <w:pPr>
+        <w:spacing w:after="0" w:line="240" w:lineRule="auto"/>
+        <w:rPr>
+          <w:lang w:val="ru-RU"/>
+        </w:rPr>
+      </w:pPr>
+      <w:r>
+        <w:rPr>
+          <w:lang w:val="ru-RU"/>
+        </w:rPr>
+        <w:t xml:space="preserve">- проверка чистота ресторана </w:t>
+      </w:r>
+      <w:r>
+        <w:rPr>
+          <w:lang w:val="ru-RU"/>
+        </w:rPr>
+        <w:t>(</w:t>
+      </w:r>
+      <w:r>
+        <w:rPr>
+          <w:lang w:val="kk-KZ"/>
+        </w:rPr>
+        <w:t>сп, туалет, этаж</w:t>
+      </w:r>
+      <w:r>
+        <w:rPr>
+          <w:lang w:val="ru-RU"/>
+        </w:rPr>
+        <w:t>)</w:t>
+      </w:r>
+    </w:p>
+    <w:p>
+      <w:pPr>
+        <w:spacing w:after="0" w:line="240" w:lineRule="auto"/>
+        <w:rPr>
+          <w:lang w:val="ru-RU"/>
+        </w:rPr>
+      </w:pPr>
+      <w:r>
+        <w:rPr>
+          <w:lang w:val="ru-RU"/>
+        </w:rPr>
+        <w:t>- проверка бланков</w:t>
+      </w:r>
+    </w:p>
+    <w:p>
+      <w:pPr>
+        <w:spacing w:after="0" w:line="240" w:lineRule="auto"/>
+        <w:rPr>
+          <w:lang w:val="ru-RU"/>
+        </w:rPr>
+      </w:pPr>
+      <w:r>
+        <w:rPr>
+          <w:lang w:val="ru-RU"/>
+        </w:rPr>
+        <w:t xml:space="preserve">- проверка сроков хранение и </w:t>
+      </w:r>
+      <w:r>
+        <w:rPr>
+          <w:lang w:val="en-US"/>
+        </w:rPr>
+        <w:t>DR</w:t>
+      </w:r>
+      <w:r>
+        <w:rPr>
+          <w:lang w:val="ru-RU"/>
+        </w:rPr>
+        <w:t xml:space="preserve"> – фото</w:t>
+      </w:r>
+    </w:p>
+    <w:p>
+      <w:pPr>
+        <w:spacing w:after="0"/>
+        <w:rPr>
+          <w:lang w:val="ru-RU"/>
+        </w:rPr>
+      </w:pPr>
+      <w:r>
+        <w:rPr>
+          <w:lang w:val="ru-RU"/>
+        </w:rPr>
+        <w:t xml:space="preserve">- психрометр - фото </w:t>
+      </w:r>
+    </w:p>
+    <w:p>
+      <w:pPr>
+        <w:spacing w:after="0"/>
+        <w:rPr>
+          <w:lang w:val="ru-RU"/>
+        </w:rPr>
+      </w:pPr>
+      <w:r>
+        <w:rPr>
+          <w:lang w:val="ru-RU"/>
+        </w:rPr>
+        <w:t>- Проверить ловушки – фото</w:t>
+      </w:r>
+    </w:p>
+    <w:p>
+      <w:pPr>
+        <w:spacing w:after="0" w:line="240" w:lineRule="auto"/>
+        <w:rPr>
+          <w:lang w:val="ru-RU"/>
+        </w:rPr>
+      </w:pPr>
+      <w:r>
+        <w:rPr>
+          <w:lang w:val="ru-RU"/>
+        </w:rPr>
+        <w:t>- п</w:t>
+      </w:r>
+      <w:r>
+        <w:rPr>
+          <w:lang w:val="ru-RU"/>
+        </w:rPr>
+        <w:t>роверка ПТО,</w:t>
+      </w:r>
+      <w:r>
+        <w:rPr>
+          <w:lang w:val="ru-RU"/>
+        </w:rPr>
+        <w:t xml:space="preserve"> </w:t>
+      </w:r>
+      <w:r>
+        <w:rPr>
+          <w:lang w:val="ru-RU"/>
+        </w:rPr>
+        <w:t>журнала жира,</w:t>
+      </w:r>
+      <w:r>
+        <w:rPr>
+          <w:lang w:val="ru-RU"/>
+        </w:rPr>
+        <w:t xml:space="preserve"> </w:t>
+      </w:r>
+      <w:r>
+        <w:rPr>
+          <w:lang w:val="en-US"/>
+        </w:rPr>
+        <w:t>shift</w:t>
+      </w:r>
+      <w:r>
+        <w:rPr>
+          <w:lang w:val="ru-RU"/>
+        </w:rPr>
+        <w:t xml:space="preserve"> </w:t>
+      </w:r>
+      <w:r>
+        <w:rPr>
+          <w:lang w:val="en-US"/>
+        </w:rPr>
+        <w:t>report</w:t>
+      </w:r>
+      <w:r>
+        <w:rPr>
+          <w:lang w:val="ru-RU"/>
+        </w:rPr>
+        <w:t xml:space="preserve"> </w:t>
+      </w:r>
+      <w:r>
+        <w:rPr>
+          <w:lang w:val="ru-RU"/>
+        </w:rPr>
+        <w:t>на заполняемость</w:t>
+      </w:r>
+    </w:p>
+    <w:p>
+      <w:pPr>
+        <w:spacing w:after="0" w:line="240" w:lineRule="auto"/>
+        <w:rPr>
+          <w:lang w:val="ru-RU"/>
+        </w:rPr>
+      </w:pPr>
+    </w:p>
+    <w:p>
+      <w:pPr>
+        <w:spacing w:after="0" w:line="240" w:lineRule="auto"/>
+        <w:rPr>
+          <w:color w:val="EE0000"/>
+          <w:lang w:val="ru-RU"/>
+        </w:rPr>
+      </w:pPr>
+      <w:r>
+        <w:rPr>
+          <w:lang w:val="ru-RU"/>
+        </w:rPr>
+        <w:t xml:space="preserve">16:30-16:40 </w:t>
+      </w:r>
+      <w:r>
+        <w:rPr>
+          <w:lang w:val="en-US"/>
+        </w:rPr>
+        <w:t>E</w:t>
+      </w:r>
+      <w:r>
+        <w:rPr>
+          <w:lang w:val="ru-RU"/>
+        </w:rPr>
+        <w:t>-</w:t>
+      </w:r>
+      <w:r>
+        <w:rPr>
+          <w:lang w:val="en-US"/>
+        </w:rPr>
+        <w:t>predict</w:t>
+      </w:r>
+      <w:r>
+        <w:rPr>
+          <w:lang w:val="ru-RU"/>
+        </w:rPr>
+        <w:t xml:space="preserve"> </w:t>
+      </w:r>
+      <w:r>
+        <w:rPr>
+          <w:lang w:val="ru-RU"/>
+        </w:rPr>
+        <w:t>посмотреть планирование конфигурации - фото</w:t>
+      </w:r>
+    </w:p>
+    <w:p>
+      <w:pPr>
+        <w:spacing w:after="0" w:line="240" w:lineRule="auto"/>
+        <w:rPr>
+          <w:lang w:val="kk-KZ"/>
+        </w:rPr>
+      </w:pPr>
+      <w:r>
+        <w:rPr>
+          <w:color w:val="000000" w:themeColor="text1"/>
+          <w:lang w:val="ru-RU"/>
+        </w:rPr>
+        <w:t xml:space="preserve">16:40-17:00 </w:t>
+      </w:r>
+      <w:r>
+        <w:rPr>
+          <w:lang w:val="ru-RU"/>
+        </w:rPr>
+        <w:t xml:space="preserve">Проверять температуру салата (под-заправочного стол, кулер, холодильник) – фото </w:t>
+      </w:r>
+      <w:r>
+        <w:rPr>
+          <w:lang w:val="ru-RU"/>
+        </w:rPr>
+        <w:t>3</w:t>
+      </w:r>
+      <w:r>
+        <w:rPr>
+          <w:lang w:val="kk-KZ"/>
+        </w:rPr>
+        <w:t>шт</w:t>
+      </w:r>
+    </w:p>
+    <w:p>
+      <w:pPr>
+        <w:spacing w:after="0" w:line="240" w:lineRule="auto"/>
+        <w:rPr>
+          <w:lang w:val="ru-RU"/>
+        </w:rPr>
+      </w:pPr>
+      <w:r>
+        <w:rPr>
+          <w:lang w:val="ru-RU"/>
+        </w:rPr>
+        <w:t>17:00-17:20 Смотреть ежечасный отчет + Проверить почту</w:t>
+      </w:r>
+      <w:r>
+        <w:rPr>
+          <w:lang w:val="ru-RU"/>
+        </w:rPr>
+        <w:t>/</w:t>
+      </w:r>
+      <w:r>
+        <w:rPr>
+          <w:lang w:val="ru-RU"/>
+        </w:rPr>
+        <w:t>письма+</w:t>
+      </w:r>
+      <w:r>
+        <w:rPr>
+          <w:lang w:val="ru-RU"/>
+        </w:rPr>
+        <w:t xml:space="preserve"> </w:t>
+      </w:r>
+      <w:r>
+        <w:rPr>
+          <w:lang w:val="ru-RU"/>
+        </w:rPr>
+        <w:t>Обход этажа + фото обхода складов/</w:t>
+      </w:r>
+      <w:r>
+        <w:rPr>
+          <w:lang w:val="ru-RU"/>
+        </w:rPr>
+        <w:t>фото чек листа с ежечасный отчетом</w:t>
+      </w:r>
+    </w:p>
+    <w:p>
+      <w:pPr>
+        <w:spacing w:after="0" w:line="240" w:lineRule="auto"/>
+        <w:rPr>
+          <w:lang w:val="ru-RU"/>
+        </w:rPr>
+      </w:pPr>
+    </w:p>
+    <w:p>
+      <w:pPr>
+        <w:spacing w:after="0" w:line="240" w:lineRule="auto"/>
+        <w:rPr>
+          <w:lang w:val="ru-RU"/>
+        </w:rPr>
+      </w:pPr>
+      <w:r>
+        <w:rPr>
+          <w:lang w:val="ru-RU"/>
+        </w:rPr>
+        <w:t>Сходить на брейк</w:t>
+      </w:r>
+    </w:p>
+    <w:p>
+      <w:pPr>
+        <w:spacing w:after="0" w:line="240" w:lineRule="auto"/>
+        <w:rPr>
+          <w:lang w:val="ru-RU"/>
+        </w:rPr>
+      </w:pPr>
+      <w:r>
+        <w:rPr>
+          <w:lang w:val="ru-RU"/>
+        </w:rPr>
+        <w:t xml:space="preserve">Составить КЛН и подтвердить завершенные </w:t>
+      </w:r>
+      <w:proofErr w:type="spellStart"/>
+      <w:r>
+        <w:rPr>
+          <w:lang w:val="ru-RU"/>
+        </w:rPr>
+        <w:t>клн</w:t>
+      </w:r>
+      <w:proofErr w:type="spellEnd"/>
+      <w:r>
+        <w:rPr>
+          <w:lang w:val="ru-RU"/>
+        </w:rPr>
+        <w:t xml:space="preserve"> - отправить фото до </w:t>
+      </w:r>
+      <w:r>
+        <w:rPr>
+          <w:lang w:val="ru-RU"/>
+        </w:rPr>
+        <w:t>00:30 (</w:t>
+      </w:r>
+      <w:r>
+        <w:rPr>
+          <w:lang w:val="ru-RU"/>
+        </w:rPr>
+        <w:t>не подвязано под время, сделать в течение смены)</w:t>
+      </w:r>
+      <w:r>
+        <w:rPr>
+          <w:lang w:val="ru-RU"/>
+        </w:rPr>
+        <w:br/>
+        <w:t>Сделать регламентные работы инсайда– отправить фото до 00:</w:t>
+      </w:r>
+      <w:r>
+        <w:rPr>
+          <w:lang w:val="ru-RU"/>
+        </w:rPr>
+        <w:t>30 (</w:t>
+      </w:r>
+      <w:r>
+        <w:rPr>
+          <w:lang w:val="ru-RU"/>
+        </w:rPr>
+        <w:t xml:space="preserve">не подвязано под время, сделать в течение смены) </w:t>
+      </w:r>
+    </w:p>
+    <w:p>
+      <w:pPr>
+        <w:spacing w:after="0" w:line="240" w:lineRule="auto"/>
+        <w:rPr>
+          <w:lang w:val="ru-RU"/>
+        </w:rPr>
+      </w:pPr>
+      <w:r>
+        <w:rPr>
+          <w:lang w:val="ru-RU"/>
+        </w:rPr>
+        <w:t xml:space="preserve">Прием регламента у ДЛК </w:t>
+      </w:r>
+      <w:r>
+        <w:rPr>
+          <w:lang w:val="ru-RU"/>
+        </w:rPr>
+        <w:t>– отправить фото до 00:30 (не подвязано под время, сделать в течение смены)</w:t>
+      </w:r>
+      <w:r>
+        <w:rPr>
+          <w:lang w:val="ru-RU"/>
+        </w:rPr>
+        <w:br/>
+      </w:r>
+    </w:p>
+    <w:p>
+      <w:pPr>
+        <w:spacing w:after="0" w:line="240" w:lineRule="auto"/>
+        <w:rPr>
+          <w:lang w:val="ru-RU"/>
+        </w:rPr>
+      </w:pPr>
+    </w:p>
+    <w:p>
+      <w:pPr>
+        <w:spacing w:after="0" w:line="240" w:lineRule="auto"/>
+        <w:rPr>
+          <w:lang w:val="ru-RU"/>
+        </w:rPr>
+      </w:pPr>
+      <w:r>
+        <w:rPr>
+          <w:lang w:val="ru-RU"/>
+        </w:rPr>
+        <w:t>18:00-18:20 Смотреть ежечасный отчет + Проверить почту</w:t>
+      </w:r>
+      <w:r>
+        <w:rPr>
+          <w:lang w:val="ru-RU"/>
+        </w:rPr>
+        <w:t>/</w:t>
+      </w:r>
+      <w:r>
+        <w:rPr>
+          <w:lang w:val="ru-RU"/>
+        </w:rPr>
+        <w:t>письма+</w:t>
+      </w:r>
+      <w:r>
+        <w:rPr>
+          <w:lang w:val="ru-RU"/>
+        </w:rPr>
+        <w:t xml:space="preserve"> </w:t>
+      </w:r>
+      <w:r>
+        <w:rPr>
+          <w:lang w:val="ru-RU"/>
+        </w:rPr>
+        <w:t xml:space="preserve">Обход этажа + </w:t>
+      </w:r>
+      <w:r>
+        <w:rPr>
+          <w:lang w:val="ru-RU"/>
+        </w:rPr>
+        <w:t>фото чек листа с ежечасны</w:t>
+      </w:r>
+      <w:r>
+        <w:rPr>
+          <w:lang w:val="ru-RU"/>
+        </w:rPr>
+        <w:t>м</w:t>
+      </w:r>
+      <w:r>
+        <w:rPr>
+          <w:lang w:val="ru-RU"/>
+        </w:rPr>
+        <w:t xml:space="preserve"> отчетом </w:t>
+      </w:r>
+    </w:p>
+    <w:p>
+      <w:pPr>
+        <w:spacing w:after="0" w:line="240" w:lineRule="auto"/>
+        <w:rPr>
+          <w:lang w:val="ru-RU"/>
+        </w:rPr>
+      </w:pPr>
+      <w:r>
+        <w:rPr>
+          <w:lang w:val="ru-RU"/>
+        </w:rPr>
+        <w:t>18:00 – 18:30 Сделать проверочную (закрыть сумку</w:t>
+      </w:r>
+      <w:r>
+        <w:rPr>
+          <w:lang w:val="ru-RU"/>
+        </w:rPr>
+        <w:t xml:space="preserve">, </w:t>
+      </w:r>
+      <w:r>
+        <w:rPr>
+          <w:lang w:val="ru-RU"/>
+        </w:rPr>
+        <w:t xml:space="preserve">проверить бланки </w:t>
+      </w:r>
+      <w:r>
+        <w:rPr>
+          <w:lang w:val="en-US"/>
+        </w:rPr>
+        <w:t>MR</w:t>
+      </w:r>
+      <w:r>
+        <w:rPr>
+          <w:lang w:val="ru-RU"/>
+        </w:rPr>
+        <w:t>)</w:t>
+      </w:r>
+      <w:r>
+        <w:rPr>
+          <w:lang w:val="ru-RU"/>
+        </w:rPr>
+        <w:br/>
+        <w:t>19:00-19:20 Смотреть ежечасный отчет + Проверить почту</w:t>
+      </w:r>
+      <w:r>
+        <w:rPr>
+          <w:lang w:val="ru-RU"/>
+        </w:rPr>
+        <w:t>/</w:t>
+      </w:r>
+      <w:r>
+        <w:rPr>
+          <w:lang w:val="ru-RU"/>
+        </w:rPr>
+        <w:t>письма+</w:t>
+      </w:r>
+      <w:r>
+        <w:rPr>
+          <w:lang w:val="ru-RU"/>
+        </w:rPr>
+        <w:t xml:space="preserve"> </w:t>
+      </w:r>
+      <w:r>
+        <w:rPr>
+          <w:lang w:val="ru-RU"/>
+        </w:rPr>
+        <w:t xml:space="preserve">Обход этажа + </w:t>
+      </w:r>
+      <w:r>
+        <w:rPr>
+          <w:lang w:val="ru-RU"/>
+        </w:rPr>
+        <w:t>фото чек листа с ежечасны</w:t>
+      </w:r>
+      <w:r>
+        <w:rPr>
+          <w:lang w:val="ru-RU"/>
+        </w:rPr>
+        <w:t>м</w:t>
+      </w:r>
+      <w:r>
+        <w:rPr>
+          <w:lang w:val="ru-RU"/>
+        </w:rPr>
+        <w:t xml:space="preserve"> отчетом</w:t>
+      </w:r>
+    </w:p>
+    <w:p>
+      <w:pPr>
+        <w:spacing w:after="0" w:line="240" w:lineRule="auto"/>
+        <w:rPr>
+          <w:lang w:val="kk-KZ"/>
+        </w:rPr>
+      </w:pPr>
+      <w:r>
+        <w:rPr>
+          <w:lang w:val="ru-RU"/>
+        </w:rPr>
+        <w:t>19:30-20:00 Бланк с подписями на почасовую мойку рук/мелкий инвентарь,</w:t>
+      </w:r>
+      <w:r>
+        <w:rPr>
+          <w:lang w:val="ru-RU"/>
+        </w:rPr>
+        <w:t xml:space="preserve"> </w:t>
+      </w:r>
+      <w:r>
+        <w:rPr>
+          <w:lang w:val="ru-RU"/>
+        </w:rPr>
+        <w:t>проверять температуру салата</w:t>
+      </w:r>
+      <w:r>
+        <w:rPr>
+          <w:lang w:val="ru-RU"/>
+        </w:rPr>
+        <w:t xml:space="preserve"> </w:t>
+      </w:r>
+      <w:proofErr w:type="spellStart"/>
+      <w:r>
+        <w:rPr>
+          <w:lang w:val="ru-RU"/>
+        </w:rPr>
+        <w:t>салата</w:t>
+      </w:r>
+      <w:proofErr w:type="spellEnd"/>
+      <w:r>
+        <w:rPr>
+          <w:lang w:val="ru-RU"/>
+        </w:rPr>
+        <w:t xml:space="preserve"> (под-заправочного стол, кулер, холодильник) – фото </w:t>
+      </w:r>
+      <w:r>
+        <w:rPr>
+          <w:lang w:val="ru-RU"/>
+        </w:rPr>
+        <w:t>3</w:t>
+      </w:r>
+      <w:r>
+        <w:rPr>
+          <w:lang w:val="kk-KZ"/>
+        </w:rPr>
+        <w:t>шт</w:t>
+      </w:r>
+      <w:r>
+        <w:rPr>
+          <w:lang w:val="ru-RU"/>
+        </w:rPr>
+        <w:br/>
+        <w:t>20:00-20:20 Смотреть ежечасный отчет + Проверить почту</w:t>
+      </w:r>
+      <w:r>
+        <w:rPr>
+          <w:lang w:val="ru-RU"/>
+        </w:rPr>
+        <w:t>/</w:t>
+      </w:r>
+      <w:r>
+        <w:rPr>
+          <w:lang w:val="ru-RU"/>
+        </w:rPr>
+        <w:t>письма+</w:t>
+      </w:r>
+      <w:r>
+        <w:rPr>
+          <w:lang w:val="ru-RU"/>
+        </w:rPr>
+        <w:t xml:space="preserve"> </w:t>
+      </w:r>
+      <w:r>
+        <w:rPr>
+          <w:lang w:val="ru-RU"/>
+        </w:rPr>
+        <w:t xml:space="preserve">Обход этажа + </w:t>
+      </w:r>
+      <w:r>
+        <w:rPr>
+          <w:lang w:val="ru-RU"/>
+        </w:rPr>
+        <w:t>фото чек листа с ежечасны</w:t>
+      </w:r>
+      <w:r>
+        <w:rPr>
+          <w:lang w:val="ru-RU"/>
+        </w:rPr>
+        <w:t>м</w:t>
+      </w:r>
+      <w:r>
+        <w:rPr>
+          <w:lang w:val="ru-RU"/>
+        </w:rPr>
+        <w:t xml:space="preserve"> отчетом</w:t>
+      </w:r>
+      <w:r>
+        <w:rPr>
+          <w:lang w:val="ru-RU"/>
+        </w:rPr>
+        <w:br/>
+        <w:t>21:00-21:20 Смотреть ежечасный отчет + Проверить почту</w:t>
+      </w:r>
+      <w:r>
+        <w:rPr>
+          <w:lang w:val="ru-RU"/>
+        </w:rPr>
+        <w:t>/</w:t>
+      </w:r>
+      <w:r>
+        <w:rPr>
+          <w:lang w:val="ru-RU"/>
+        </w:rPr>
+        <w:t>письма+</w:t>
+      </w:r>
+      <w:r>
+        <w:rPr>
+          <w:lang w:val="ru-RU"/>
+        </w:rPr>
+        <w:t xml:space="preserve"> </w:t>
+      </w:r>
+      <w:r>
+        <w:rPr>
+          <w:lang w:val="ru-RU"/>
+        </w:rPr>
+        <w:t xml:space="preserve">Обход этажа + </w:t>
+      </w:r>
+      <w:r>
+        <w:rPr>
+          <w:lang w:val="ru-RU"/>
+        </w:rPr>
+        <w:t>фото чек листа с ежечасны</w:t>
+      </w:r>
+      <w:r>
+        <w:rPr>
+          <w:lang w:val="ru-RU"/>
+        </w:rPr>
+        <w:t>м</w:t>
+      </w:r>
+      <w:r>
+        <w:rPr>
+          <w:lang w:val="ru-RU"/>
+        </w:rPr>
+        <w:t xml:space="preserve"> отчетом</w:t>
+      </w:r>
+    </w:p>
+    <w:p>
+      <w:pPr>
+        <w:spacing w:after="0" w:line="240" w:lineRule="auto"/>
+        <w:rPr>
+          <w:lang w:val="ru-RU"/>
+        </w:rPr>
+      </w:pPr>
+      <w:r>
+        <w:rPr>
+          <w:lang w:val="ru-RU"/>
+        </w:rPr>
+        <w:t>21:20-21:30 Минимизация под-заправочного стола</w:t>
+      </w:r>
+    </w:p>
+    <w:p>
+      <w:pPr>
+        <w:spacing w:after="0" w:line="240" w:lineRule="auto"/>
+        <w:rPr>
+          <w:lang w:val="ru-RU"/>
+        </w:rPr>
+      </w:pPr>
+      <w:r>
+        <w:rPr>
+          <w:lang w:val="ru-RU"/>
+        </w:rPr>
+        <w:t>21:30-22:00 посмотреть в наличие химии для ночников</w:t>
+      </w:r>
+    </w:p>
+    <w:p>
+      <w:pPr>
+        <w:spacing w:after="0" w:line="240" w:lineRule="auto"/>
+        <w:rPr>
+          <w:lang w:val="ru-RU"/>
+        </w:rPr>
+      </w:pPr>
+      <w:r>
+        <w:rPr>
+          <w:lang w:val="ru-RU"/>
+        </w:rPr>
+        <w:t>22:00 -00:00 Ежедневная инвентаризация</w:t>
+      </w:r>
+    </w:p>
+    <w:p>
+      <w:pPr>
+        <w:spacing w:after="0" w:line="240" w:lineRule="auto"/>
+        <w:rPr>
+          <w:lang w:val="ru-RU"/>
+        </w:rPr>
+      </w:pPr>
+      <w:r>
+        <w:rPr>
+          <w:lang w:val="ru-RU"/>
+        </w:rPr>
+        <w:t xml:space="preserve">23:30 – </w:t>
+      </w:r>
+      <w:r>
+        <w:rPr>
+          <w:lang w:val="ru-RU"/>
+        </w:rPr>
+        <w:t>23</w:t>
+      </w:r>
+      <w:r>
+        <w:rPr>
+          <w:lang w:val="ru-RU"/>
+        </w:rPr>
+        <w:t>:</w:t>
+      </w:r>
+      <w:r>
+        <w:rPr>
+          <w:lang w:val="ru-RU"/>
+        </w:rPr>
+        <w:t>45</w:t>
+      </w:r>
+      <w:r>
+        <w:rPr>
+          <w:lang w:val="ru-RU"/>
+        </w:rPr>
+        <w:t xml:space="preserve"> Заполнить журнал жира и замер масла</w:t>
+      </w:r>
+    </w:p>
+    <w:p>
+      <w:pPr>
+        <w:spacing w:after="0" w:line="240" w:lineRule="auto"/>
+        <w:rPr>
+          <w:lang w:val="ru-RU"/>
+        </w:rPr>
+      </w:pPr>
+      <w:r>
+        <w:rPr>
+          <w:lang w:val="ru-RU"/>
+        </w:rPr>
+        <w:t>23:45-23:50 сыр чеддер</w:t>
+      </w:r>
+      <w:r>
+        <w:rPr>
+          <w:lang w:val="ru-RU"/>
+        </w:rPr>
+        <w:t>/</w:t>
+      </w:r>
+      <w:proofErr w:type="spellStart"/>
+      <w:r>
+        <w:rPr>
+          <w:lang w:val="ru-RU"/>
+        </w:rPr>
+        <w:t>эмменталь</w:t>
+      </w:r>
+      <w:proofErr w:type="spellEnd"/>
+      <w:r>
+        <w:rPr>
+          <w:lang w:val="ru-RU"/>
+        </w:rPr>
+        <w:t xml:space="preserve"> в первичной упаковке с таймером - фото</w:t>
+      </w:r>
+    </w:p>
+    <w:p>
+      <w:pPr>
+        <w:spacing w:after="0" w:line="240" w:lineRule="auto"/>
+        <w:rPr>
+          <w:lang w:val="ru-RU"/>
+        </w:rPr>
+      </w:pPr>
+      <w:r>
+        <w:rPr>
+          <w:lang w:val="ru-RU"/>
+        </w:rPr>
+        <w:t>23:</w:t>
+      </w:r>
+      <w:r>
+        <w:rPr>
+          <w:lang w:val="ru-RU"/>
+        </w:rPr>
+        <w:t>50</w:t>
+      </w:r>
+      <w:r>
+        <w:rPr>
+          <w:lang w:val="ru-RU"/>
+        </w:rPr>
+        <w:t>-00:00 Снять кассу</w:t>
+      </w:r>
+      <w:r>
+        <w:rPr>
+          <w:lang w:val="ru-RU"/>
+        </w:rPr>
+        <w:t xml:space="preserve">, </w:t>
+      </w:r>
+      <w:r>
+        <w:rPr>
+          <w:lang w:val="ru-RU"/>
+        </w:rPr>
+        <w:t>проверка депозита</w:t>
+      </w:r>
+      <w:r>
+        <w:rPr>
+          <w:lang w:val="ru-RU"/>
+        </w:rPr>
+        <w:t xml:space="preserve">, </w:t>
+      </w:r>
+      <w:r>
+        <w:rPr>
+          <w:lang w:val="ru-RU"/>
+        </w:rPr>
+        <w:t>закрыть кассовую смену</w:t>
+      </w:r>
+    </w:p>
+    <w:p>
+      <w:pPr>
+        <w:spacing w:after="0" w:line="240" w:lineRule="auto"/>
+        <w:rPr>
+          <w:lang w:val="ru-RU"/>
+        </w:rPr>
+      </w:pPr>
+      <w:r>
+        <w:rPr>
+          <w:lang w:val="ru-RU"/>
+        </w:rPr>
+        <w:lastRenderedPageBreak/>
+        <w:t>00</w:t>
+      </w:r>
+      <w:r>
+        <w:rPr>
+          <w:lang w:val="ru-RU"/>
+        </w:rPr>
+        <w:t>:00</w:t>
+      </w:r>
+      <w:r>
+        <w:rPr>
+          <w:lang w:val="ru-RU"/>
+        </w:rPr>
+        <w:t xml:space="preserve"> – </w:t>
+      </w:r>
+      <w:r>
+        <w:rPr>
+          <w:lang w:val="ru-RU"/>
+        </w:rPr>
+        <w:t xml:space="preserve">00:05 </w:t>
+      </w:r>
+      <w:proofErr w:type="spellStart"/>
+      <w:r>
+        <w:rPr>
+          <w:lang w:val="ru-RU"/>
+        </w:rPr>
+        <w:t>выкл</w:t>
+      </w:r>
+      <w:proofErr w:type="spellEnd"/>
+      <w:r>
+        <w:rPr>
+          <w:lang w:val="ru-RU"/>
+        </w:rPr>
+        <w:t xml:space="preserve"> оборудования (шторки</w:t>
+      </w:r>
+      <w:r>
+        <w:rPr>
+          <w:lang w:val="ru-RU"/>
+        </w:rPr>
+        <w:t xml:space="preserve">, </w:t>
+      </w:r>
+      <w:r>
+        <w:rPr>
+          <w:lang w:val="ru-RU"/>
+        </w:rPr>
+        <w:t>вывеска) – фото</w:t>
+      </w:r>
+    </w:p>
+    <w:p>
+      <w:pPr>
+        <w:spacing w:after="0" w:line="240" w:lineRule="auto"/>
+        <w:rPr>
+          <w:lang w:val="ru-RU"/>
+        </w:rPr>
+      </w:pPr>
+      <w:r>
+        <w:rPr>
+          <w:lang w:val="ru-RU"/>
+        </w:rPr>
+        <w:t>00:05-00:10 Проверить ночники одели перчатки, маски – фото</w:t>
+      </w:r>
+    </w:p>
+    <w:p>
+      <w:pPr>
+        <w:spacing w:after="0" w:line="240" w:lineRule="auto"/>
+        <w:rPr>
+          <w:color w:val="00B0F0"/>
+          <w:lang w:val="ru-RU"/>
+        </w:rPr>
+      </w:pPr>
+      <w:r>
+        <w:rPr>
+          <w:color w:val="00B0F0"/>
+          <w:lang w:val="ru-RU"/>
+        </w:rPr>
+        <w:t xml:space="preserve">00:10-00:20 Фото </w:t>
+      </w:r>
+      <w:r>
+        <w:rPr>
+          <w:color w:val="00B0F0"/>
+          <w:lang w:val="ru-RU"/>
+        </w:rPr>
+        <w:t>отмывки</w:t>
+      </w:r>
+      <w:r>
+        <w:rPr>
+          <w:color w:val="00B0F0"/>
+          <w:lang w:val="ru-RU"/>
+        </w:rPr>
+        <w:br/>
+        <w:t xml:space="preserve">- чистота </w:t>
+      </w:r>
+      <w:proofErr w:type="spellStart"/>
+      <w:r>
+        <w:rPr>
+          <w:color w:val="00B0F0"/>
+          <w:lang w:val="ru-RU"/>
+        </w:rPr>
+        <w:t>комбомашина</w:t>
+      </w:r>
+      <w:proofErr w:type="spellEnd"/>
+      <w:r>
+        <w:rPr>
+          <w:color w:val="00B0F0"/>
+          <w:lang w:val="ru-RU"/>
+        </w:rPr>
+        <w:br/>
+        <w:t xml:space="preserve"> - кофемашина, бункер для молока </w:t>
+      </w:r>
+      <w:r>
+        <w:rPr>
+          <w:color w:val="00B0F0"/>
+          <w:lang w:val="ru-RU"/>
+        </w:rPr>
+        <w:br/>
+        <w:t xml:space="preserve"> - башня напитков </w:t>
+      </w:r>
+      <w:r>
+        <w:rPr>
+          <w:color w:val="00B0F0"/>
+          <w:lang w:val="ru-RU"/>
+        </w:rPr>
+        <w:br/>
+        <w:t xml:space="preserve">- поверхность зоны кассы </w:t>
+      </w:r>
+    </w:p>
+    <w:p>
+      <w:pPr>
+        <w:spacing w:after="0" w:line="240" w:lineRule="auto"/>
+        <w:rPr>
+          <w:color w:val="00B0F0"/>
+          <w:lang w:val="ru-RU"/>
+        </w:rPr>
+      </w:pPr>
+      <w:r>
+        <w:rPr>
+          <w:color w:val="00B0F0"/>
+          <w:lang w:val="ru-RU"/>
+        </w:rPr>
+        <w:t xml:space="preserve">- чистота </w:t>
+      </w:r>
+      <w:r>
+        <w:rPr>
+          <w:color w:val="00B0F0"/>
+          <w:lang w:val="ru-RU"/>
+        </w:rPr>
+        <w:t>под заправочный</w:t>
+      </w:r>
+      <w:r>
+        <w:rPr>
+          <w:color w:val="00B0F0"/>
+          <w:lang w:val="ru-RU"/>
+        </w:rPr>
+        <w:t xml:space="preserve"> стол</w:t>
+      </w:r>
+      <w:r>
+        <w:rPr>
+          <w:color w:val="00B0F0"/>
+          <w:lang w:val="ru-RU"/>
+        </w:rPr>
+        <w:t xml:space="preserve"> </w:t>
+      </w:r>
+      <w:r>
+        <w:rPr>
+          <w:color w:val="00B0F0"/>
+          <w:lang w:val="ru-RU"/>
+        </w:rPr>
+        <w:t>(</w:t>
+      </w:r>
+      <w:r>
+        <w:rPr>
+          <w:color w:val="00B0F0"/>
+          <w:lang w:val="en-US"/>
+        </w:rPr>
+        <w:t>Alikhan</w:t>
+      </w:r>
+      <w:r>
+        <w:rPr>
+          <w:color w:val="00B0F0"/>
+          <w:lang w:val="kk-KZ"/>
+        </w:rPr>
+        <w:t xml:space="preserve"> без время</w:t>
+      </w:r>
+      <w:r>
+        <w:rPr>
+          <w:color w:val="00B0F0"/>
+          <w:lang w:val="ru-RU"/>
+        </w:rPr>
+        <w:t>)</w:t>
+      </w:r>
+    </w:p>
+    <w:p>
+      <w:pPr>
+        <w:spacing w:after="0" w:line="240" w:lineRule="auto"/>
+        <w:rPr>
+          <w:lang w:val="ru-RU"/>
+        </w:rPr>
+      </w:pPr>
+      <w:r>
+        <w:rPr>
+          <w:color w:val="00B0F0"/>
+          <w:lang w:val="ru-RU"/>
+        </w:rPr>
+        <w:t xml:space="preserve">- </w:t>
+      </w:r>
+      <w:r>
+        <w:rPr>
+          <w:color w:val="00B0F0"/>
+          <w:lang w:val="ru-RU"/>
+        </w:rPr>
+        <w:t>Сфотографировать портянку что все работники были на брейке и 15</w:t>
+      </w:r>
+      <w:r>
+        <w:rPr>
+          <w:color w:val="00B0F0"/>
+          <w:lang w:val="ru-RU"/>
+        </w:rPr>
+        <w:br/>
+      </w:r>
+      <w:r>
+        <w:rPr>
+          <w:lang w:val="ru-RU"/>
+        </w:rPr>
+        <w:t>00:</w:t>
+      </w:r>
+      <w:r>
+        <w:rPr>
+          <w:lang w:val="ru-RU"/>
+        </w:rPr>
+        <w:t>2</w:t>
+      </w:r>
+      <w:r>
+        <w:rPr>
+          <w:lang w:val="ru-RU"/>
+        </w:rPr>
+        <w:t>0-00:30 Смотреть ежечасный отчет + Проверить почту</w:t>
+      </w:r>
+      <w:r>
+        <w:rPr>
+          <w:lang w:val="ru-RU"/>
+        </w:rPr>
+        <w:t>/</w:t>
+      </w:r>
+      <w:r>
+        <w:rPr>
+          <w:lang w:val="ru-RU"/>
+        </w:rPr>
+        <w:t>письма+</w:t>
+      </w:r>
+      <w:r>
+        <w:rPr>
+          <w:lang w:val="ru-RU"/>
+        </w:rPr>
+        <w:t xml:space="preserve"> </w:t>
+      </w:r>
+      <w:r>
+        <w:rPr>
+          <w:lang w:val="ru-RU"/>
+        </w:rPr>
+        <w:t>Обход этажа + фото обхода складов</w:t>
+      </w:r>
+      <w:r>
+        <w:rPr>
+          <w:lang w:val="ru-RU"/>
+        </w:rPr>
+        <w:t>/</w:t>
+      </w:r>
+      <w:r>
+        <w:rPr>
+          <w:lang w:val="ru-RU"/>
+        </w:rPr>
+        <w:t xml:space="preserve"> </w:t>
+      </w:r>
+      <w:r>
+        <w:rPr>
+          <w:lang w:val="ru-RU"/>
+        </w:rPr>
+        <w:t xml:space="preserve">фото чек листа с ежечасный отчетом </w:t>
+      </w:r>
+      <w:r>
+        <w:rPr>
+          <w:lang w:val="ru-RU"/>
+        </w:rPr>
+        <w:t>/</w:t>
+      </w:r>
+      <w:r>
+        <w:rPr>
+          <w:lang w:val="ru-RU"/>
+        </w:rPr>
+        <w:t>отчет за день</w:t>
+      </w:r>
+    </w:p>
+    <w:p>
+      <w:pPr>
+        <w:spacing w:after="0" w:line="240" w:lineRule="auto"/>
+        <w:rPr>
+          <w:lang w:val="ru-RU"/>
+        </w:rPr>
+      </w:pPr>
+    </w:p>
+    <w:p>
+      <w:pPr>
+        <w:spacing w:after="0" w:line="240" w:lineRule="auto"/>
+        <w:rPr>
+          <w:lang w:val="ru-RU"/>
+        </w:rPr>
+      </w:pPr>
+      <w:r>
+        <w:rPr>
+          <w:lang w:val="ru-RU"/>
+        </w:rPr>
+        <w:t>00:30 Пробиться домой - фото</w:t>
+      </w:r>
+    </w:p>
+    <w:p>
+      <w:pPr>
+        <w:spacing w:after="0" w:line="240" w:lineRule="auto"/>
+        <w:rPr>
+          <w:lang w:val="ru-RU"/>
+        </w:rPr>
+      </w:pPr>
+    </w:p>
+    <w:p>
+      <w:pPr>
+        <w:spacing w:after="0" w:line="240" w:lineRule="auto"/>
         <w:rPr>
           <w:b/>
           <w:bCs/>
           <w:lang w:val="ru-RU"/>
         </w:rPr>
-        <w:br/>
-      </w:r>
-      <w:r>
-        <w:rPr>
-          <w:lang w:val="ru-RU"/>
-        </w:rPr>
-        <w:t xml:space="preserve">1) </w:t>
-      </w:r>
-      <w:r>
-        <w:rPr>
-          <w:lang w:val="ru-RU"/>
-        </w:rPr>
-        <w:t>Брейк – 30 минут</w:t>
-      </w:r>
-      <w:r>
-        <w:rPr>
-          <w:lang w:val="ru-RU"/>
-        </w:rPr>
-        <w:br/>
-        <w:t xml:space="preserve">2) </w:t>
-      </w:r>
-      <w:r>
-        <w:rPr>
-          <w:lang w:val="ru-RU"/>
-        </w:rPr>
-        <w:t>Проверить почту</w:t>
-      </w:r>
-      <w:r>
-        <w:rPr>
-          <w:lang w:val="ru-RU"/>
-        </w:rPr>
-        <w:t>/</w:t>
-      </w:r>
-      <w:r>
-        <w:rPr>
-          <w:lang w:val="ru-RU"/>
-        </w:rPr>
-        <w:t>письма – 5 минут</w:t>
-      </w:r>
-      <w:r>
-        <w:rPr>
-          <w:lang w:val="ru-RU"/>
-        </w:rPr>
-        <w:br/>
-        <w:t xml:space="preserve">3) Обход этажа – 30 минут </w:t>
-      </w:r>
-      <w:r>
-        <w:rPr>
-          <w:lang w:val="ru-RU"/>
-        </w:rPr>
-        <w:t>(фото обхода складов</w:t>
-      </w:r>
-      <w:r>
-        <w:rPr>
-          <w:lang w:val="ru-RU"/>
-        </w:rPr>
-        <w:t xml:space="preserve">, </w:t>
-      </w:r>
-      <w:r>
-        <w:rPr>
-          <w:lang w:val="ru-RU"/>
-        </w:rPr>
-        <w:t>)</w:t>
-      </w:r>
-      <w:r>
-        <w:rPr>
-          <w:lang w:val="ru-RU"/>
-        </w:rPr>
-        <w:br/>
-        <w:t>4) Надуть шары после 11</w:t>
-      </w:r>
-      <w:r>
-        <w:rPr>
-          <w:lang w:val="ru-RU"/>
-        </w:rPr>
-        <w:t xml:space="preserve">:00 </w:t>
-      </w:r>
-      <w:r>
-        <w:rPr>
-          <w:lang w:val="ru-RU"/>
-        </w:rPr>
-        <w:t>утра</w:t>
-      </w:r>
-      <w:r>
-        <w:rPr>
-          <w:lang w:val="ru-RU"/>
-        </w:rPr>
-        <w:br/>
-        <w:t xml:space="preserve">5) </w:t>
-      </w:r>
-      <w:r>
-        <w:rPr>
-          <w:lang w:val="ru-RU"/>
-        </w:rPr>
-        <w:t>Регламентные работы инсайда (утро) – 30 минут</w:t>
-      </w:r>
-      <w:r>
-        <w:rPr>
-          <w:lang w:val="ru-RU"/>
-        </w:rPr>
-        <w:br/>
-      </w:r>
-      <w:r>
-        <w:rPr>
-          <w:lang w:val="ru-RU"/>
-        </w:rPr>
-        <w:t>6)</w:t>
-      </w:r>
-      <w:r>
-        <w:rPr>
-          <w:lang w:val="ru-RU"/>
-        </w:rPr>
-        <w:t xml:space="preserve"> </w:t>
-      </w:r>
-      <w:r>
-        <w:rPr>
-          <w:lang w:val="en-US"/>
-        </w:rPr>
-        <w:t>E</w:t>
-      </w:r>
-      <w:r>
-        <w:rPr>
-          <w:lang w:val="ru-RU"/>
-        </w:rPr>
-        <w:t>-</w:t>
-      </w:r>
-      <w:r>
-        <w:rPr>
-          <w:lang w:val="en-US"/>
-        </w:rPr>
-        <w:t>predict</w:t>
-      </w:r>
-      <w:r>
-        <w:rPr>
-          <w:lang w:val="ru-RU"/>
-        </w:rPr>
-        <w:t xml:space="preserve"> </w:t>
-      </w:r>
-      <w:r>
-        <w:rPr>
-          <w:lang w:val="ru-RU"/>
-        </w:rPr>
-        <w:t>посмотреть планирование конфигурации 12</w:t>
-      </w:r>
-      <w:r>
-        <w:rPr>
-          <w:lang w:val="ru-RU"/>
-        </w:rPr>
-        <w:t>:00-12:30</w:t>
-      </w:r>
-      <w:r>
-        <w:rPr>
-          <w:lang w:val="ru-RU"/>
-        </w:rPr>
-        <w:br/>
-        <w:t>7) Регламентные работы ДЛК – 5 минут</w:t>
-      </w:r>
-      <w:r>
-        <w:rPr>
-          <w:lang w:val="ru-RU"/>
-        </w:rPr>
-        <w:br/>
-        <w:t>8) Работа на этаже (пик тайм) –</w:t>
-      </w:r>
-      <w:r>
-        <w:rPr>
-          <w:lang w:val="ru-RU"/>
-        </w:rPr>
-        <w:t xml:space="preserve"> </w:t>
-      </w:r>
-      <w:r>
-        <w:rPr>
-          <w:lang w:val="ru-RU"/>
-        </w:rPr>
-        <w:t xml:space="preserve">время по разному </w:t>
-      </w:r>
-      <w:r>
-        <w:rPr>
-          <w:lang w:val="ru-RU"/>
-        </w:rPr>
-        <w:br/>
-        <w:t>9) Сделать проверочную с 15</w:t>
-      </w:r>
-      <w:r>
-        <w:rPr>
-          <w:lang w:val="ru-RU"/>
-        </w:rPr>
-        <w:t xml:space="preserve">:00-15:30 </w:t>
-      </w:r>
-      <w:r>
-        <w:rPr>
-          <w:lang w:val="ru-RU"/>
-        </w:rPr>
-        <w:t>(</w:t>
-      </w:r>
-      <w:r>
-        <w:rPr>
-          <w:lang w:val="ru-RU"/>
-        </w:rPr>
-        <w:t>закрыть сумку</w:t>
-      </w:r>
-      <w:r>
-        <w:rPr>
-          <w:lang w:val="ru-RU"/>
-        </w:rPr>
-        <w:t xml:space="preserve">, </w:t>
-      </w:r>
-      <w:r>
-        <w:rPr>
-          <w:lang w:val="ru-RU"/>
-        </w:rPr>
-        <w:t xml:space="preserve">проверить бланки </w:t>
-      </w:r>
-      <w:r>
-        <w:rPr>
-          <w:lang w:val="en-US"/>
-        </w:rPr>
-        <w:t>MR</w:t>
-      </w:r>
-      <w:r>
-        <w:rPr>
-          <w:lang w:val="ru-RU"/>
-        </w:rPr>
-        <w:t>)</w:t>
-      </w:r>
-      <w:r>
-        <w:rPr>
-          <w:lang w:val="ru-RU"/>
-        </w:rPr>
-        <w:br/>
-        <w:t xml:space="preserve">10) </w:t>
-      </w:r>
-      <w:proofErr w:type="spellStart"/>
-      <w:r>
-        <w:rPr>
-          <w:lang w:val="ru-RU"/>
-        </w:rPr>
-        <w:t>Пересдаться</w:t>
-      </w:r>
-      <w:proofErr w:type="spellEnd"/>
-      <w:r>
-        <w:rPr>
-          <w:lang w:val="ru-RU"/>
-        </w:rPr>
-        <w:t xml:space="preserve"> вечеру</w:t>
-      </w:r>
-      <w:r>
-        <w:rPr>
-          <w:lang w:val="ru-RU"/>
-        </w:rPr>
-        <w:t xml:space="preserve"> – 16</w:t>
-      </w:r>
-      <w:r>
-        <w:rPr>
-          <w:lang w:val="ru-RU"/>
-        </w:rPr>
-        <w:t>:00</w:t>
-      </w:r>
-      <w:r>
-        <w:rPr>
-          <w:lang w:val="ru-RU"/>
-        </w:rPr>
-        <w:t xml:space="preserve"> (перекрытие смен</w:t>
-      </w:r>
-      <w:r>
-        <w:rPr>
-          <w:lang w:val="ru-RU"/>
-        </w:rPr>
-        <w:t xml:space="preserve">, </w:t>
-      </w:r>
-      <w:r>
-        <w:rPr>
-          <w:lang w:val="ru-RU"/>
-        </w:rPr>
-        <w:t>написать отчет)</w:t>
-      </w:r>
-    </w:p>
-    <w:p>
-      <w:pPr>
-        <w:rPr>
-          <w:lang w:val="ru-RU"/>
-        </w:rPr>
-      </w:pPr>
-      <w:r>
-        <w:rPr>
-          <w:lang w:val="ru-RU"/>
-        </w:rPr>
-        <w:br w:type="page"/>
-      </w:r>
-      <w:r>
+      </w:pPr>
+      <w:r>
+        <w:rPr>
+          <w:lang w:val="ru-RU"/>
+        </w:rPr>
+        <w:br/>
+      </w:r>
+    </w:p>
+    <w:p>
+      <w:pPr>
+        <w:spacing w:after="0" w:line="240" w:lineRule="auto"/>
         <w:rPr>
           <w:b/>
           <w:bCs/>
           <w:lang w:val="ru-RU"/>
         </w:rPr>
-        <w:lastRenderedPageBreak/>
-        <w:t>В течении смены</w:t>
-      </w:r>
-      <w:r>
-        <w:rPr>
-          <w:lang w:val="ru-RU"/>
-        </w:rPr>
-        <w:t xml:space="preserve"> </w:t>
-      </w:r>
-      <w:r>
-        <w:rPr>
-          <w:lang w:val="ru-RU"/>
-        </w:rPr>
-        <w:t xml:space="preserve"> </w:t>
-      </w:r>
-      <w:r>
+      </w:pPr>
+    </w:p>
+    <w:p>
+      <w:pPr>
+        <w:spacing w:after="0" w:line="240" w:lineRule="auto"/>
         <w:rPr>
           <w:b/>
           <w:bCs/>
           <w:lang w:val="ru-RU"/>
         </w:rPr>
-        <w:t>Вечер</w:t>
-      </w:r>
-      <w:r>
-        <w:rPr>
-          <w:lang w:val="ru-RU"/>
-        </w:rPr>
-        <w:t xml:space="preserve">: </w:t>
-      </w:r>
-      <w:r>
-        <w:rPr>
-          <w:lang w:val="ru-RU"/>
-        </w:rPr>
-        <w:br/>
-        <w:t>1</w:t>
-      </w:r>
-      <w:r>
-        <w:rPr>
-          <w:lang w:val="ru-RU"/>
-        </w:rPr>
-        <w:t>) До смены написать чек-лист</w:t>
-      </w:r>
-      <w:r>
-        <w:rPr>
-          <w:lang w:val="ru-RU"/>
-        </w:rPr>
-        <w:br/>
-        <w:t xml:space="preserve">2) Принять смену – 30 минут </w:t>
-      </w:r>
-      <w:r>
-        <w:rPr>
-          <w:lang w:val="ru-RU"/>
-        </w:rPr>
-        <w:br/>
-        <w:t xml:space="preserve">3) Прием </w:t>
-      </w:r>
-      <w:proofErr w:type="spellStart"/>
-      <w:r>
-        <w:rPr>
-          <w:lang w:val="en-US"/>
-        </w:rPr>
-        <w:t>moneyroom</w:t>
-      </w:r>
-      <w:proofErr w:type="spellEnd"/>
-      <w:r>
-        <w:rPr>
-          <w:lang w:val="ru-RU"/>
-        </w:rPr>
-        <w:t xml:space="preserve"> - </w:t>
-      </w:r>
-      <w:r>
-        <w:rPr>
-          <w:lang w:val="ru-RU"/>
-        </w:rPr>
-        <w:br/>
-        <w:t xml:space="preserve">4) </w:t>
-      </w:r>
-      <w:r>
-        <w:rPr>
-          <w:lang w:val="ru-RU"/>
-        </w:rPr>
-        <w:t>Проверка ПТО,</w:t>
-      </w:r>
-      <w:r>
-        <w:rPr>
-          <w:lang w:val="ru-RU"/>
-        </w:rPr>
-        <w:t xml:space="preserve"> </w:t>
-      </w:r>
-      <w:r>
-        <w:rPr>
-          <w:lang w:val="ru-RU"/>
-        </w:rPr>
-        <w:t>журнала жира,</w:t>
-      </w:r>
-      <w:r>
-        <w:rPr>
-          <w:lang w:val="ru-RU"/>
-        </w:rPr>
-        <w:t xml:space="preserve"> </w:t>
-      </w:r>
-      <w:r>
-        <w:rPr>
-          <w:lang w:val="en-US"/>
-        </w:rPr>
-        <w:t>shift</w:t>
-      </w:r>
-      <w:r>
-        <w:rPr>
-          <w:lang w:val="ru-RU"/>
-        </w:rPr>
-        <w:t xml:space="preserve"> </w:t>
-      </w:r>
-      <w:r>
-        <w:rPr>
-          <w:lang w:val="en-US"/>
-        </w:rPr>
-        <w:t>report</w:t>
-      </w:r>
-      <w:r>
-        <w:rPr>
-          <w:lang w:val="ru-RU"/>
-        </w:rPr>
-        <w:t xml:space="preserve"> </w:t>
-      </w:r>
-      <w:r>
-        <w:rPr>
-          <w:lang w:val="ru-RU"/>
-        </w:rPr>
-        <w:t>на заполняемость</w:t>
-      </w:r>
-      <w:r>
-        <w:rPr>
-          <w:lang w:val="ru-RU"/>
-        </w:rPr>
-        <w:br/>
-        <w:t xml:space="preserve">5) </w:t>
-      </w:r>
-      <w:r>
-        <w:rPr>
-          <w:lang w:val="ru-RU"/>
-        </w:rPr>
-        <w:t xml:space="preserve">Обход этажа </w:t>
-      </w:r>
-      <w:r>
-        <w:rPr>
-          <w:lang w:val="ru-RU"/>
-        </w:rPr>
-        <w:t>(</w:t>
-      </w:r>
-      <w:r>
-        <w:rPr>
-          <w:lang w:val="ru-RU"/>
-        </w:rPr>
-        <w:t>Проверить сроки годности (проверка пополнения этажа,</w:t>
-      </w:r>
-      <w:r>
-        <w:rPr>
-          <w:lang w:val="ru-RU"/>
-        </w:rPr>
-        <w:t xml:space="preserve"> </w:t>
-      </w:r>
-      <w:r>
-        <w:rPr>
-          <w:lang w:val="ru-RU"/>
-        </w:rPr>
-        <w:t>норма складирования</w:t>
-      </w:r>
-      <w:r>
-        <w:rPr>
-          <w:lang w:val="ru-RU"/>
-        </w:rPr>
-        <w:t>, р</w:t>
-      </w:r>
-      <w:r>
-        <w:rPr>
-          <w:lang w:val="ru-RU"/>
-        </w:rPr>
-        <w:t>отация</w:t>
-      </w:r>
-      <w:r>
-        <w:rPr>
-          <w:lang w:val="ru-RU"/>
-        </w:rPr>
-        <w:t xml:space="preserve">, </w:t>
-      </w:r>
-      <w:r>
-        <w:rPr>
-          <w:lang w:val="ru-RU"/>
-        </w:rPr>
-        <w:t>сроки хранения первичной и вторичный) 30 минут</w:t>
-      </w:r>
-      <w:r>
-        <w:rPr>
-          <w:lang w:val="ru-RU"/>
-        </w:rPr>
-        <w:t>)</w:t>
-      </w:r>
-      <w:r>
-        <w:rPr>
-          <w:lang w:val="ru-RU"/>
-        </w:rPr>
-        <w:br/>
-        <w:t xml:space="preserve">6) проверить </w:t>
-      </w:r>
-      <w:r>
-        <w:rPr>
-          <w:lang w:val="en-US"/>
-        </w:rPr>
-        <w:t>E</w:t>
-      </w:r>
-      <w:r>
-        <w:rPr>
-          <w:lang w:val="ru-RU"/>
-        </w:rPr>
-        <w:t>-</w:t>
-      </w:r>
-      <w:r>
-        <w:rPr>
-          <w:lang w:val="en-US"/>
-        </w:rPr>
-        <w:t>predict</w:t>
-      </w:r>
-      <w:r>
-        <w:rPr>
-          <w:lang w:val="ru-RU"/>
-        </w:rPr>
-        <w:br/>
-        <w:t xml:space="preserve">7) </w:t>
-      </w:r>
-      <w:r>
-        <w:rPr>
-          <w:lang w:val="ru-RU"/>
-        </w:rPr>
-        <w:t>Сделать проверочную</w:t>
-      </w:r>
-      <w:r>
-        <w:rPr>
-          <w:lang w:val="ru-RU"/>
-        </w:rPr>
-        <w:t xml:space="preserve"> </w:t>
-      </w:r>
-      <w:r>
-        <w:rPr>
-          <w:lang w:val="ru-RU"/>
-        </w:rPr>
-        <w:t>(закрыть сумку</w:t>
-      </w:r>
-      <w:r>
-        <w:rPr>
-          <w:lang w:val="ru-RU"/>
-        </w:rPr>
-        <w:t xml:space="preserve">, </w:t>
-      </w:r>
-      <w:r>
-        <w:rPr>
-          <w:lang w:val="ru-RU"/>
-        </w:rPr>
-        <w:t xml:space="preserve">проверить бланки </w:t>
-      </w:r>
-      <w:r>
-        <w:rPr>
-          <w:lang w:val="en-US"/>
-        </w:rPr>
-        <w:t>MR</w:t>
-      </w:r>
-      <w:r>
-        <w:rPr>
-          <w:lang w:val="ru-RU"/>
-        </w:rPr>
-        <w:t>)</w:t>
-      </w:r>
-      <w:r>
-        <w:rPr>
-          <w:lang w:val="ru-RU"/>
-        </w:rPr>
-        <w:br/>
-        <w:t xml:space="preserve">8) Прием регламента у ДЛК </w:t>
-      </w:r>
-      <w:r>
-        <w:rPr>
-          <w:lang w:val="ru-RU"/>
-        </w:rPr>
-        <w:br/>
-        <w:t xml:space="preserve">9) </w:t>
-      </w:r>
-      <w:r>
-        <w:rPr>
-          <w:lang w:val="ru-RU"/>
-        </w:rPr>
-        <w:t>Ежедневная инвентаризация</w:t>
-      </w:r>
-      <w:r>
-        <w:rPr>
-          <w:lang w:val="ru-RU"/>
-        </w:rPr>
-        <w:br/>
-        <w:t>10) Заполнить журнал жира и замер масла</w:t>
-      </w:r>
-      <w:r>
-        <w:rPr>
-          <w:lang w:val="ru-RU"/>
-        </w:rPr>
-        <w:br/>
-        <w:t xml:space="preserve">11) </w:t>
-      </w:r>
-      <w:r>
-        <w:rPr>
-          <w:lang w:val="ru-RU"/>
-        </w:rPr>
-        <w:t>Снять кассу</w:t>
-      </w:r>
-      <w:r>
-        <w:rPr>
-          <w:lang w:val="ru-RU"/>
-        </w:rPr>
-        <w:t xml:space="preserve">, </w:t>
-      </w:r>
-      <w:r>
-        <w:rPr>
-          <w:lang w:val="ru-RU"/>
-        </w:rPr>
-        <w:t>проверка депозита</w:t>
-      </w:r>
-      <w:r>
-        <w:rPr>
-          <w:lang w:val="ru-RU"/>
-        </w:rPr>
-        <w:t xml:space="preserve">, </w:t>
-      </w:r>
-      <w:r>
-        <w:rPr>
-          <w:lang w:val="ru-RU"/>
-        </w:rPr>
-        <w:t>закрыть кассовую смену</w:t>
-      </w:r>
-      <w:r>
-        <w:rPr>
-          <w:lang w:val="ru-RU"/>
-        </w:rPr>
-        <w:br/>
-        <w:t>12) в 00</w:t>
-      </w:r>
-      <w:r>
-        <w:rPr>
-          <w:lang w:val="ru-RU"/>
-        </w:rPr>
-        <w:t xml:space="preserve">:00 </w:t>
-      </w:r>
-      <w:r>
-        <w:rPr>
-          <w:lang w:val="ru-RU"/>
-        </w:rPr>
-        <w:t xml:space="preserve">– </w:t>
-      </w:r>
-      <w:proofErr w:type="spellStart"/>
-      <w:r>
-        <w:rPr>
-          <w:lang w:val="ru-RU"/>
-        </w:rPr>
-        <w:t>выкл</w:t>
-      </w:r>
-      <w:proofErr w:type="spellEnd"/>
-      <w:r>
-        <w:rPr>
-          <w:lang w:val="ru-RU"/>
-        </w:rPr>
-        <w:t xml:space="preserve"> оборудования (шторки</w:t>
-      </w:r>
-      <w:r>
-        <w:rPr>
-          <w:lang w:val="ru-RU"/>
-        </w:rPr>
-        <w:t xml:space="preserve">, </w:t>
-      </w:r>
-      <w:r>
-        <w:rPr>
-          <w:lang w:val="ru-RU"/>
-        </w:rPr>
-        <w:t>вывеска)</w:t>
-      </w:r>
-      <w:r>
-        <w:rPr>
-          <w:lang w:val="ru-RU"/>
-        </w:rPr>
-        <w:t xml:space="preserve"> - фото</w:t>
-      </w:r>
-      <w:r>
-        <w:rPr>
-          <w:lang w:val="ru-RU"/>
-        </w:rPr>
-        <w:br/>
-        <w:t xml:space="preserve">13) Отправить отчет за смену </w:t>
-      </w:r>
-      <w:r>
-        <w:rPr>
-          <w:lang w:val="ru-RU"/>
-        </w:rPr>
-        <w:br/>
-      </w:r>
-      <w:r>
-        <w:rPr>
-          <w:lang w:val="ru-RU"/>
-        </w:rPr>
-        <w:br/>
-      </w:r>
-      <w:r>
-        <w:rPr>
-          <w:lang w:val="ru-RU"/>
-        </w:rPr>
-        <w:t>Ч</w:t>
-      </w:r>
-      <w:r>
-        <w:rPr>
-          <w:lang w:val="ru-RU"/>
-        </w:rPr>
-        <w:t>итать и отвечать почту</w:t>
-      </w:r>
-      <w:r>
-        <w:rPr>
-          <w:lang w:val="ru-RU"/>
-        </w:rPr>
-        <w:t>/</w:t>
-      </w:r>
-      <w:r>
-        <w:rPr>
-          <w:lang w:val="ru-RU"/>
-        </w:rPr>
-        <w:t>письма</w:t>
-      </w:r>
-      <w:r>
-        <w:rPr>
-          <w:lang w:val="ru-RU"/>
-        </w:rPr>
-        <w:br/>
-      </w:r>
-      <w:r>
-        <w:rPr>
-          <w:lang w:val="ru-RU"/>
-        </w:rPr>
-        <w:t>С</w:t>
-      </w:r>
-      <w:r>
-        <w:rPr>
-          <w:lang w:val="ru-RU"/>
-        </w:rPr>
-        <w:t xml:space="preserve">делать </w:t>
-      </w:r>
-      <w:proofErr w:type="spellStart"/>
-      <w:r>
-        <w:rPr>
-          <w:lang w:val="ru-RU"/>
-        </w:rPr>
-        <w:t>регламентые</w:t>
-      </w:r>
-      <w:proofErr w:type="spellEnd"/>
-      <w:r>
-        <w:rPr>
-          <w:lang w:val="ru-RU"/>
-        </w:rPr>
-        <w:t xml:space="preserve"> работы инсайда </w:t>
-      </w:r>
-      <w:r>
-        <w:rPr>
-          <w:lang w:val="ru-RU"/>
-        </w:rPr>
-        <w:br/>
-      </w:r>
-      <w:proofErr w:type="spellStart"/>
-      <w:r>
-        <w:rPr>
-          <w:lang w:val="ru-RU"/>
-        </w:rPr>
-        <w:t>Психометр</w:t>
-      </w:r>
-      <w:proofErr w:type="spellEnd"/>
-      <w:r>
-        <w:rPr>
-          <w:lang w:val="ru-RU"/>
-        </w:rPr>
-        <w:t xml:space="preserve"> - фото</w:t>
-      </w:r>
-      <w:r>
+      </w:pPr>
+    </w:p>
+    <w:p>
+      <w:pPr>
+        <w:spacing w:after="0" w:line="240" w:lineRule="auto"/>
         <w:rPr>
           <w:b/>
           <w:bCs/>
           <w:lang w:val="ru-RU"/>
         </w:rPr>
-        <w:br/>
-      </w:r>
-      <w:r>
-        <w:rPr>
-          <w:lang w:val="ru-RU"/>
-        </w:rPr>
-        <w:t>Проверить ловушки – фотки</w:t>
-      </w:r>
-      <w:r>
-        <w:rPr>
-          <w:lang w:val="ru-RU"/>
-        </w:rPr>
-        <w:t xml:space="preserve"> (</w:t>
-      </w:r>
-      <w:r>
-        <w:rPr>
-          <w:lang w:val="ru-RU"/>
-        </w:rPr>
-        <w:t>до брейка</w:t>
-      </w:r>
-      <w:r>
-        <w:rPr>
-          <w:lang w:val="ru-RU"/>
-        </w:rPr>
-        <w:t>)</w:t>
-      </w:r>
-      <w:r>
+      </w:pPr>
+    </w:p>
+    <w:p>
+      <w:pPr>
+        <w:spacing w:after="0" w:line="240" w:lineRule="auto"/>
         <w:rPr>
           <w:b/>
           <w:bCs/>
           <w:lang w:val="ru-RU"/>
         </w:rPr>
-        <w:br/>
-      </w:r>
-      <w:r>
-        <w:rPr>
-          <w:lang w:val="ru-RU"/>
-        </w:rPr>
-        <w:t>П</w:t>
-      </w:r>
-      <w:r>
-        <w:rPr>
-          <w:lang w:val="ru-RU"/>
-        </w:rPr>
-        <w:t xml:space="preserve">роверить концентрат </w:t>
-      </w:r>
-      <w:r>
-        <w:rPr>
-          <w:lang w:val="en-US"/>
-        </w:rPr>
-        <w:t>DR</w:t>
-      </w:r>
-      <w:r>
-        <w:rPr>
-          <w:lang w:val="ru-RU"/>
-        </w:rPr>
-        <w:t xml:space="preserve"> – 5 минут – фотка </w:t>
-      </w:r>
-      <w:r>
-        <w:rPr>
-          <w:lang w:val="ru-RU"/>
-        </w:rPr>
-        <w:t>(</w:t>
-      </w:r>
-      <w:r>
-        <w:rPr>
-          <w:lang w:val="ru-RU"/>
-        </w:rPr>
-        <w:t>до брейка</w:t>
-      </w:r>
-      <w:r>
-        <w:rPr>
-          <w:lang w:val="ru-RU"/>
-        </w:rPr>
-        <w:t>)</w:t>
-      </w:r>
-      <w:r>
-        <w:rPr>
-          <w:lang w:val="ru-RU"/>
-        </w:rPr>
-        <w:br/>
-        <w:t xml:space="preserve">Бланк с подписями на почасовую мойку рукй1 – фотка </w:t>
-      </w:r>
-      <w:r>
-        <w:rPr>
-          <w:lang w:val="ru-RU"/>
-        </w:rPr>
-        <w:br/>
-        <w:t>Проверять температуру салата – фото (до 12</w:t>
-      </w:r>
-      <w:r>
-        <w:rPr>
-          <w:lang w:val="ru-RU"/>
-        </w:rPr>
-        <w:t xml:space="preserve">:00, </w:t>
-      </w:r>
-      <w:r>
-        <w:rPr>
-          <w:lang w:val="ru-RU"/>
-        </w:rPr>
-        <w:t>до 17</w:t>
-      </w:r>
-      <w:r>
-        <w:rPr>
-          <w:lang w:val="ru-RU"/>
-        </w:rPr>
-        <w:t xml:space="preserve">:00, </w:t>
-      </w:r>
-      <w:r>
-        <w:rPr>
-          <w:lang w:val="ru-RU"/>
-        </w:rPr>
-        <w:t>до 20</w:t>
-      </w:r>
-      <w:r>
-        <w:rPr>
-          <w:lang w:val="ru-RU"/>
-        </w:rPr>
-        <w:t>:00)</w:t>
-      </w:r>
-      <w:r>
-        <w:rPr>
-          <w:lang w:val="ru-RU"/>
-        </w:rPr>
-        <w:br/>
-        <w:t>Составить КЛН и подтвердить – фото</w:t>
-      </w:r>
-      <w:r>
-        <w:rPr>
-          <w:lang w:val="ru-RU"/>
-        </w:rPr>
-        <w:br/>
-        <w:t>Фото сыра чеддер</w:t>
+      </w:pPr>
+      <w:r>
+        <w:rPr>
+          <w:lang w:val="ru-RU"/>
+        </w:rPr>
+        <w:t>Регламенты для инсайда</w:t>
+      </w:r>
+      <w:r>
+        <w:rPr>
+          <w:lang w:val="ru-RU"/>
+        </w:rPr>
+        <w:br/>
+      </w:r>
+      <w:proofErr w:type="spellStart"/>
+      <w:r>
+        <w:rPr>
+          <w:lang w:val="ru-RU"/>
+        </w:rPr>
+        <w:t>пн</w:t>
+      </w:r>
+      <w:proofErr w:type="spellEnd"/>
+      <w:r>
+        <w:rPr>
+          <w:lang w:val="ru-RU"/>
+        </w:rPr>
+        <w:t xml:space="preserve">: </w:t>
+      </w:r>
+      <w:r>
+        <w:rPr>
+          <w:lang w:val="ru-RU"/>
+        </w:rPr>
+        <w:t>помыть серые бадейки – утро</w:t>
+      </w:r>
+      <w:r>
+        <w:rPr>
+          <w:lang w:val="ru-RU"/>
+        </w:rPr>
+        <w:t xml:space="preserve">, </w:t>
+      </w:r>
+      <w:r>
+        <w:rPr>
+          <w:lang w:val="ru-RU"/>
+        </w:rPr>
+        <w:t>стеллажи для булочек 3 штуки - вечер</w:t>
+      </w:r>
+      <w:r>
+        <w:rPr>
+          <w:lang w:val="ru-RU"/>
+        </w:rPr>
+        <w:br/>
+        <w:t>вт</w:t>
+      </w:r>
+      <w:r>
+        <w:rPr>
+          <w:lang w:val="ru-RU"/>
+        </w:rPr>
+        <w:t xml:space="preserve">: </w:t>
+      </w:r>
+      <w:r>
+        <w:rPr>
+          <w:lang w:val="ru-RU"/>
+        </w:rPr>
+        <w:t xml:space="preserve">красные лотки </w:t>
+      </w:r>
+      <w:r>
+        <w:rPr>
+          <w:lang w:val="ru-RU"/>
+        </w:rPr>
+        <w:t xml:space="preserve">утро 10шт, </w:t>
+      </w:r>
+      <w:r>
+        <w:rPr>
+          <w:lang w:val="ru-RU"/>
+        </w:rPr>
+        <w:t>вечер</w:t>
+      </w:r>
+      <w:r>
+        <w:rPr>
+          <w:lang w:val="ru-RU"/>
+        </w:rPr>
+        <w:t xml:space="preserve"> 30шт</w:t>
+      </w:r>
+      <w:r>
+        <w:rPr>
+          <w:lang w:val="ru-RU"/>
+        </w:rPr>
+        <w:br/>
+        <w:t>ср</w:t>
+      </w:r>
+      <w:r>
+        <w:rPr>
+          <w:lang w:val="ru-RU"/>
+        </w:rPr>
+        <w:t>:</w:t>
+      </w:r>
+      <w:r>
+        <w:rPr>
+          <w:lang w:val="ru-RU"/>
+        </w:rPr>
+        <w:t xml:space="preserve"> кухонные бадейки</w:t>
+      </w:r>
+      <w:r>
+        <w:rPr>
+          <w:lang w:val="ru-RU"/>
+        </w:rPr>
+        <w:t xml:space="preserve"> </w:t>
+      </w:r>
+      <w:r>
+        <w:rPr>
+          <w:lang w:val="ru-RU"/>
+        </w:rPr>
+        <w:t>от клея – утро</w:t>
+      </w:r>
+      <w:r>
+        <w:rPr>
+          <w:lang w:val="ru-RU"/>
+        </w:rPr>
+        <w:t>, вечер -</w:t>
+      </w:r>
+      <w:r>
+        <w:rPr>
+          <w:lang w:val="ru-RU"/>
+        </w:rPr>
+        <w:t xml:space="preserve"> </w:t>
+      </w:r>
+      <w:r>
+        <w:rPr>
+          <w:lang w:val="ru-RU"/>
+        </w:rPr>
+        <w:t>куриные</w:t>
       </w:r>
       <w:r>
         <w:rPr>
@@ -1680,119 +3513,154 @@
         </w:rPr>
         <w:t>/</w:t>
       </w:r>
+      <w:r>
+        <w:rPr>
+          <w:lang w:val="ru-RU"/>
+        </w:rPr>
+        <w:t xml:space="preserve">рыба лотки </w:t>
+      </w:r>
+      <w:r>
+        <w:rPr>
+          <w:lang w:val="ru-RU"/>
+        </w:rPr>
+        <w:br/>
+      </w:r>
       <w:proofErr w:type="spellStart"/>
       <w:r>
         <w:rPr>
           <w:lang w:val="ru-RU"/>
         </w:rPr>
-        <w:t>эмменталь</w:t>
+        <w:t>чт</w:t>
       </w:r>
       <w:proofErr w:type="spellEnd"/>
       <w:r>
         <w:rPr>
           <w:lang w:val="ru-RU"/>
         </w:rPr>
-        <w:t xml:space="preserve"> в первичной упаковке с таймером</w:t>
-      </w:r>
-      <w:r>
-        <w:rPr>
-          <w:lang w:val="ru-RU"/>
-        </w:rPr>
-        <w:br/>
-      </w:r>
-      <w:r>
-        <w:rPr>
-          <w:lang w:val="ru-RU"/>
-        </w:rPr>
-        <w:t>Проверить архиваций всех бланков и списаний</w:t>
-      </w:r>
-      <w:r>
-        <w:rPr>
-          <w:lang w:val="ru-RU"/>
-        </w:rPr>
-        <w:br/>
-      </w:r>
-      <w:r>
-        <w:rPr>
-          <w:lang w:val="ru-RU"/>
-        </w:rPr>
-        <w:t xml:space="preserve">~22:00 - </w:t>
-      </w:r>
-      <w:r>
-        <w:rPr>
-          <w:lang w:val="ru-RU"/>
-        </w:rPr>
-        <w:t>фото выдержки десертов</w:t>
-      </w:r>
-      <w:r>
-        <w:rPr>
-          <w:lang w:val="ru-RU"/>
-        </w:rPr>
-        <w:t>/</w:t>
-      </w:r>
-      <w:r>
-        <w:rPr>
-          <w:lang w:val="ru-RU"/>
-        </w:rPr>
-        <w:t>тортилья на разморозку</w:t>
-      </w:r>
-      <w:r>
-        <w:rPr>
-          <w:lang w:val="ru-RU"/>
-        </w:rPr>
-        <w:br/>
-      </w:r>
-      <w:r>
-        <w:rPr>
-          <w:lang w:val="ru-RU"/>
-        </w:rPr>
-        <w:br/>
-      </w:r>
-      <w:r>
-        <w:rPr>
-          <w:lang w:val="ru-RU"/>
-        </w:rPr>
-        <w:br/>
-        <w:t>с 22</w:t>
-      </w:r>
-      <w:r>
-        <w:rPr>
-          <w:lang w:val="ru-RU"/>
-        </w:rPr>
-        <w:t xml:space="preserve">:00: </w:t>
-      </w:r>
-      <w:r>
-        <w:rPr>
-          <w:lang w:val="ru-RU"/>
-        </w:rPr>
-        <w:t xml:space="preserve">отмывка </w:t>
-      </w:r>
-      <w:r>
-        <w:rPr>
-          <w:lang w:val="ru-RU"/>
-        </w:rPr>
-        <w:br/>
-        <w:t xml:space="preserve">чистота </w:t>
+        <w:t xml:space="preserve">: </w:t>
+      </w:r>
+      <w:r>
+        <w:rPr>
+          <w:lang w:val="ru-RU"/>
+        </w:rPr>
+        <w:t>мясные лотки - вечер</w:t>
+      </w:r>
+      <w:r>
+        <w:rPr>
+          <w:lang w:val="ru-RU"/>
+        </w:rPr>
+        <w:br/>
       </w:r>
       <w:proofErr w:type="spellStart"/>
       <w:r>
         <w:rPr>
           <w:lang w:val="ru-RU"/>
         </w:rPr>
-        <w:t>комбомашина</w:t>
+        <w:t>пт</w:t>
       </w:r>
       <w:proofErr w:type="spellEnd"/>
       <w:r>
         <w:rPr>
           <w:lang w:val="ru-RU"/>
         </w:rPr>
-        <w:br/>
-      </w:r>
-      <w:r>
-        <w:rPr>
-          <w:lang w:val="ru-RU"/>
-        </w:rPr>
-        <w:t>кофемашина</w:t>
+        <w:t>:</w:t>
+      </w:r>
+      <w:r>
+        <w:rPr>
+          <w:lang w:val="ru-RU"/>
+        </w:rPr>
+        <w:t xml:space="preserve"> </w:t>
+      </w:r>
+      <w:r>
+        <w:rPr>
+          <w:lang w:val="ru-RU"/>
+        </w:rPr>
+        <w:t>---</w:t>
+      </w:r>
+      <w:r>
+        <w:rPr>
+          <w:lang w:val="ru-RU"/>
+        </w:rPr>
+        <w:br/>
+      </w:r>
+      <w:r>
+        <w:rPr>
+          <w:lang w:val="ru-RU"/>
+        </w:rPr>
+        <w:t>сб</w:t>
+      </w:r>
+      <w:r>
+        <w:rPr>
+          <w:lang w:val="ru-RU"/>
+        </w:rPr>
+        <w:t>:</w:t>
+      </w:r>
+      <w:r>
+        <w:rPr>
+          <w:lang w:val="ru-RU"/>
+        </w:rPr>
+        <w:t xml:space="preserve"> ---</w:t>
+      </w:r>
+      <w:r>
+        <w:rPr>
+          <w:lang w:val="ru-RU"/>
+        </w:rPr>
+        <w:br/>
+        <w:t>вс</w:t>
+      </w:r>
+      <w:r>
+        <w:rPr>
+          <w:lang w:val="ru-RU"/>
+        </w:rPr>
+        <w:t>:</w:t>
+      </w:r>
+      <w:r>
+        <w:rPr>
+          <w:lang w:val="ru-RU"/>
+        </w:rPr>
+        <w:t xml:space="preserve"> </w:t>
+      </w:r>
+      <w:r>
+        <w:rPr>
+          <w:lang w:val="ru-RU"/>
+        </w:rPr>
+        <w:t xml:space="preserve">утро </w:t>
+      </w:r>
+      <w:r>
+        <w:rPr>
+          <w:lang w:val="kk-KZ"/>
+        </w:rPr>
+        <w:t xml:space="preserve">- </w:t>
+      </w:r>
+      <w:r>
+        <w:rPr>
+          <w:lang w:val="ru-RU"/>
+        </w:rPr>
+        <w:t>ножки все стеллажи прилавка</w:t>
+      </w:r>
+      <w:r>
+        <w:rPr>
+          <w:lang w:val="ru-RU"/>
+        </w:rPr>
+        <w:t>,</w:t>
+      </w:r>
+      <w:r>
+        <w:rPr>
+          <w:lang w:val="ru-RU"/>
+        </w:rPr>
+        <w:t xml:space="preserve"> </w:t>
+      </w:r>
+      <w:r>
+        <w:rPr>
+          <w:lang w:val="ru-RU"/>
+        </w:rPr>
+        <w:t xml:space="preserve">вечер - </w:t>
+      </w:r>
+      <w:r>
+        <w:rPr>
+          <w:lang w:val="ru-RU"/>
+        </w:rPr>
+        <w:t>контейнер фри</w:t>
       </w:r>
       <w:r>
         <w:rPr>
@@ -1804,126 +3672,400 @@
         <w:rPr>
           <w:lang w:val="ru-RU"/>
         </w:rPr>
-        <w:t xml:space="preserve">бункер для молока </w:t>
-      </w:r>
-      <w:r>
-        <w:rPr>
-          <w:lang w:val="ru-RU"/>
-        </w:rPr>
-        <w:br/>
-        <w:t xml:space="preserve">башня напитков </w:t>
-      </w:r>
-      <w:r>
-        <w:rPr>
-          <w:lang w:val="ru-RU"/>
-        </w:rPr>
-        <w:br/>
-        <w:t>поверхность зоны кассы</w:t>
-      </w:r>
-      <w:r>
-        <w:rPr>
-          <w:lang w:val="ru-RU"/>
-        </w:rPr>
-        <w:br/>
-        <w:t xml:space="preserve">фото чистота </w:t>
-      </w:r>
-      <w:proofErr w:type="spellStart"/>
-      <w:r>
-        <w:rPr>
-          <w:lang w:val="ru-RU"/>
-        </w:rPr>
-        <w:t>подзаправочный</w:t>
-      </w:r>
-      <w:proofErr w:type="spellEnd"/>
-      <w:r>
-        <w:rPr>
-          <w:lang w:val="ru-RU"/>
-        </w:rPr>
-        <w:t xml:space="preserve"> стол </w:t>
-      </w:r>
-      <w:r>
-        <w:rPr>
-          <w:lang w:val="ru-RU"/>
-        </w:rPr>
-        <w:br/>
-      </w:r>
-      <w:r>
-        <w:rPr>
-          <w:lang w:val="ru-RU"/>
-        </w:rPr>
-        <w:br/>
-        <w:t xml:space="preserve">в </w:t>
-      </w:r>
-      <w:r>
-        <w:rPr>
-          <w:lang w:val="ru-RU"/>
-        </w:rPr>
-        <w:t xml:space="preserve">23:00-00:00 </w:t>
-      </w:r>
-      <w:r>
-        <w:rPr>
-          <w:lang w:val="ru-RU"/>
-        </w:rPr>
-        <w:br/>
-        <w:t>В 23</w:t>
-      </w:r>
-      <w:r>
-        <w:rPr>
-          <w:lang w:val="ru-RU"/>
-        </w:rPr>
-        <w:t xml:space="preserve">:00 </w:t>
-      </w:r>
-      <w:r>
-        <w:rPr>
-          <w:lang w:val="ru-RU"/>
-        </w:rPr>
-        <w:t xml:space="preserve">вечера замер жира </w:t>
-      </w:r>
-      <w:r>
-        <w:rPr>
-          <w:lang w:val="ru-RU"/>
-        </w:rPr>
-        <w:br/>
-        <w:t>Проверка наличии химии для ночников и предупредить их чтоб одевали перчатки и маски</w:t>
-      </w:r>
-      <w:r>
-        <w:rPr>
-          <w:lang w:val="ru-RU"/>
-        </w:rPr>
-        <w:t xml:space="preserve"> и </w:t>
-      </w:r>
-      <w:r>
-        <w:rPr>
-          <w:lang w:val="ru-RU"/>
-        </w:rPr>
-        <w:t>минимизация под-заправочного стола</w:t>
-      </w:r>
-      <w:r>
-        <w:rPr>
-          <w:lang w:val="ru-RU"/>
-        </w:rPr>
-        <w:br/>
-      </w:r>
-    </w:p>
-    <w:p>
-      <w:pPr>
-        <w:rPr>
-          <w:lang w:val="ru-RU"/>
-        </w:rPr>
-      </w:pPr>
-      <w:r>
-        <w:rPr>
-          <w:lang w:val="ru-RU"/>
-        </w:rPr>
-        <w:br w:type="page"/>
-      </w:r>
-      <w:r>
+        <w:t>топпинги</w:t>
+      </w:r>
+      <w:r>
+        <w:rPr>
+          <w:lang w:val="ru-RU"/>
+        </w:rPr>
+        <w:t xml:space="preserve"> </w:t>
+      </w:r>
+      <w:r>
+        <w:rPr>
+          <w:lang w:val="ru-RU"/>
+        </w:rPr>
+        <w:br/>
+      </w:r>
+    </w:p>
+    <w:p>
+      <w:pPr>
+        <w:spacing w:after="0" w:line="240" w:lineRule="auto"/>
         <w:rPr>
           <w:b/>
           <w:bCs/>
           <w:lang w:val="ru-RU"/>
         </w:rPr>
-        <w:lastRenderedPageBreak/>
+      </w:pPr>
+    </w:p>
+    <w:p>
+      <w:pPr>
+        <w:spacing w:after="0" w:line="240" w:lineRule="auto"/>
+        <w:rPr>
+          <w:lang w:val="ru-RU"/>
+        </w:rPr>
+      </w:pPr>
+      <w:r>
+        <w:rPr>
+          <w:lang w:val="ru-RU"/>
+        </w:rPr>
+        <w:t xml:space="preserve">Регламенты для </w:t>
+      </w:r>
+      <w:proofErr w:type="spellStart"/>
+      <w:r>
+        <w:rPr>
+          <w:lang w:val="ru-RU"/>
+        </w:rPr>
+        <w:t>Длк</w:t>
+      </w:r>
+      <w:proofErr w:type="spellEnd"/>
+    </w:p>
+    <w:p>
+      <w:pPr>
+        <w:spacing w:after="0" w:line="240" w:lineRule="auto"/>
+        <w:rPr>
+          <w:b/>
+          <w:bCs/>
+          <w:lang w:val="ru-RU"/>
+        </w:rPr>
+      </w:pPr>
+      <w:proofErr w:type="spellStart"/>
+      <w:r>
+        <w:rPr>
+          <w:lang w:val="ru-RU"/>
+        </w:rPr>
+        <w:t>пн</w:t>
+      </w:r>
+      <w:proofErr w:type="spellEnd"/>
+      <w:r>
+        <w:rPr>
+          <w:lang w:val="ru-RU"/>
+        </w:rPr>
+        <w:t xml:space="preserve">: </w:t>
+      </w:r>
+      <w:r>
+        <w:rPr>
+          <w:lang w:val="ru-RU"/>
+        </w:rPr>
+        <w:t xml:space="preserve">Фризер </w:t>
+      </w:r>
+      <w:r>
+        <w:rPr>
+          <w:lang w:val="ru-RU"/>
+        </w:rPr>
+        <w:br/>
+        <w:t>вт</w:t>
+      </w:r>
+      <w:r>
+        <w:rPr>
+          <w:lang w:val="ru-RU"/>
+        </w:rPr>
+        <w:t xml:space="preserve">: </w:t>
+      </w:r>
+      <w:r>
+        <w:rPr>
+          <w:lang w:val="ru-RU"/>
+        </w:rPr>
+        <w:t>Кулер</w:t>
+      </w:r>
+      <w:r>
+        <w:rPr>
+          <w:lang w:val="ru-RU"/>
+        </w:rPr>
+        <w:br/>
+        <w:t>ср</w:t>
+      </w:r>
+      <w:r>
+        <w:rPr>
+          <w:lang w:val="ru-RU"/>
+        </w:rPr>
+        <w:t>:</w:t>
+      </w:r>
+      <w:r>
+        <w:rPr>
+          <w:lang w:val="ru-RU"/>
+        </w:rPr>
+        <w:t xml:space="preserve"> Сухой </w:t>
+      </w:r>
+      <w:r>
+        <w:rPr>
+          <w:lang w:val="ru-RU"/>
+        </w:rPr>
+        <w:br/>
+      </w:r>
+      <w:proofErr w:type="spellStart"/>
+      <w:r>
+        <w:rPr>
+          <w:lang w:val="ru-RU"/>
+        </w:rPr>
+        <w:t>чт</w:t>
+      </w:r>
+      <w:proofErr w:type="spellEnd"/>
+      <w:r>
+        <w:rPr>
+          <w:lang w:val="ru-RU"/>
+        </w:rPr>
+        <w:t xml:space="preserve">: </w:t>
+      </w:r>
+      <w:r>
+        <w:rPr>
+          <w:lang w:val="ru-RU"/>
+        </w:rPr>
+        <w:t>Мультиплекс</w:t>
+      </w:r>
+      <w:r>
+        <w:rPr>
+          <w:lang w:val="ru-RU"/>
+        </w:rPr>
+        <w:br/>
+      </w:r>
+      <w:proofErr w:type="spellStart"/>
+      <w:r>
+        <w:rPr>
+          <w:lang w:val="ru-RU"/>
+        </w:rPr>
+        <w:t>пт</w:t>
+      </w:r>
+      <w:proofErr w:type="spellEnd"/>
+      <w:r>
+        <w:rPr>
+          <w:lang w:val="ru-RU"/>
+        </w:rPr>
+        <w:t>:</w:t>
+      </w:r>
+      <w:r>
+        <w:rPr>
+          <w:lang w:val="ru-RU"/>
+        </w:rPr>
+        <w:t xml:space="preserve"> ---</w:t>
+      </w:r>
+      <w:r>
+        <w:rPr>
+          <w:lang w:val="ru-RU"/>
+        </w:rPr>
+        <w:br/>
+        <w:t>сб</w:t>
+      </w:r>
+      <w:r>
+        <w:rPr>
+          <w:lang w:val="ru-RU"/>
+        </w:rPr>
+        <w:t>:</w:t>
+      </w:r>
+      <w:r>
+        <w:rPr>
+          <w:lang w:val="ru-RU"/>
+        </w:rPr>
+        <w:t xml:space="preserve"> ---</w:t>
+      </w:r>
+      <w:r>
+        <w:rPr>
+          <w:lang w:val="ru-RU"/>
+        </w:rPr>
+        <w:br/>
+        <w:t>вс</w:t>
+      </w:r>
+      <w:r>
+        <w:rPr>
+          <w:lang w:val="ru-RU"/>
+        </w:rPr>
+        <w:t>:</w:t>
+      </w:r>
+      <w:r>
+        <w:rPr>
+          <w:lang w:val="ru-RU"/>
+        </w:rPr>
+        <w:t xml:space="preserve"> Сухой</w:t>
+      </w:r>
+      <w:r>
+        <w:rPr>
+          <w:lang w:val="ru-RU"/>
+        </w:rPr>
+        <w:br/>
+      </w:r>
+    </w:p>
+    <w:p>
+      <w:pPr>
+        <w:spacing w:after="0" w:line="240" w:lineRule="auto"/>
+        <w:rPr>
+          <w:b/>
+          <w:bCs/>
+          <w:lang w:val="ru-RU"/>
+        </w:rPr>
+      </w:pPr>
+    </w:p>
+    <w:p>
+      <w:pPr>
+        <w:spacing w:after="0" w:line="240" w:lineRule="auto"/>
+        <w:rPr>
+          <w:b/>
+          <w:bCs/>
+          <w:lang w:val="ru-RU"/>
+        </w:rPr>
+      </w:pPr>
+    </w:p>
+    <w:p>
+      <w:pPr>
+        <w:spacing w:after="0" w:line="240" w:lineRule="auto"/>
+        <w:rPr>
+          <w:b/>
+          <w:bCs/>
+          <w:lang w:val="ru-RU"/>
+        </w:rPr>
+      </w:pPr>
+    </w:p>
+    <w:p>
+      <w:pPr>
+        <w:spacing w:after="0" w:line="240" w:lineRule="auto"/>
+        <w:rPr>
+          <w:b/>
+          <w:bCs/>
+          <w:lang w:val="ru-RU"/>
+        </w:rPr>
+      </w:pPr>
+    </w:p>
+    <w:p>
+      <w:pPr>
+        <w:spacing w:after="0" w:line="240" w:lineRule="auto"/>
+        <w:rPr>
+          <w:b/>
+          <w:bCs/>
+          <w:lang w:val="ru-RU"/>
+        </w:rPr>
+      </w:pPr>
+    </w:p>
+    <w:p>
+      <w:pPr>
+        <w:spacing w:after="0" w:line="240" w:lineRule="auto"/>
+        <w:rPr>
+          <w:b/>
+          <w:bCs/>
+          <w:lang w:val="ru-RU"/>
+        </w:rPr>
+      </w:pPr>
+    </w:p>
+    <w:p>
+      <w:pPr>
+        <w:spacing w:after="0" w:line="240" w:lineRule="auto"/>
+        <w:rPr>
+          <w:b/>
+          <w:bCs/>
+          <w:lang w:val="ru-RU"/>
+        </w:rPr>
+      </w:pPr>
+    </w:p>
+    <w:p>
+      <w:pPr>
+        <w:spacing w:after="0" w:line="240" w:lineRule="auto"/>
+        <w:rPr>
+          <w:b/>
+          <w:bCs/>
+          <w:lang w:val="ru-RU"/>
+        </w:rPr>
+      </w:pPr>
+    </w:p>
+    <w:p>
+      <w:pPr>
+        <w:spacing w:after="0" w:line="240" w:lineRule="auto"/>
+        <w:rPr>
+          <w:b/>
+          <w:bCs/>
+          <w:lang w:val="ru-RU"/>
+        </w:rPr>
+      </w:pPr>
+    </w:p>
+    <w:p>
+      <w:pPr>
+        <w:spacing w:after="0" w:line="240" w:lineRule="auto"/>
+        <w:rPr>
+          <w:b/>
+          <w:bCs/>
+          <w:lang w:val="ru-RU"/>
+        </w:rPr>
+      </w:pPr>
+    </w:p>
+    <w:p>
+      <w:pPr>
+        <w:spacing w:after="0" w:line="240" w:lineRule="auto"/>
+        <w:rPr>
+          <w:b/>
+          <w:bCs/>
+          <w:lang w:val="ru-RU"/>
+        </w:rPr>
+      </w:pPr>
+    </w:p>
+    <w:p>
+      <w:pPr>
+        <w:spacing w:after="0" w:line="240" w:lineRule="auto"/>
+        <w:rPr>
+          <w:b/>
+          <w:bCs/>
+          <w:lang w:val="ru-RU"/>
+        </w:rPr>
+      </w:pPr>
+    </w:p>
+    <w:p>
+      <w:pPr>
+        <w:spacing w:after="0" w:line="240" w:lineRule="auto"/>
+        <w:rPr>
+          <w:b/>
+          <w:bCs/>
+          <w:lang w:val="ru-RU"/>
+        </w:rPr>
+      </w:pPr>
+    </w:p>
+    <w:p>
+      <w:pPr>
+        <w:spacing w:after="0" w:line="240" w:lineRule="auto"/>
+        <w:rPr>
+          <w:b/>
+          <w:bCs/>
+          <w:lang w:val="ru-RU"/>
+        </w:rPr>
+      </w:pPr>
+    </w:p>
+    <w:p>
+      <w:pPr>
+        <w:spacing w:after="0" w:line="240" w:lineRule="auto"/>
+        <w:rPr>
+          <w:b/>
+          <w:bCs/>
+          <w:lang w:val="ru-RU"/>
+        </w:rPr>
+      </w:pPr>
+    </w:p>
+    <w:p>
+      <w:pPr>
+        <w:spacing w:after="0" w:line="240" w:lineRule="auto"/>
+        <w:rPr>
+          <w:b/>
+          <w:bCs/>
+          <w:lang w:val="ru-RU"/>
+        </w:rPr>
+      </w:pPr>
+    </w:p>
+    <w:p>
+      <w:pPr>
+        <w:spacing w:after="0" w:line="240" w:lineRule="auto"/>
+        <w:rPr>
+          <w:b/>
+          <w:bCs/>
+          <w:lang w:val="ru-RU"/>
+        </w:rPr>
+      </w:pPr>
+    </w:p>
+    <w:p>
+      <w:pPr>
+        <w:spacing w:after="0" w:line="240" w:lineRule="auto"/>
+        <w:rPr>
+          <w:lang w:val="ru-RU"/>
+        </w:rPr>
+      </w:pPr>
+      <w:r>
+        <w:rPr>
+          <w:b/>
+          <w:bCs/>
+          <w:lang w:val="ru-RU"/>
+        </w:rPr>
         <w:t>Заметки:</w:t>
       </w:r>
       <w:r>
@@ -2585,13 +4727,7 @@
         <w:rPr>
           <w:lang w:val="ru-RU"/>
         </w:rPr>
-        <w:t xml:space="preserve"> </w:t>
-      </w:r>
-      <w:r>
-        <w:rPr>
-          <w:lang w:val="ru-RU"/>
-        </w:rPr>
-        <w:t>кухонные бадейки</w:t>
+        <w:t xml:space="preserve"> кухонные бадейки</w:t>
       </w:r>
       <w:r>
         <w:rPr>
@@ -2734,8 +4870,411 @@
 </w:document>
 </file>
 
+<file path=word/endnotes.xml><?xml version="1.0" encoding="utf-8"?>
+<w:endnotes xmlns:wpc="http://schemas.microsoft.com/office/word/2010/wordprocessingCanvas" xmlns:cx="http://schemas.microsoft.com/office/drawing/2014/chartex" xmlns:cx1="http://schemas.microsoft.com/office/drawing/2015/9/8/chartex" xmlns:cx2="http://schemas.microsoft.com/office/drawing/2015/10/21/chartex" xmlns:cx3="http://schemas.microsoft.com/office/drawing/2016/5/9/chartex" xmlns:cx4="http://schemas.microsoft.com/office/drawing/2016/5/10/chartex" xmlns:cx5="http://schemas.microsoft.com/office/drawing/2016/5/11/chartex" xmlns:cx6="http://schemas.microsoft.com/office/drawing/2016/5/12/chartex" xmlns:cx7="http://schemas.microsoft.com/office/drawing/2016/5/13/chartex" xmlns:cx8="http://schemas.microsoft.com/office/drawing/2016/5/14/chartex" xmlns:mc="http://schemas.openxmlformats.org/markup-compatibility/2006" xmlns:aink="http://schemas.microsoft.com/office/drawing/2016/ink" xmlns:am3d="http://schemas.microsoft.com/office/drawing/2017/model3d" xmlns:o="urn:schemas-microsoft-com:office:office" xmlns:oel="http://schemas.microsoft.com/office/2019/extlst" xmlns:r="http://schemas.openxmlformats.org/officeDocument/2006/relationships" xmlns:m="http://schemas.openxmlformats.org/officeDocument/2006/math" xmlns:v="urn:schemas-microsoft-com:vml" xmlns:wp14="http://schemas.microsoft.com/office/word/2010/wordprocessingDrawing" xmlns:wp="http://schemas.openxmlformats.org/drawingml/2006/wordprocessingDrawing" xmlns:w10="urn:schemas-microsoft-com:office:word" xmlns:w="http://schemas.openxmlformats.org/wordprocessingml/2006/main" xmlns:w14="http://schemas.microsoft.com/office/word/2010/wordml" xmlns:w15="http://schemas.microsoft.com/office/word/2012/wordml" xmlns:w16cex="http://schemas.microsoft.com/office/word/2018/wordml/cex" xmlns:w16cid="http://schemas.microsoft.com/office/word/2016/wordml/cid" xmlns:w16="http://schemas.microsoft.com/office/word/2018/wordml" xmlns:w16du="http://schemas.microsoft.com/office/word/2023/wordml/word16du" xmlns:w16sdtdh="http://schemas.microsoft.com/office/word/2020/wordml/sdtdatahash" xmlns:w16sdtfl="http://schemas.microsoft.com/office/word/2024/wordml/sdtformatlock" xmlns:w16se="http://schemas.microsoft.com/office/word/2015/wordml/symex" xmlns:wpg="http://schemas.microsoft.com/office/word/2010/wordprocessingGroup" xmlns:wpi="http://schemas.microsoft.com/office/word/2010/wordprocessingInk" xmlns:wne="http://schemas.microsoft.com/office/word/2006/wordml" xmlns:wps="http://schemas.microsoft.com/office/word/2010/wordprocessingShape" mc:Ignorable="w14 w15 w16se w16cid w16 w16cex w16sdtdh w16sdtfl w16du wp14">
+  <w:endnote w:type="separator" w:id="-1">
+    <w:p>
+      <w:pPr>
+        <w:spacing w:after="0" w:line="240" w:lineRule="auto"/>
+      </w:pPr>
+      <w:r>
+        <w:separator/>
+      </w:r>
+    </w:p>
+  </w:endnote>
+  <w:endnote w:type="continuationSeparator" w:id="0">
+    <w:p>
+      <w:pPr>
+        <w:spacing w:after="0" w:line="240" w:lineRule="auto"/>
+      </w:pPr>
+      <w:r>
+        <w:continuationSeparator/>
+      </w:r>
+    </w:p>
+  </w:endnote>
+</w:endnotes>
+</file>
+
+<file path=word/footnotes.xml><?xml version="1.0" encoding="utf-8"?>
+<w:footnotes xmlns:wpc="http://schemas.microsoft.com/office/word/2010/wordprocessingCanvas" xmlns:cx="http://schemas.microsoft.com/office/drawing/2014/chartex" xmlns:cx1="http://schemas.microsoft.com/office/drawing/2015/9/8/chartex" xmlns:cx2="http://schemas.microsoft.com/office/drawing/2015/10/21/chartex" xmlns:cx3="http://schemas.microsoft.com/office/drawing/2016/5/9/chartex" xmlns:cx4="http://schemas.microsoft.com/office/drawing/2016/5/10/chartex" xmlns:cx5="http://schemas.microsoft.com/office/drawing/2016/5/11/chartex" xmlns:cx6="http://schemas.microsoft.com/office/drawing/2016/5/12/chartex" xmlns:cx7="http://schemas.microsoft.com/office/drawing/2016/5/13/chartex" xmlns:cx8="http://schemas.microsoft.com/office/drawing/2016/5/14/chartex" xmlns:mc="http://schemas.openxmlformats.org/markup-compatibility/2006" xmlns:aink="http://schemas.microsoft.com/office/drawing/2016/ink" xmlns:am3d="http://schemas.microsoft.com/office/drawing/2017/model3d" xmlns:o="urn:schemas-microsoft-com:office:office" xmlns:oel="http://schemas.microsoft.com/office/2019/extlst" xmlns:r="http://schemas.openxmlformats.org/officeDocument/2006/relationships" xmlns:m="http://schemas.openxmlformats.org/officeDocument/2006/math" xmlns:v="urn:schemas-microsoft-com:vml" xmlns:wp14="http://schemas.microsoft.com/office/word/2010/wordprocessingDrawing" xmlns:wp="http://schemas.openxmlformats.org/drawingml/2006/wordprocessingDrawing" xmlns:w10="urn:schemas-microsoft-com:office:word" xmlns:w="http://schemas.openxmlformats.org/wordprocessingml/2006/main" xmlns:w14="http://schemas.microsoft.com/office/word/2010/wordml" xmlns:w15="http://schemas.microsoft.com/office/word/2012/wordml" xmlns:w16cex="http://schemas.microsoft.com/office/word/2018/wordml/cex" xmlns:w16cid="http://schemas.microsoft.com/office/word/2016/wordml/cid" xmlns:w16="http://schemas.microsoft.com/office/word/2018/wordml" xmlns:w16du="http://schemas.microsoft.com/office/word/2023/wordml/word16du" xmlns:w16sdtdh="http://schemas.microsoft.com/office/word/2020/wordml/sdtdatahash" xmlns:w16sdtfl="http://schemas.microsoft.com/office/word/2024/wordml/sdtformatlock" xmlns:w16se="http://schemas.microsoft.com/office/word/2015/wordml/symex" xmlns:wpg="http://schemas.microsoft.com/office/word/2010/wordprocessingGroup" xmlns:wpi="http://schemas.microsoft.com/office/word/2010/wordprocessingInk" xmlns:wne="http://schemas.microsoft.com/office/word/2006/wordml" xmlns:wps="http://schemas.microsoft.com/office/word/2010/wordprocessingShape" mc:Ignorable="w14 w15 w16se w16cid w16 w16cex w16sdtdh w16sdtfl w16du wp14">
+  <w:footnote w:type="separator" w:id="-1">
+    <w:p>
+      <w:pPr>
+        <w:spacing w:after="0" w:line="240" w:lineRule="auto"/>
+      </w:pPr>
+      <w:r>
+        <w:separator/>
+      </w:r>
+    </w:p>
+  </w:footnote>
+  <w:footnote w:type="continuationSeparator" w:id="0">
+    <w:p>
+      <w:pPr>
+        <w:spacing w:after="0" w:line="240" w:lineRule="auto"/>
+      </w:pPr>
+      <w:r>
+        <w:continuationSeparator/>
+      </w:r>
+    </w:p>
+  </w:footnote>
+</w:footnotes>
+</file>
+
+<file path=word/numbering.xml><?xml version="1.0" encoding="utf-8"?>
+<w:numbering xmlns:wpc="http://schemas.microsoft.com/office/word/2010/wordprocessingCanvas" xmlns:cx="http://schemas.microsoft.com/office/drawing/2014/chartex" xmlns:cx1="http://schemas.microsoft.com/office/drawing/2015/9/8/chartex" xmlns:cx2="http://schemas.microsoft.com/office/drawing/2015/10/21/chartex" xmlns:cx3="http://schemas.microsoft.com/office/drawing/2016/5/9/chartex" xmlns:cx4="http://schemas.microsoft.com/office/drawing/2016/5/10/chartex" xmlns:cx5="http://schemas.microsoft.com/office/drawing/2016/5/11/chartex" xmlns:cx6="http://schemas.microsoft.com/office/drawing/2016/5/12/chartex" xmlns:cx7="http://schemas.microsoft.com/office/drawing/2016/5/13/chartex" xmlns:cx8="http://schemas.microsoft.com/office/drawing/2016/5/14/chartex" xmlns:mc="http://schemas.openxmlformats.org/markup-compatibility/2006" xmlns:aink="http://schemas.microsoft.com/office/drawing/2016/ink" xmlns:am3d="http://schemas.microsoft.com/office/drawing/2017/model3d" xmlns:o="urn:schemas-microsoft-com:office:office" xmlns:oel="http://schemas.microsoft.com/office/2019/extlst" xmlns:r="http://schemas.openxmlformats.org/officeDocument/2006/relationships" xmlns:m="http://schemas.openxmlformats.org/officeDocument/2006/math" xmlns:v="urn:schemas-microsoft-com:vml" xmlns:wp14="http://schemas.microsoft.com/office/word/2010/wordprocessingDrawing" xmlns:wp="http://schemas.openxmlformats.org/drawingml/2006/wordprocessingDrawing" xmlns:w10="urn:schemas-microsoft-com:office:word" xmlns:w="http://schemas.openxmlformats.org/wordprocessingml/2006/main" xmlns:w14="http://schemas.microsoft.com/office/word/2010/wordml" xmlns:w15="http://schemas.microsoft.com/office/word/2012/wordml" xmlns:w16cex="http://schemas.microsoft.com/office/word/2018/wordml/cex" xmlns:w16cid="http://schemas.microsoft.com/office/word/2016/wordml/cid" xmlns:w16="http://schemas.microsoft.com/office/word/2018/wordml" xmlns:w16du="http://schemas.microsoft.com/office/word/2023/wordml/word16du" xmlns:w16sdtdh="http://schemas.microsoft.com/office/word/2020/wordml/sdtdatahash" xmlns:w16sdtfl="http://schemas.microsoft.com/office/word/2024/wordml/sdtformatlock" xmlns:w16se="http://schemas.microsoft.com/office/word/2015/wordml/symex" xmlns:wpg="http://schemas.microsoft.com/office/word/2010/wordprocessingGroup" xmlns:wpi="http://schemas.microsoft.com/office/word/2010/wordprocessingInk" xmlns:wne="http://schemas.microsoft.com/office/word/2006/wordml" xmlns:wps="http://schemas.microsoft.com/office/word/2010/wordprocessingShape" mc:Ignorable="w14 w15 w16se w16cid w16 w16cex w16sdtdh w16sdtfl w16du wp14">
+  <w:abstractNum w:abstractNumId="0" w15:restartNumberingAfterBreak="0">
+    <w:nsid w:val="2F285A83"/>
+    <w:multiLevelType w:val="hybridMultilevel"/>
+    <w:tmpl w:val="500898FE"/>
+    <w:lvl w:ilvl="0" w:tplc="48485EA4">
+      <w:start w:val="1"/>
+      <w:numFmt w:val="bullet"/>
+      <w:lvlText w:val="-"/>
+      <w:lvlJc w:val="left"/>
+      <w:pPr>
+        <w:ind w:left="720" w:hanging="360"/>
+      </w:pPr>
+      <w:rPr>
+        <w:rFonts w:ascii="Aptos" w:eastAsiaTheme="minorHAnsi" w:hAnsi="Aptos" w:cstheme="minorBidi" w:hint="default"/>
+      </w:rPr>
+    </w:lvl>
+    <w:lvl w:ilvl="1" w:tplc="20000003" w:tentative="1">
+      <w:start w:val="1"/>
+      <w:numFmt w:val="bullet"/>
+      <w:lvlText w:val="o"/>
+      <w:lvlJc w:val="left"/>
+      <w:pPr>
+        <w:ind w:left="1440" w:hanging="360"/>
+      </w:pPr>
+      <w:rPr>
+        <w:rFonts w:ascii="Courier New" w:hAnsi="Courier New" w:cs="Courier New" w:hint="default"/>
+      </w:rPr>
+    </w:lvl>
+    <w:lvl w:ilvl="2" w:tplc="20000005" w:tentative="1">
+      <w:start w:val="1"/>
+      <w:numFmt w:val="bullet"/>
+      <w:lvlText w:val=""/>
+      <w:lvlJc w:val="left"/>
+      <w:pPr>
+        <w:ind w:left="2160" w:hanging="360"/>
+      </w:pPr>
+      <w:rPr>
+        <w:rFonts w:ascii="Wingdings" w:hAnsi="Wingdings" w:hint="default"/>
+      </w:rPr>
+    </w:lvl>
+    <w:lvl w:ilvl="3" w:tplc="20000001" w:tentative="1">
+      <w:start w:val="1"/>
+      <w:numFmt w:val="bullet"/>
+      <w:lvlText w:val=""/>
+      <w:lvlJc w:val="left"/>
+      <w:pPr>
+        <w:ind w:left="2880" w:hanging="360"/>
+      </w:pPr>
+      <w:rPr>
+        <w:rFonts w:ascii="Symbol" w:hAnsi="Symbol" w:hint="default"/>
+      </w:rPr>
+    </w:lvl>
+    <w:lvl w:ilvl="4" w:tplc="20000003" w:tentative="1">
+      <w:start w:val="1"/>
+      <w:numFmt w:val="bullet"/>
+      <w:lvlText w:val="o"/>
+      <w:lvlJc w:val="left"/>
+      <w:pPr>
+        <w:ind w:left="3600" w:hanging="360"/>
+      </w:pPr>
+      <w:rPr>
+        <w:rFonts w:ascii="Courier New" w:hAnsi="Courier New" w:cs="Courier New" w:hint="default"/>
+      </w:rPr>
+    </w:lvl>
+    <w:lvl w:ilvl="5" w:tplc="20000005" w:tentative="1">
+      <w:start w:val="1"/>
+      <w:numFmt w:val="bullet"/>
+      <w:lvlText w:val=""/>
+      <w:lvlJc w:val="left"/>
+      <w:pPr>
+        <w:ind w:left="4320" w:hanging="360"/>
+      </w:pPr>
+      <w:rPr>
+        <w:rFonts w:ascii="Wingdings" w:hAnsi="Wingdings" w:hint="default"/>
+      </w:rPr>
+    </w:lvl>
+    <w:lvl w:ilvl="6" w:tplc="20000001" w:tentative="1">
+      <w:start w:val="1"/>
+      <w:numFmt w:val="bullet"/>
+      <w:lvlText w:val=""/>
+      <w:lvlJc w:val="left"/>
+      <w:pPr>
+        <w:ind w:left="5040" w:hanging="360"/>
+      </w:pPr>
+      <w:rPr>
+        <w:rFonts w:ascii="Symbol" w:hAnsi="Symbol" w:hint="default"/>
+      </w:rPr>
+    </w:lvl>
+    <w:lvl w:ilvl="7" w:tplc="20000003" w:tentative="1">
+      <w:start w:val="1"/>
+      <w:numFmt w:val="bullet"/>
+      <w:lvlText w:val="o"/>
+      <w:lvlJc w:val="left"/>
+      <w:pPr>
+        <w:ind w:left="5760" w:hanging="360"/>
+      </w:pPr>
+      <w:rPr>
+        <w:rFonts w:ascii="Courier New" w:hAnsi="Courier New" w:cs="Courier New" w:hint="default"/>
+      </w:rPr>
+    </w:lvl>
+    <w:lvl w:ilvl="8" w:tplc="20000005" w:tentative="1">
+      <w:start w:val="1"/>
+      <w:numFmt w:val="bullet"/>
+      <w:lvlText w:val=""/>
+      <w:lvlJc w:val="left"/>
+      <w:pPr>
+        <w:ind w:left="6480" w:hanging="360"/>
+      </w:pPr>
+      <w:rPr>
+        <w:rFonts w:ascii="Wingdings" w:hAnsi="Wingdings" w:hint="default"/>
+      </w:rPr>
+    </w:lvl>
+  </w:abstractNum>
+  <w:abstractNum w:abstractNumId="1" w15:restartNumberingAfterBreak="0">
+    <w:nsid w:val="46C0081A"/>
+    <w:multiLevelType w:val="hybridMultilevel"/>
+    <w:tmpl w:val="13620BDA"/>
+    <w:lvl w:ilvl="0" w:tplc="72244D40">
+      <w:start w:val="1"/>
+      <w:numFmt w:val="bullet"/>
+      <w:lvlText w:val="-"/>
+      <w:lvlJc w:val="left"/>
+      <w:pPr>
+        <w:ind w:left="720" w:hanging="360"/>
+      </w:pPr>
+      <w:rPr>
+        <w:rFonts w:ascii="Aptos" w:eastAsiaTheme="minorHAnsi" w:hAnsi="Aptos" w:cstheme="minorBidi" w:hint="default"/>
+      </w:rPr>
+    </w:lvl>
+    <w:lvl w:ilvl="1" w:tplc="20000003" w:tentative="1">
+      <w:start w:val="1"/>
+      <w:numFmt w:val="bullet"/>
+      <w:lvlText w:val="o"/>
+      <w:lvlJc w:val="left"/>
+      <w:pPr>
+        <w:ind w:left="1440" w:hanging="360"/>
+      </w:pPr>
+      <w:rPr>
+        <w:rFonts w:ascii="Courier New" w:hAnsi="Courier New" w:cs="Courier New" w:hint="default"/>
+      </w:rPr>
+    </w:lvl>
+    <w:lvl w:ilvl="2" w:tplc="20000005" w:tentative="1">
+      <w:start w:val="1"/>
+      <w:numFmt w:val="bullet"/>
+      <w:lvlText w:val=""/>
+      <w:lvlJc w:val="left"/>
+      <w:pPr>
+        <w:ind w:left="2160" w:hanging="360"/>
+      </w:pPr>
+      <w:rPr>
+        <w:rFonts w:ascii="Wingdings" w:hAnsi="Wingdings" w:hint="default"/>
+      </w:rPr>
+    </w:lvl>
+    <w:lvl w:ilvl="3" w:tplc="20000001" w:tentative="1">
+      <w:start w:val="1"/>
+      <w:numFmt w:val="bullet"/>
+      <w:lvlText w:val=""/>
+      <w:lvlJc w:val="left"/>
+      <w:pPr>
+        <w:ind w:left="2880" w:hanging="360"/>
+      </w:pPr>
+      <w:rPr>
+        <w:rFonts w:ascii="Symbol" w:hAnsi="Symbol" w:hint="default"/>
+      </w:rPr>
+    </w:lvl>
+    <w:lvl w:ilvl="4" w:tplc="20000003" w:tentative="1">
+      <w:start w:val="1"/>
+      <w:numFmt w:val="bullet"/>
+      <w:lvlText w:val="o"/>
+      <w:lvlJc w:val="left"/>
+      <w:pPr>
+        <w:ind w:left="3600" w:hanging="360"/>
+      </w:pPr>
+      <w:rPr>
+        <w:rFonts w:ascii="Courier New" w:hAnsi="Courier New" w:cs="Courier New" w:hint="default"/>
+      </w:rPr>
+    </w:lvl>
+    <w:lvl w:ilvl="5" w:tplc="20000005" w:tentative="1">
+      <w:start w:val="1"/>
+      <w:numFmt w:val="bullet"/>
+      <w:lvlText w:val=""/>
+      <w:lvlJc w:val="left"/>
+      <w:pPr>
+        <w:ind w:left="4320" w:hanging="360"/>
+      </w:pPr>
+      <w:rPr>
+        <w:rFonts w:ascii="Wingdings" w:hAnsi="Wingdings" w:hint="default"/>
+      </w:rPr>
+    </w:lvl>
+    <w:lvl w:ilvl="6" w:tplc="20000001" w:tentative="1">
+      <w:start w:val="1"/>
+      <w:numFmt w:val="bullet"/>
+      <w:lvlText w:val=""/>
+      <w:lvlJc w:val="left"/>
+      <w:pPr>
+        <w:ind w:left="5040" w:hanging="360"/>
+      </w:pPr>
+      <w:rPr>
+        <w:rFonts w:ascii="Symbol" w:hAnsi="Symbol" w:hint="default"/>
+      </w:rPr>
+    </w:lvl>
+    <w:lvl w:ilvl="7" w:tplc="20000003" w:tentative="1">
+      <w:start w:val="1"/>
+      <w:numFmt w:val="bullet"/>
+      <w:lvlText w:val="o"/>
+      <w:lvlJc w:val="left"/>
+      <w:pPr>
+        <w:ind w:left="5760" w:hanging="360"/>
+      </w:pPr>
+      <w:rPr>
+        <w:rFonts w:ascii="Courier New" w:hAnsi="Courier New" w:cs="Courier New" w:hint="default"/>
+      </w:rPr>
+    </w:lvl>
+    <w:lvl w:ilvl="8" w:tplc="20000005" w:tentative="1">
+      <w:start w:val="1"/>
+      <w:numFmt w:val="bullet"/>
+      <w:lvlText w:val=""/>
+      <w:lvlJc w:val="left"/>
+      <w:pPr>
+        <w:ind w:left="6480" w:hanging="360"/>
+      </w:pPr>
+      <w:rPr>
+        <w:rFonts w:ascii="Wingdings" w:hAnsi="Wingdings" w:hint="default"/>
+      </w:rPr>
+    </w:lvl>
+  </w:abstractNum>
+  <w:abstractNum w:abstractNumId="2" w15:restartNumberingAfterBreak="0">
+    <w:nsid w:val="52F72558"/>
+    <w:multiLevelType w:val="hybridMultilevel"/>
+    <w:tmpl w:val="A16C12F0"/>
+    <w:lvl w:ilvl="0" w:tplc="6AEC7FAE">
+      <w:start w:val="1"/>
+      <w:numFmt w:val="bullet"/>
+      <w:lvlText w:val="-"/>
+      <w:lvlJc w:val="left"/>
+      <w:pPr>
+        <w:ind w:left="720" w:hanging="360"/>
+      </w:pPr>
+      <w:rPr>
+        <w:rFonts w:ascii="Aptos" w:eastAsiaTheme="minorHAnsi" w:hAnsi="Aptos" w:cstheme="minorBidi" w:hint="default"/>
+      </w:rPr>
+    </w:lvl>
+    <w:lvl w:ilvl="1" w:tplc="20000003" w:tentative="1">
+      <w:start w:val="1"/>
+      <w:numFmt w:val="bullet"/>
+      <w:lvlText w:val="o"/>
+      <w:lvlJc w:val="left"/>
+      <w:pPr>
+        <w:ind w:left="1440" w:hanging="360"/>
+      </w:pPr>
+      <w:rPr>
+        <w:rFonts w:ascii="Courier New" w:hAnsi="Courier New" w:cs="Courier New" w:hint="default"/>
+      </w:rPr>
+    </w:lvl>
+    <w:lvl w:ilvl="2" w:tplc="20000005" w:tentative="1">
+      <w:start w:val="1"/>
+      <w:numFmt w:val="bullet"/>
+      <w:lvlText w:val=""/>
+      <w:lvlJc w:val="left"/>
+      <w:pPr>
+        <w:ind w:left="2160" w:hanging="360"/>
+      </w:pPr>
+      <w:rPr>
+        <w:rFonts w:ascii="Wingdings" w:hAnsi="Wingdings" w:hint="default"/>
+      </w:rPr>
+    </w:lvl>
+    <w:lvl w:ilvl="3" w:tplc="20000001" w:tentative="1">
+      <w:start w:val="1"/>
+      <w:numFmt w:val="bullet"/>
+      <w:lvlText w:val=""/>
+      <w:lvlJc w:val="left"/>
+      <w:pPr>
+        <w:ind w:left="2880" w:hanging="360"/>
+      </w:pPr>
+      <w:rPr>
+        <w:rFonts w:ascii="Symbol" w:hAnsi="Symbol" w:hint="default"/>
+      </w:rPr>
+    </w:lvl>
+    <w:lvl w:ilvl="4" w:tplc="20000003" w:tentative="1">
+      <w:start w:val="1"/>
+      <w:numFmt w:val="bullet"/>
+      <w:lvlText w:val="o"/>
+      <w:lvlJc w:val="left"/>
+      <w:pPr>
+        <w:ind w:left="3600" w:hanging="360"/>
+      </w:pPr>
+      <w:rPr>
+        <w:rFonts w:ascii="Courier New" w:hAnsi="Courier New" w:cs="Courier New" w:hint="default"/>
+      </w:rPr>
+    </w:lvl>
+    <w:lvl w:ilvl="5" w:tplc="20000005" w:tentative="1">
+      <w:start w:val="1"/>
+      <w:numFmt w:val="bullet"/>
+      <w:lvlText w:val=""/>
+      <w:lvlJc w:val="left"/>
+      <w:pPr>
+        <w:ind w:left="4320" w:hanging="360"/>
+      </w:pPr>
+      <w:rPr>
+        <w:rFonts w:ascii="Wingdings" w:hAnsi="Wingdings" w:hint="default"/>
+      </w:rPr>
+    </w:lvl>
+    <w:lvl w:ilvl="6" w:tplc="20000001" w:tentative="1">
+      <w:start w:val="1"/>
+      <w:numFmt w:val="bullet"/>
+      <w:lvlText w:val=""/>
+      <w:lvlJc w:val="left"/>
+      <w:pPr>
+        <w:ind w:left="5040" w:hanging="360"/>
+      </w:pPr>
+      <w:rPr>
+        <w:rFonts w:ascii="Symbol" w:hAnsi="Symbol" w:hint="default"/>
+      </w:rPr>
+    </w:lvl>
+    <w:lvl w:ilvl="7" w:tplc="20000003" w:tentative="1">
+      <w:start w:val="1"/>
+      <w:numFmt w:val="bullet"/>
+      <w:lvlText w:val="o"/>
+      <w:lvlJc w:val="left"/>
+      <w:pPr>
+        <w:ind w:left="5760" w:hanging="360"/>
+      </w:pPr>
+      <w:rPr>
+        <w:rFonts w:ascii="Courier New" w:hAnsi="Courier New" w:cs="Courier New" w:hint="default"/>
+      </w:rPr>
+    </w:lvl>
+    <w:lvl w:ilvl="8" w:tplc="20000005" w:tentative="1">
+      <w:start w:val="1"/>
+      <w:numFmt w:val="bullet"/>
+      <w:lvlText w:val=""/>
+      <w:lvlJc w:val="left"/>
+      <w:pPr>
+        <w:ind w:left="6480" w:hanging="360"/>
+      </w:pPr>
+      <w:rPr>
+        <w:rFonts w:ascii="Wingdings" w:hAnsi="Wingdings" w:hint="default"/>
+      </w:rPr>
+    </w:lvl>
+  </w:abstractNum>
+  <w:num w:numId="1" w16cid:durableId="1608273118">
+    <w:abstractNumId w:val="1"/>
+  </w:num>
+  <w:num w:numId="2" w16cid:durableId="1959991251">
+    <w:abstractNumId w:val="0"/>
+  </w:num>
+  <w:num w:numId="3" w16cid:durableId="1142693270">
+    <w:abstractNumId w:val="2"/>
+  </w:num>
+</w:numbering>
+</file>
+
 <file path=word/styles.xml><?xml version="1.0" encoding="utf-8"?>
-<w:styles xmlns:mc="http://schemas.openxmlformats.org/markup-compatibility/2006" xmlns:r="http://schemas.openxmlformats.org/officeDocument/2006/relationships" xmlns:w="http://schemas.openxmlformats.org/wordprocessingml/2006/main" xmlns:w14="http://schemas.microsoft.com/office/word/2010/wordml" xmlns:w15="http://schemas.microsoft.com/office/word/2012/wordml" xmlns:w16cex="http://schemas.microsoft.com/office/word/2018/wordml/cex" xmlns:w16cid="http://schemas.microsoft.com/office/word/2016/wordml/cid" xmlns:w16="http://schemas.microsoft.com/office/word/2018/wordml" xmlns:w16sdtdh="http://schemas.microsoft.com/office/word/2020/wordml/sdtdatahash" xmlns:w16sdtfl="http://schemas.microsoft.com/office/word/2024/wordml/sdtformatlock" xmlns:w16se="http://schemas.microsoft.com/office/word/2015/wordml/symex" xmlns:w16du="http://schemas.microsoft.com/office/word/2023/wordml/word16du" mc:Ignorable="w14 w15 w16se w16cid w16 w16cex w16sdtdh w16sdtfl w16du">
+<w:styles xmlns:mc="http://schemas.openxmlformats.org/markup-compatibility/2006" xmlns:r="http://schemas.openxmlformats.org/officeDocument/2006/relationships" xmlns:w="http://schemas.openxmlformats.org/wordprocessingml/2006/main" xmlns:w14="http://schemas.microsoft.com/office/word/2010/wordml" xmlns:w15="http://schemas.microsoft.com/office/word/2012/wordml" xmlns:w16cex="http://schemas.microsoft.com/office/word/2018/wordml/cex" xmlns:w16cid="http://schemas.microsoft.com/office/word/2016/wordml/cid" xmlns:w16="http://schemas.microsoft.com/office/word/2018/wordml" xmlns:w16du="http://schemas.microsoft.com/office/word/2023/wordml/word16du" xmlns:w16sdtdh="http://schemas.microsoft.com/office/word/2020/wordml/sdtdatahash" xmlns:w16sdtfl="http://schemas.microsoft.com/office/word/2024/wordml/sdtformatlock" xmlns:w16se="http://schemas.microsoft.com/office/word/2015/wordml/symex" mc:Ignorable="w14 w15 w16se w16cid w16 w16cex w16sdtdh w16sdtfl w16du">
   <w:docDefaults>
     <w:rPrDefault>
       <w:rPr>
@@ -3134,6 +5673,7 @@
   <w:style w:type="paragraph" w:default="1" w:styleId="a">
     <w:name w:val="Normal"/>
     <w:qFormat/>
+    <w:rsid w:val="00671907"/>
   </w:style>
   <w:style w:type="paragraph" w:styleId="1">
     <w:name w:val="heading 1"/>
@@ -3651,6 +6191,50 @@
       <w:spacing w:val="5"/>
     </w:rPr>
   </w:style>
+  <w:style w:type="paragraph" w:styleId="ac">
+    <w:name w:val="header"/>
+    <w:basedOn w:val="a"/>
+    <w:link w:val="ad"/>
+    <w:uiPriority w:val="99"/>
+    <w:unhideWhenUsed/>
+    <w:rsid w:val="0069649F"/>
+    <w:pPr>
+      <w:tabs>
+        <w:tab w:val="center" w:pos="4677"/>
+        <w:tab w:val="right" w:pos="9355"/>
+      </w:tabs>
+      <w:spacing w:after="0" w:line="240" w:lineRule="auto"/>
+    </w:pPr>
+  </w:style>
+  <w:style w:type="character" w:customStyle="1" w:styleId="ad">
+    <w:name w:val="Верхний колонтитул Знак"/>
+    <w:basedOn w:val="a0"/>
+    <w:link w:val="ac"/>
+    <w:uiPriority w:val="99"/>
+    <w:rsid w:val="0069649F"/>
+  </w:style>
+  <w:style w:type="paragraph" w:styleId="ae">
+    <w:name w:val="footer"/>
+    <w:basedOn w:val="a"/>
+    <w:link w:val="af"/>
+    <w:uiPriority w:val="99"/>
+    <w:unhideWhenUsed/>
+    <w:rsid w:val="0069649F"/>
+    <w:pPr>
+      <w:tabs>
+        <w:tab w:val="center" w:pos="4677"/>
+        <w:tab w:val="right" w:pos="9355"/>
+      </w:tabs>
+      <w:spacing w:after="0" w:line="240" w:lineRule="auto"/>
+    </w:pPr>
+  </w:style>
+  <w:style w:type="character" w:customStyle="1" w:styleId="af">
+    <w:name w:val="Нижний колонтитул Знак"/>
+    <w:basedOn w:val="a0"/>
+    <w:link w:val="ae"/>
+    <w:uiPriority w:val="99"/>
+    <w:rsid w:val="0069649F"/>
+  </w:style>
 </w:styles>
 </file>
 
